--- a/documents/tpp/addendum-rv-park-n-protect.docx
+++ b/documents/tpp/addendum-rv-park-n-protect.docx
@@ -1,8 +1,8 @@
 
 <file path=word/document.xml><?xml version="1.0" encoding="utf-8"?>
-<w:document xmlns:ns1="http://schemas.openxmlformats.org/markup-compatibility/2006" xmlns:ns10="http://schemas.microsoft.com/office/word/2010/wordprocessingGroup" xmlns:ns11="http://schemas.microsoft.com/office/word/2010/wordprocessingShape" xmlns:ns12="urn:schemas-microsoft-com:vml" xmlns:ns13="urn:schemas-microsoft-com:office:office" xmlns:ns14="urn:schemas-microsoft-com:office:word" xmlns:ns2="http://schemas.microsoft.com/office/word/2010/wordml" xmlns:ns3="http://schemas.openxmlformats.org/drawingml/2006/wordprocessingDrawing" xmlns:ns4="http://schemas.microsoft.com/office/word/2010/wordprocessingDrawing" xmlns:ns5="http://schemas.openxmlformats.org/drawingml/2006/main" xmlns:ns6="http://schemas.microsoft.com/office/drawing/2014/main" xmlns:ns7="http://schemas.openxmlformats.org/drawingml/2006/picture" xmlns:ns8="http://schemas.openxmlformats.org/officeDocument/2006/relationships" xmlns:ns9="http://schemas.microsoft.com/office/drawing/2010/main" xmlns:w="http://schemas.openxmlformats.org/wordprocessingml/2006/main" ns1:Ignorable="w14 w15 w16se w16cid w16 w16cex w16sdtdh w16sdtfl w16du wp14">
+<w:document xmlns:wpc="http://schemas.microsoft.com/office/word/2010/wordprocessingCanvas" xmlns:cx="http://schemas.microsoft.com/office/drawing/2014/chartex" xmlns:cx1="http://schemas.microsoft.com/office/drawing/2015/9/8/chartex" xmlns:cx2="http://schemas.microsoft.com/office/drawing/2015/10/21/chartex" xmlns:cx3="http://schemas.microsoft.com/office/drawing/2016/5/9/chartex" xmlns:cx4="http://schemas.microsoft.com/office/drawing/2016/5/10/chartex" xmlns:cx5="http://schemas.microsoft.com/office/drawing/2016/5/11/chartex" xmlns:cx6="http://schemas.microsoft.com/office/drawing/2016/5/12/chartex" xmlns:cx7="http://schemas.microsoft.com/office/drawing/2016/5/13/chartex" xmlns:cx8="http://schemas.microsoft.com/office/drawing/2016/5/14/chartex" xmlns:mc="http://schemas.openxmlformats.org/markup-compatibility/2006" xmlns:aink="http://schemas.microsoft.com/office/drawing/2016/ink" xmlns:am3d="http://schemas.microsoft.com/office/drawing/2017/model3d" xmlns:o="urn:schemas-microsoft-com:office:office" xmlns:oel="http://schemas.microsoft.com/office/2019/extlst" xmlns:r="http://schemas.openxmlformats.org/officeDocument/2006/relationships" xmlns:m="http://schemas.openxmlformats.org/officeDocument/2006/math" xmlns:v="urn:schemas-microsoft-com:vml" xmlns:wp14="http://schemas.microsoft.com/office/word/2010/wordprocessingDrawing" xmlns:wp="http://schemas.openxmlformats.org/drawingml/2006/wordprocessingDrawing" xmlns:w10="urn:schemas-microsoft-com:office:word" xmlns:w="http://schemas.openxmlformats.org/wordprocessingml/2006/main" xmlns:w14="http://schemas.microsoft.com/office/word/2010/wordml" xmlns:w15="http://schemas.microsoft.com/office/word/2012/wordml" xmlns:w16cei="http://schemas.microsoft.com/office/word/2026/wordml/cei" xmlns:w16cex="http://schemas.microsoft.com/office/word/2018/wordml/cex" xmlns:w16cid="http://schemas.microsoft.com/office/word/2016/wordml/cid" xmlns:w16="http://schemas.microsoft.com/office/word/2018/wordml" xmlns:w16du="http://schemas.microsoft.com/office/word/2023/wordml/word16du" xmlns:w16sdtdh="http://schemas.microsoft.com/office/word/2020/wordml/sdtdatahash" xmlns:w16sdtfl="http://schemas.microsoft.com/office/word/2024/wordml/sdtformatlock" xmlns:w16se="http://schemas.microsoft.com/office/word/2015/wordml/symex" xmlns:wpg="http://schemas.microsoft.com/office/word/2010/wordprocessingGroup" xmlns:wpi="http://schemas.microsoft.com/office/word/2010/wordprocessingInk" xmlns:wne="http://schemas.microsoft.com/office/word/2006/wordml" xmlns:wps="http://schemas.microsoft.com/office/word/2010/wordprocessingShape" mc:Ignorable="w14 w15 w16se w16cid w16 w16cex w16sdtdh w16sdtfl w16du wp14">
   <w:body>
-    <w:p ns2:paraId="213E03DC" ns2:textId="6CF2522B">
+    <w:p>
       <w:pPr>
         <w:pStyle w:val="BodyText"/>
         <w:rPr>
@@ -15,77 +15,77 @@
           <w:noProof/>
         </w:rPr>
         <w:drawing>
-          <ns3:anchor distT="0" distB="0" distL="114300" distR="114300" simplePos="0" relativeHeight="251658240" behindDoc="0" locked="0" layoutInCell="1" allowOverlap="1" ns4:anchorId="0DCB27B9" ns4:editId="5CDCFD51">
-            <ns3:simplePos x="0" y="0"/>
-            <ns3:positionH relativeFrom="margin">
-              <ns3:posOffset>374650</ns3:posOffset>
-            </ns3:positionH>
-            <ns3:positionV relativeFrom="paragraph">
-              <ns3:posOffset>-101600</ns3:posOffset>
-            </ns3:positionV>
-            <ns3:extent cx="1123950" cy="1123950"/>
-            <ns3:effectExtent l="0" t="0" r="0" b="0"/>
-            <ns3:wrapNone/>
-            <ns3:docPr id="107116139" name="Picture 9" descr="A green and white logo&#10;&#10;AI-generated content may be incorrect.">
-              <ns5:extLst>
-                <ns5:ext uri="{FF2B5EF4-FFF2-40B4-BE49-F238E27FC236}">
-                  <ns6:creationId id="{BF439BB5-20FD-DD52-34D0-AE442A096175}"/>
-                </ns5:ext>
-              </ns5:extLst>
-            </ns3:docPr>
-            <ns3:cNvGraphicFramePr>
-              <ns5:graphicFrameLocks noChangeAspect="1"/>
-            </ns3:cNvGraphicFramePr>
-            <ns5:graphic>
-              <ns5:graphicData uri="http://schemas.openxmlformats.org/drawingml/2006/picture">
-                <ns7:pic>
-                  <ns7:nvPicPr>
-                    <ns7:cNvPr id="10" name="Picture 9" descr="A green and white logo&#10;&#10;AI-generated content may be incorrect.">
-                      <ns5:extLst>
-                        <ns5:ext uri="{FF2B5EF4-FFF2-40B4-BE49-F238E27FC236}">
-                          <ns6:creationId id="{BF439BB5-20FD-DD52-34D0-AE442A096175}"/>
-                        </ns5:ext>
-                      </ns5:extLst>
-                    </ns7:cNvPr>
-                    <ns7:cNvPicPr>
-                      <ns5:picLocks noChangeAspect="1"/>
-                    </ns7:cNvPicPr>
-                  </ns7:nvPicPr>
-                  <ns7:blipFill>
-                    <ns5:blip ns8:embed="rId5" cstate="print">
-                      <ns5:extLst>
-                        <ns5:ext uri="{28A0092B-C50C-407E-A947-70E740481C1C}">
-                          <ns9:useLocalDpi val="0"/>
-                        </ns5:ext>
-                      </ns5:extLst>
-                    </ns5:blip>
-                    <ns5:stretch>
-                      <ns5:fillRect/>
-                    </ns5:stretch>
-                  </ns7:blipFill>
-                  <ns7:spPr>
-                    <ns5:xfrm>
-                      <ns5:off x="0" y="0"/>
-                      <ns5:ext cx="1123950" cy="1123950"/>
-                    </ns5:xfrm>
-                    <ns5:prstGeom prst="rect">
-                      <ns5:avLst/>
-                    </ns5:prstGeom>
-                  </ns7:spPr>
-                </ns7:pic>
-              </ns5:graphicData>
-            </ns5:graphic>
-            <ns4:sizeRelH relativeFrom="margin">
-              <ns4:pctWidth>0</ns4:pctWidth>
-            </ns4:sizeRelH>
-            <ns4:sizeRelV relativeFrom="margin">
-              <ns4:pctHeight>0</ns4:pctHeight>
-            </ns4:sizeRelV>
-          </ns3:anchor>
+          <wp:anchor distT="0" distB="0" distL="114300" distR="114300" simplePos="0" relativeHeight="251658240" behindDoc="0" locked="0" layoutInCell="1" allowOverlap="1" wp14:anchorId="0DCB27B9" wp14:editId="5CDCFD51">
+            <wp:simplePos x="0" y="0"/>
+            <wp:positionH relativeFrom="margin">
+              <wp:posOffset>374650</wp:posOffset>
+            </wp:positionH>
+            <wp:positionV relativeFrom="paragraph">
+              <wp:posOffset>-101600</wp:posOffset>
+            </wp:positionV>
+            <wp:extent cx="1123950" cy="1123950"/>
+            <wp:effectExtent l="0" t="0" r="0" b="0"/>
+            <wp:wrapNone/>
+            <wp:docPr id="107116139" name="Picture 9" descr="A green and white logo&#10;&#10;AI-generated content may be incorrect.">
+              <a:extLst xmlns:a="http://schemas.openxmlformats.org/drawingml/2006/main">
+                <a:ext uri="{FF2B5EF4-FFF2-40B4-BE49-F238E27FC236}">
+                  <a16:creationId xmlns:a16="http://schemas.microsoft.com/office/drawing/2014/main" id="{BF439BB5-20FD-DD52-34D0-AE442A096175}"/>
+                </a:ext>
+              </a:extLst>
+            </wp:docPr>
+            <wp:cNvGraphicFramePr>
+              <a:graphicFrameLocks xmlns:a="http://schemas.openxmlformats.org/drawingml/2006/main" noChangeAspect="1"/>
+            </wp:cNvGraphicFramePr>
+            <a:graphic xmlns:a="http://schemas.openxmlformats.org/drawingml/2006/main">
+              <a:graphicData uri="http://schemas.openxmlformats.org/drawingml/2006/picture">
+                <pic:pic xmlns:pic="http://schemas.openxmlformats.org/drawingml/2006/picture">
+                  <pic:nvPicPr>
+                    <pic:cNvPr id="10" name="Picture 9" descr="A green and white logo&#10;&#10;AI-generated content may be incorrect.">
+                      <a:extLst>
+                        <a:ext uri="{FF2B5EF4-FFF2-40B4-BE49-F238E27FC236}">
+                          <a16:creationId xmlns:a16="http://schemas.microsoft.com/office/drawing/2014/main" id="{BF439BB5-20FD-DD52-34D0-AE442A096175}"/>
+                        </a:ext>
+                      </a:extLst>
+                    </pic:cNvPr>
+                    <pic:cNvPicPr>
+                      <a:picLocks noChangeAspect="1"/>
+                    </pic:cNvPicPr>
+                  </pic:nvPicPr>
+                  <pic:blipFill>
+                    <a:blip r:embed="rId5" cstate="print">
+                      <a:extLst>
+                        <a:ext uri="{28A0092B-C50C-407E-A947-70E740481C1C}">
+                          <a14:useLocalDpi xmlns:a14="http://schemas.microsoft.com/office/drawing/2010/main" val="0"/>
+                        </a:ext>
+                      </a:extLst>
+                    </a:blip>
+                    <a:stretch>
+                      <a:fillRect/>
+                    </a:stretch>
+                  </pic:blipFill>
+                  <pic:spPr>
+                    <a:xfrm>
+                      <a:off x="0" y="0"/>
+                      <a:ext cx="1123950" cy="1123950"/>
+                    </a:xfrm>
+                    <a:prstGeom prst="rect">
+                      <a:avLst/>
+                    </a:prstGeom>
+                  </pic:spPr>
+                </pic:pic>
+              </a:graphicData>
+            </a:graphic>
+            <wp14:sizeRelH relativeFrom="margin">
+              <wp14:pctWidth>0</wp14:pctWidth>
+            </wp14:sizeRelH>
+            <wp14:sizeRelV relativeFrom="margin">
+              <wp14:pctHeight>0</wp14:pctHeight>
+            </wp14:sizeRelV>
+          </wp:anchor>
         </w:drawing>
       </w:r>
     </w:p>
-    <w:p ns2:paraId="6326E4CA" ns2:textId="77777777">
+    <w:p>
       <w:pPr>
         <w:pStyle w:val="Title"/>
       </w:pPr>
@@ -129,7 +129,7 @@
         <w:t>Plan</w:t>
       </w:r>
     </w:p>
-    <w:p ns2:paraId="6623F95D" ns2:textId="77777777">
+    <w:p>
       <w:pPr>
         <w:tabs>
           <w:tab w:val="left" w:pos="5374"/>
@@ -212,7 +212,7 @@
         <w:tab/>
       </w:r>
     </w:p>
-    <w:p ns2:paraId="0D2258C7" ns2:textId="77777777">
+    <w:p>
       <w:pPr>
         <w:pStyle w:val="Heading1"/>
         <w:spacing w:before="172"/>
@@ -222,450 +222,450 @@
         <w:rPr>
           <w:noProof/>
         </w:rPr>
-        <ns1:AlternateContent>
-          <ns1:Choice Requires="wpg">
+        <mc:AlternateContent>
+          <mc:Choice Requires="wpg">
             <w:drawing>
-              <ns3:anchor distT="0" distB="0" distL="114300" distR="114300" simplePos="0" relativeHeight="15725568" behindDoc="0" locked="0" layoutInCell="1" allowOverlap="1" ns4:anchorId="6355D8CB" ns4:editId="6F6ADCE7">
-                <ns3:simplePos x="0" y="0"/>
-                <ns3:positionH relativeFrom="page">
-                  <ns3:posOffset>161925</ns3:posOffset>
-                </ns3:positionH>
-                <ns3:positionV relativeFrom="paragraph">
-                  <ns3:posOffset>5715</ns3:posOffset>
-                </ns3:positionV>
-                <ns3:extent cx="1882775" cy="6096000"/>
-                <ns3:effectExtent l="0" t="0" r="3175" b="0"/>
-                <ns3:wrapNone/>
-                <ns3:docPr id="25" name="docshapegroup1"/>
-                <ns3:cNvGraphicFramePr>
-                  <ns5:graphicFrameLocks/>
-                </ns3:cNvGraphicFramePr>
-                <ns5:graphic>
-                  <ns5:graphicData uri="http://schemas.microsoft.com/office/word/2010/wordprocessingGroup">
-                    <ns10:wgp>
-                      <ns10:cNvGrpSpPr>
-                        <ns5:grpSpLocks/>
-                      </ns10:cNvGrpSpPr>
-                      <ns10:grpSpPr bwMode="auto">
-                        <ns5:xfrm>
-                          <ns5:off x="0" y="0"/>
-                          <ns5:ext cx="1882775" cy="6096000"/>
-                          <ns5:chOff x="249" y="670"/>
-                          <ns5:chExt cx="2967" cy="9924"/>
-                        </ns5:xfrm>
-                      </ns10:grpSpPr>
-                      <ns7:pic>
-                        <ns7:nvPicPr>
-                          <ns7:cNvPr id="26" name="docshape2"/>
-                          <ns7:cNvPicPr>
-                            <ns5:picLocks noChangeAspect="1" noChangeArrowheads="1"/>
-                          </ns7:cNvPicPr>
-                        </ns7:nvPicPr>
-                        <ns7:blipFill>
-                          <ns5:blip ns8:embed="rId6">
-                            <ns5:extLst>
-                              <ns5:ext uri="{28A0092B-C50C-407E-A947-70E740481C1C}">
-                                <ns9:useLocalDpi val="0"/>
-                              </ns5:ext>
-                            </ns5:extLst>
-                          </ns5:blip>
-                          <ns5:srcRect/>
-                          <ns5:stretch>
-                            <ns5:fillRect/>
-                          </ns5:stretch>
-                        </ns7:blipFill>
-                        <ns7:spPr bwMode="auto">
-                          <ns5:xfrm>
-                            <ns5:off x="251" y="674"/>
-                            <ns5:ext cx="2963" cy="9900"/>
-                          </ns5:xfrm>
-                          <ns5:prstGeom prst="rect">
-                            <ns5:avLst/>
-                          </ns5:prstGeom>
-                          <ns5:noFill/>
-                          <ns5:extLst>
-                            <ns5:ext uri="{909E8E84-426E-40DD-AFC4-6F175D3DCCD1}">
-                              <ns9:hiddenFill>
-                                <ns5:solidFill>
-                                  <ns5:srgbClr val="FFFFFF"/>
-                                </ns5:solidFill>
-                              </ns9:hiddenFill>
-                            </ns5:ext>
-                          </ns5:extLst>
-                        </ns7:spPr>
-                      </ns7:pic>
-                      <ns11:wsp>
-                        <ns11:cNvPr id="27" name="docshape3"/>
-                        <ns11:cNvSpPr>
-                          <ns5:spLocks/>
-                        </ns11:cNvSpPr>
-                        <ns11:spPr bwMode="auto">
-                          <ns5:xfrm>
-                            <ns5:off x="268" y="695"/>
-                            <ns5:ext cx="2929" cy="679"/>
-                          </ns5:xfrm>
-                          <ns5:custGeom>
-                            <ns5:avLst/>
-                            <ns5:gdLst>
-                              <ns5:gd name="T0" fmla="+- 0 3197 268"/>
-                              <ns5:gd name="T1" fmla="*/ T0 w 2929"/>
-                              <ns5:gd name="T2" fmla="+- 0 1353 696"/>
-                              <ns5:gd name="T3" fmla="*/ 1353 h 679"/>
-                              <ns5:gd name="T4" fmla="+- 0 268 268"/>
-                              <ns5:gd name="T5" fmla="*/ T4 w 2929"/>
-                              <ns5:gd name="T6" fmla="+- 0 1353 696"/>
-                              <ns5:gd name="T7" fmla="*/ 1353 h 679"/>
-                              <ns5:gd name="T8" fmla="+- 0 268 268"/>
-                              <ns5:gd name="T9" fmla="*/ T8 w 2929"/>
-                              <ns5:gd name="T10" fmla="+- 0 1374 696"/>
-                              <ns5:gd name="T11" fmla="*/ 1374 h 679"/>
-                              <ns5:gd name="T12" fmla="+- 0 3197 268"/>
-                              <ns5:gd name="T13" fmla="*/ T12 w 2929"/>
-                              <ns5:gd name="T14" fmla="+- 0 1374 696"/>
-                              <ns5:gd name="T15" fmla="*/ 1374 h 679"/>
-                              <ns5:gd name="T16" fmla="+- 0 3197 268"/>
-                              <ns5:gd name="T17" fmla="*/ T16 w 2929"/>
-                              <ns5:gd name="T18" fmla="+- 0 1353 696"/>
-                              <ns5:gd name="T19" fmla="*/ 1353 h 679"/>
-                              <ns5:gd name="T20" fmla="+- 0 3197 268"/>
-                              <ns5:gd name="T21" fmla="*/ T20 w 2929"/>
-                              <ns5:gd name="T22" fmla="+- 0 696 696"/>
-                              <ns5:gd name="T23" fmla="*/ 696 h 679"/>
-                              <ns5:gd name="T24" fmla="+- 0 268 268"/>
-                              <ns5:gd name="T25" fmla="*/ T24 w 2929"/>
-                              <ns5:gd name="T26" fmla="+- 0 696 696"/>
-                              <ns5:gd name="T27" fmla="*/ 696 h 679"/>
-                              <ns5:gd name="T28" fmla="+- 0 268 268"/>
-                              <ns5:gd name="T29" fmla="*/ T28 w 2929"/>
-                              <ns5:gd name="T30" fmla="+- 0 699 696"/>
-                              <ns5:gd name="T31" fmla="*/ 699 h 679"/>
-                              <ns5:gd name="T32" fmla="+- 0 3197 268"/>
-                              <ns5:gd name="T33" fmla="*/ T32 w 2929"/>
-                              <ns5:gd name="T34" fmla="+- 0 699 696"/>
-                              <ns5:gd name="T35" fmla="*/ 699 h 679"/>
-                              <ns5:gd name="T36" fmla="+- 0 3197 268"/>
-                              <ns5:gd name="T37" fmla="*/ T36 w 2929"/>
-                              <ns5:gd name="T38" fmla="+- 0 696 696"/>
-                              <ns5:gd name="T39" fmla="*/ 696 h 679"/>
-                            </ns5:gdLst>
-                            <ns5:ahLst/>
-                            <ns5:cxnLst>
-                              <ns5:cxn ang="0">
-                                <ns5:pos x="T1" y="T3"/>
-                              </ns5:cxn>
-                              <ns5:cxn ang="0">
-                                <ns5:pos x="T5" y="T7"/>
-                              </ns5:cxn>
-                              <ns5:cxn ang="0">
-                                <ns5:pos x="T9" y="T11"/>
-                              </ns5:cxn>
-                              <ns5:cxn ang="0">
-                                <ns5:pos x="T13" y="T15"/>
-                              </ns5:cxn>
-                              <ns5:cxn ang="0">
-                                <ns5:pos x="T17" y="T19"/>
-                              </ns5:cxn>
-                              <ns5:cxn ang="0">
-                                <ns5:pos x="T21" y="T23"/>
-                              </ns5:cxn>
-                              <ns5:cxn ang="0">
-                                <ns5:pos x="T25" y="T27"/>
-                              </ns5:cxn>
-                              <ns5:cxn ang="0">
-                                <ns5:pos x="T29" y="T31"/>
-                              </ns5:cxn>
-                              <ns5:cxn ang="0">
-                                <ns5:pos x="T33" y="T35"/>
-                              </ns5:cxn>
-                              <ns5:cxn ang="0">
-                                <ns5:pos x="T37" y="T39"/>
-                              </ns5:cxn>
-                            </ns5:cxnLst>
-                            <ns5:rect l="0" t="0" r="r" b="b"/>
-                            <ns5:pathLst>
-                              <ns5:path w="2929" h="679">
-                                <ns5:moveTo>
-                                  <ns5:pt x="2929" y="657"/>
-                                </ns5:moveTo>
-                                <ns5:lnTo>
-                                  <ns5:pt x="0" y="657"/>
-                                </ns5:lnTo>
-                                <ns5:lnTo>
-                                  <ns5:pt x="0" y="678"/>
-                                </ns5:lnTo>
-                                <ns5:lnTo>
-                                  <ns5:pt x="2929" y="678"/>
-                                </ns5:lnTo>
-                                <ns5:lnTo>
-                                  <ns5:pt x="2929" y="657"/>
-                                </ns5:lnTo>
-                                <ns5:close/>
-                                <ns5:moveTo>
-                                  <ns5:pt x="2929" y="0"/>
-                                </ns5:moveTo>
-                                <ns5:lnTo>
-                                  <ns5:pt x="0" y="0"/>
-                                </ns5:lnTo>
-                                <ns5:lnTo>
-                                  <ns5:pt x="0" y="3"/>
-                                </ns5:lnTo>
-                                <ns5:lnTo>
-                                  <ns5:pt x="2929" y="3"/>
-                                </ns5:lnTo>
-                                <ns5:lnTo>
-                                  <ns5:pt x="2929" y="0"/>
-                                </ns5:lnTo>
-                                <ns5:close/>
-                              </ns5:path>
-                            </ns5:pathLst>
-                          </ns5:custGeom>
-                          <ns5:solidFill>
-                            <ns5:srgbClr val="B81F24"/>
-                          </ns5:solidFill>
-                          <ns5:ln>
-                            <ns5:noFill/>
-                          </ns5:ln>
-                          <ns5:extLst>
-                            <ns5:ext uri="{91240B29-F687-4F45-9708-019B960494DF}">
-                              <ns9:hiddenLine w="9525">
-                                <ns5:solidFill>
-                                  <ns5:srgbClr val="000000"/>
-                                </ns5:solidFill>
-                                <ns5:round/>
-                                <ns5:headEnd/>
-                                <ns5:tailEnd/>
-                              </ns9:hiddenLine>
-                            </ns5:ext>
-                          </ns5:extLst>
-                        </ns11:spPr>
-                        <ns11:bodyPr rot="0" vert="horz" wrap="square" lIns="91440" tIns="45720" rIns="91440" bIns="45720" anchor="t" anchorCtr="0" upright="1">
-                          <ns5:noAutofit/>
-                        </ns11:bodyPr>
-                      </ns11:wsp>
-                      <ns11:wsp>
-                        <ns11:cNvPr id="28" name="docshape4"/>
-                        <ns11:cNvSpPr>
-                          <ns5:spLocks/>
-                        </ns11:cNvSpPr>
-                        <ns11:spPr bwMode="auto">
-                          <ns5:xfrm>
-                            <ns5:off x="268" y="689"/>
-                            <ns5:ext cx="2929" cy="9885"/>
-                          </ns5:xfrm>
-                          <ns5:custGeom>
-                            <ns5:avLst/>
-                            <ns5:gdLst>
-                              <ns5:gd name="T0" fmla="+- 0 268 268"/>
-                              <ns5:gd name="T1" fmla="*/ T0 w 2929"/>
-                              <ns5:gd name="T2" fmla="+- 0 697 690"/>
-                              <ns5:gd name="T3" fmla="*/ 697 h 9885"/>
-                              <ns5:gd name="T4" fmla="+- 0 3197 268"/>
-                              <ns5:gd name="T5" fmla="*/ T4 w 2929"/>
-                              <ns5:gd name="T6" fmla="+- 0 697 690"/>
-                              <ns5:gd name="T7" fmla="*/ 697 h 9885"/>
-                              <ns5:gd name="T8" fmla="+- 0 3197 268"/>
-                              <ns5:gd name="T9" fmla="*/ T8 w 2929"/>
-                              <ns5:gd name="T10" fmla="+- 0 1374 690"/>
-                              <ns5:gd name="T11" fmla="*/ 1374 h 9885"/>
-                              <ns5:gd name="T12" fmla="+- 0 268 268"/>
-                              <ns5:gd name="T13" fmla="*/ T12 w 2929"/>
-                              <ns5:gd name="T14" fmla="+- 0 1374 690"/>
-                              <ns5:gd name="T15" fmla="*/ 1374 h 9885"/>
-                              <ns5:gd name="T16" fmla="+- 0 268 268"/>
-                              <ns5:gd name="T17" fmla="*/ T16 w 2929"/>
-                              <ns5:gd name="T18" fmla="+- 0 697 690"/>
-                              <ns5:gd name="T19" fmla="*/ 697 h 9885"/>
-                              <ns5:gd name="T20" fmla="+- 0 268 268"/>
-                              <ns5:gd name="T21" fmla="*/ T20 w 2929"/>
-                              <ns5:gd name="T22" fmla="+- 0 690 690"/>
-                              <ns5:gd name="T23" fmla="*/ 690 h 9885"/>
-                              <ns5:gd name="T24" fmla="+- 0 3197 268"/>
-                              <ns5:gd name="T25" fmla="*/ T24 w 2929"/>
-                              <ns5:gd name="T26" fmla="+- 0 690 690"/>
-                              <ns5:gd name="T27" fmla="*/ 690 h 9885"/>
-                              <ns5:gd name="T28" fmla="+- 0 3197 268"/>
-                              <ns5:gd name="T29" fmla="*/ T28 w 2929"/>
-                              <ns5:gd name="T30" fmla="+- 0 10574 690"/>
-                              <ns5:gd name="T31" fmla="*/ 10574 h 9885"/>
-                              <ns5:gd name="T32" fmla="+- 0 268 268"/>
-                              <ns5:gd name="T33" fmla="*/ T32 w 2929"/>
-                              <ns5:gd name="T34" fmla="+- 0 10574 690"/>
-                              <ns5:gd name="T35" fmla="*/ 10574 h 9885"/>
-                              <ns5:gd name="T36" fmla="+- 0 268 268"/>
-                              <ns5:gd name="T37" fmla="*/ T36 w 2929"/>
-                              <ns5:gd name="T38" fmla="+- 0 690 690"/>
-                              <ns5:gd name="T39" fmla="*/ 690 h 9885"/>
-                            </ns5:gdLst>
-                            <ns5:ahLst/>
-                            <ns5:cxnLst>
-                              <ns5:cxn ang="0">
-                                <ns5:pos x="T1" y="T3"/>
-                              </ns5:cxn>
-                              <ns5:cxn ang="0">
-                                <ns5:pos x="T5" y="T7"/>
-                              </ns5:cxn>
-                              <ns5:cxn ang="0">
-                                <ns5:pos x="T9" y="T11"/>
-                              </ns5:cxn>
-                              <ns5:cxn ang="0">
-                                <ns5:pos x="T13" y="T15"/>
-                              </ns5:cxn>
-                              <ns5:cxn ang="0">
-                                <ns5:pos x="T17" y="T19"/>
-                              </ns5:cxn>
-                              <ns5:cxn ang="0">
-                                <ns5:pos x="T21" y="T23"/>
-                              </ns5:cxn>
-                              <ns5:cxn ang="0">
-                                <ns5:pos x="T25" y="T27"/>
-                              </ns5:cxn>
-                              <ns5:cxn ang="0">
-                                <ns5:pos x="T29" y="T31"/>
-                              </ns5:cxn>
-                              <ns5:cxn ang="0">
-                                <ns5:pos x="T33" y="T35"/>
-                              </ns5:cxn>
-                              <ns5:cxn ang="0">
-                                <ns5:pos x="T37" y="T39"/>
-                              </ns5:cxn>
-                            </ns5:cxnLst>
-                            <ns5:rect l="0" t="0" r="r" b="b"/>
-                            <ns5:pathLst>
-                              <ns5:path w="2929" h="9885">
-                                <ns5:moveTo>
-                                  <ns5:pt x="0" y="7"/>
-                                </ns5:moveTo>
-                                <ns5:lnTo>
-                                  <ns5:pt x="2929" y="7"/>
-                                </ns5:lnTo>
-                                <ns5:lnTo>
-                                  <ns5:pt x="2929" y="684"/>
-                                </ns5:lnTo>
-                                <ns5:lnTo>
-                                  <ns5:pt x="0" y="684"/>
-                                </ns5:lnTo>
-                                <ns5:lnTo>
-                                  <ns5:pt x="0" y="7"/>
-                                </ns5:lnTo>
-                                <ns5:close/>
-                                <ns5:moveTo>
-                                  <ns5:pt x="0" y="0"/>
-                                </ns5:moveTo>
-                                <ns5:lnTo>
-                                  <ns5:pt x="2929" y="0"/>
-                                </ns5:lnTo>
-                                <ns5:lnTo>
-                                  <ns5:pt x="2929" y="9884"/>
-                                </ns5:lnTo>
-                                <ns5:lnTo>
-                                  <ns5:pt x="0" y="9884"/>
-                                </ns5:lnTo>
-                                <ns5:lnTo>
-                                  <ns5:pt x="0" y="0"/>
-                                </ns5:lnTo>
-                                <ns5:close/>
-                              </ns5:path>
-                            </ns5:pathLst>
-                          </ns5:custGeom>
-                          <ns5:noFill/>
-                          <ns5:ln w="24422">
-                            <ns5:solidFill>
-                              <ns5:srgbClr val="221F1F"/>
-                            </ns5:solidFill>
-                            <ns5:round/>
-                            <ns5:headEnd/>
-                            <ns5:tailEnd/>
-                          </ns5:ln>
-                          <ns5:extLst>
-                            <ns5:ext uri="{909E8E84-426E-40DD-AFC4-6F175D3DCCD1}">
-                              <ns9:hiddenFill>
-                                <ns5:solidFill>
-                                  <ns5:srgbClr val="FFFFFF"/>
-                                </ns5:solidFill>
-                              </ns9:hiddenFill>
-                            </ns5:ext>
-                          </ns5:extLst>
-                        </ns11:spPr>
-                        <ns11:bodyPr rot="0" vert="horz" wrap="square" lIns="91440" tIns="45720" rIns="91440" bIns="45720" anchor="t" anchorCtr="0" upright="1">
-                          <ns5:noAutofit/>
-                        </ns11:bodyPr>
-                      </ns11:wsp>
-                      <ns11:wsp>
-                        <ns11:cNvPr id="29" name="docshape5"/>
-                        <ns11:cNvSpPr>
-                          <ns5:spLocks noChangeArrowheads="1"/>
-                        </ns11:cNvSpPr>
-                        <ns11:spPr bwMode="auto">
-                          <ns5:xfrm>
-                            <ns5:off x="283" y="698"/>
-                            <ns5:ext cx="2901" cy="654"/>
-                          </ns5:xfrm>
-                          <ns5:prstGeom prst="rect">
-                            <ns5:avLst/>
-                          </ns5:prstGeom>
-                          <ns5:solidFill>
-                            <ns5:srgbClr val="00AF50"/>
-                          </ns5:solidFill>
-                          <ns5:ln>
-                            <ns5:noFill/>
-                          </ns5:ln>
-                          <ns5:extLst>
-                            <ns5:ext uri="{91240B29-F687-4F45-9708-019B960494DF}">
-                              <ns9:hiddenLine w="9525">
-                                <ns5:solidFill>
-                                  <ns5:srgbClr val="000000"/>
-                                </ns5:solidFill>
-                                <ns5:miter lim="800000"/>
-                                <ns5:headEnd/>
-                                <ns5:tailEnd/>
-                              </ns9:hiddenLine>
-                            </ns5:ext>
-                          </ns5:extLst>
-                        </ns11:spPr>
-                        <ns11:bodyPr rot="0" vert="horz" wrap="square" lIns="91440" tIns="45720" rIns="91440" bIns="45720" anchor="t" anchorCtr="0" upright="1">
-                          <ns5:noAutofit/>
-                        </ns11:bodyPr>
-                      </ns11:wsp>
-                      <ns11:wsp>
-                        <ns11:cNvPr id="30" name="docshape6"/>
-                        <ns11:cNvSpPr txBox="1">
-                          <ns5:spLocks noChangeArrowheads="1"/>
-                        </ns11:cNvSpPr>
-                        <ns11:spPr bwMode="auto">
-                          <ns5:xfrm>
-                            <ns5:off x="410" y="5285"/>
-                            <ns5:ext cx="2575" cy="2597"/>
-                          </ns5:xfrm>
-                          <ns5:prstGeom prst="rect">
-                            <ns5:avLst/>
-                          </ns5:prstGeom>
-                          <ns5:noFill/>
-                          <ns5:ln>
-                            <ns5:noFill/>
-                          </ns5:ln>
-                          <ns5:extLst>
-                            <ns5:ext uri="{909E8E84-426E-40DD-AFC4-6F175D3DCCD1}">
-                              <ns9:hiddenFill>
-                                <ns5:solidFill>
-                                  <ns5:srgbClr val="FFFFFF"/>
-                                </ns5:solidFill>
-                              </ns9:hiddenFill>
-                            </ns5:ext>
-                            <ns5:ext uri="{91240B29-F687-4F45-9708-019B960494DF}">
-                              <ns9:hiddenLine w="9525">
-                                <ns5:solidFill>
-                                  <ns5:srgbClr val="000000"/>
-                                </ns5:solidFill>
-                                <ns5:miter lim="800000"/>
-                                <ns5:headEnd/>
-                                <ns5:tailEnd/>
-                              </ns9:hiddenLine>
-                            </ns5:ext>
-                          </ns5:extLst>
-                        </ns11:spPr>
-                        <ns11:txbx>
+              <wp:anchor distT="0" distB="0" distL="114300" distR="114300" simplePos="0" relativeHeight="15725568" behindDoc="0" locked="0" layoutInCell="1" allowOverlap="1" wp14:anchorId="6355D8CB" wp14:editId="6F6ADCE7">
+                <wp:simplePos x="0" y="0"/>
+                <wp:positionH relativeFrom="page">
+                  <wp:posOffset>161925</wp:posOffset>
+                </wp:positionH>
+                <wp:positionV relativeFrom="paragraph">
+                  <wp:posOffset>5715</wp:posOffset>
+                </wp:positionV>
+                <wp:extent cx="1882775" cy="6096000"/>
+                <wp:effectExtent l="0" t="0" r="3175" b="0"/>
+                <wp:wrapNone/>
+                <wp:docPr id="25" name="docshapegroup1"/>
+                <wp:cNvGraphicFramePr>
+                  <a:graphicFrameLocks xmlns:a="http://schemas.openxmlformats.org/drawingml/2006/main"/>
+                </wp:cNvGraphicFramePr>
+                <a:graphic xmlns:a="http://schemas.openxmlformats.org/drawingml/2006/main">
+                  <a:graphicData uri="http://schemas.microsoft.com/office/word/2010/wordprocessingGroup">
+                    <wpg:wgp>
+                      <wpg:cNvGrpSpPr>
+                        <a:grpSpLocks/>
+                      </wpg:cNvGrpSpPr>
+                      <wpg:grpSpPr bwMode="auto">
+                        <a:xfrm>
+                          <a:off x="0" y="0"/>
+                          <a:ext cx="1882775" cy="6096000"/>
+                          <a:chOff x="249" y="670"/>
+                          <a:chExt cx="2967" cy="9924"/>
+                        </a:xfrm>
+                      </wpg:grpSpPr>
+                      <pic:pic xmlns:pic="http://schemas.openxmlformats.org/drawingml/2006/picture">
+                        <pic:nvPicPr>
+                          <pic:cNvPr id="26" name="docshape2"/>
+                          <pic:cNvPicPr>
+                            <a:picLocks noChangeAspect="1" noChangeArrowheads="1"/>
+                          </pic:cNvPicPr>
+                        </pic:nvPicPr>
+                        <pic:blipFill>
+                          <a:blip r:embed="rId6">
+                            <a:extLst>
+                              <a:ext uri="{28A0092B-C50C-407E-A947-70E740481C1C}">
+                                <a14:useLocalDpi xmlns:a14="http://schemas.microsoft.com/office/drawing/2010/main" val="0"/>
+                              </a:ext>
+                            </a:extLst>
+                          </a:blip>
+                          <a:srcRect/>
+                          <a:stretch>
+                            <a:fillRect/>
+                          </a:stretch>
+                        </pic:blipFill>
+                        <pic:spPr bwMode="auto">
+                          <a:xfrm>
+                            <a:off x="251" y="674"/>
+                            <a:ext cx="2963" cy="9900"/>
+                          </a:xfrm>
+                          <a:prstGeom prst="rect">
+                            <a:avLst/>
+                          </a:prstGeom>
+                          <a:noFill/>
+                          <a:extLst>
+                            <a:ext uri="{909E8E84-426E-40DD-AFC4-6F175D3DCCD1}">
+                              <a14:hiddenFill xmlns:a14="http://schemas.microsoft.com/office/drawing/2010/main">
+                                <a:solidFill>
+                                  <a:srgbClr val="FFFFFF"/>
+                                </a:solidFill>
+                              </a14:hiddenFill>
+                            </a:ext>
+                          </a:extLst>
+                        </pic:spPr>
+                      </pic:pic>
+                      <wps:wsp>
+                        <wps:cNvPr id="27" name="docshape3"/>
+                        <wps:cNvSpPr>
+                          <a:spLocks/>
+                        </wps:cNvSpPr>
+                        <wps:spPr bwMode="auto">
+                          <a:xfrm>
+                            <a:off x="268" y="695"/>
+                            <a:ext cx="2929" cy="679"/>
+                          </a:xfrm>
+                          <a:custGeom>
+                            <a:avLst/>
+                            <a:gdLst>
+                              <a:gd name="T0" fmla="+- 0 3197 268"/>
+                              <a:gd name="T1" fmla="*/ T0 w 2929"/>
+                              <a:gd name="T2" fmla="+- 0 1353 696"/>
+                              <a:gd name="T3" fmla="*/ 1353 h 679"/>
+                              <a:gd name="T4" fmla="+- 0 268 268"/>
+                              <a:gd name="T5" fmla="*/ T4 w 2929"/>
+                              <a:gd name="T6" fmla="+- 0 1353 696"/>
+                              <a:gd name="T7" fmla="*/ 1353 h 679"/>
+                              <a:gd name="T8" fmla="+- 0 268 268"/>
+                              <a:gd name="T9" fmla="*/ T8 w 2929"/>
+                              <a:gd name="T10" fmla="+- 0 1374 696"/>
+                              <a:gd name="T11" fmla="*/ 1374 h 679"/>
+                              <a:gd name="T12" fmla="+- 0 3197 268"/>
+                              <a:gd name="T13" fmla="*/ T12 w 2929"/>
+                              <a:gd name="T14" fmla="+- 0 1374 696"/>
+                              <a:gd name="T15" fmla="*/ 1374 h 679"/>
+                              <a:gd name="T16" fmla="+- 0 3197 268"/>
+                              <a:gd name="T17" fmla="*/ T16 w 2929"/>
+                              <a:gd name="T18" fmla="+- 0 1353 696"/>
+                              <a:gd name="T19" fmla="*/ 1353 h 679"/>
+                              <a:gd name="T20" fmla="+- 0 3197 268"/>
+                              <a:gd name="T21" fmla="*/ T20 w 2929"/>
+                              <a:gd name="T22" fmla="+- 0 696 696"/>
+                              <a:gd name="T23" fmla="*/ 696 h 679"/>
+                              <a:gd name="T24" fmla="+- 0 268 268"/>
+                              <a:gd name="T25" fmla="*/ T24 w 2929"/>
+                              <a:gd name="T26" fmla="+- 0 696 696"/>
+                              <a:gd name="T27" fmla="*/ 696 h 679"/>
+                              <a:gd name="T28" fmla="+- 0 268 268"/>
+                              <a:gd name="T29" fmla="*/ T28 w 2929"/>
+                              <a:gd name="T30" fmla="+- 0 699 696"/>
+                              <a:gd name="T31" fmla="*/ 699 h 679"/>
+                              <a:gd name="T32" fmla="+- 0 3197 268"/>
+                              <a:gd name="T33" fmla="*/ T32 w 2929"/>
+                              <a:gd name="T34" fmla="+- 0 699 696"/>
+                              <a:gd name="T35" fmla="*/ 699 h 679"/>
+                              <a:gd name="T36" fmla="+- 0 3197 268"/>
+                              <a:gd name="T37" fmla="*/ T36 w 2929"/>
+                              <a:gd name="T38" fmla="+- 0 696 696"/>
+                              <a:gd name="T39" fmla="*/ 696 h 679"/>
+                            </a:gdLst>
+                            <a:ahLst/>
+                            <a:cxnLst>
+                              <a:cxn ang="0">
+                                <a:pos x="T1" y="T3"/>
+                              </a:cxn>
+                              <a:cxn ang="0">
+                                <a:pos x="T5" y="T7"/>
+                              </a:cxn>
+                              <a:cxn ang="0">
+                                <a:pos x="T9" y="T11"/>
+                              </a:cxn>
+                              <a:cxn ang="0">
+                                <a:pos x="T13" y="T15"/>
+                              </a:cxn>
+                              <a:cxn ang="0">
+                                <a:pos x="T17" y="T19"/>
+                              </a:cxn>
+                              <a:cxn ang="0">
+                                <a:pos x="T21" y="T23"/>
+                              </a:cxn>
+                              <a:cxn ang="0">
+                                <a:pos x="T25" y="T27"/>
+                              </a:cxn>
+                              <a:cxn ang="0">
+                                <a:pos x="T29" y="T31"/>
+                              </a:cxn>
+                              <a:cxn ang="0">
+                                <a:pos x="T33" y="T35"/>
+                              </a:cxn>
+                              <a:cxn ang="0">
+                                <a:pos x="T37" y="T39"/>
+                              </a:cxn>
+                            </a:cxnLst>
+                            <a:rect l="0" t="0" r="r" b="b"/>
+                            <a:pathLst>
+                              <a:path w="2929" h="679">
+                                <a:moveTo>
+                                  <a:pt x="2929" y="657"/>
+                                </a:moveTo>
+                                <a:lnTo>
+                                  <a:pt x="0" y="657"/>
+                                </a:lnTo>
+                                <a:lnTo>
+                                  <a:pt x="0" y="678"/>
+                                </a:lnTo>
+                                <a:lnTo>
+                                  <a:pt x="2929" y="678"/>
+                                </a:lnTo>
+                                <a:lnTo>
+                                  <a:pt x="2929" y="657"/>
+                                </a:lnTo>
+                                <a:close/>
+                                <a:moveTo>
+                                  <a:pt x="2929" y="0"/>
+                                </a:moveTo>
+                                <a:lnTo>
+                                  <a:pt x="0" y="0"/>
+                                </a:lnTo>
+                                <a:lnTo>
+                                  <a:pt x="0" y="3"/>
+                                </a:lnTo>
+                                <a:lnTo>
+                                  <a:pt x="2929" y="3"/>
+                                </a:lnTo>
+                                <a:lnTo>
+                                  <a:pt x="2929" y="0"/>
+                                </a:lnTo>
+                                <a:close/>
+                              </a:path>
+                            </a:pathLst>
+                          </a:custGeom>
+                          <a:solidFill>
+                            <a:srgbClr val="B81F24"/>
+                          </a:solidFill>
+                          <a:ln>
+                            <a:noFill/>
+                          </a:ln>
+                          <a:extLst>
+                            <a:ext uri="{91240B29-F687-4F45-9708-019B960494DF}">
+                              <a14:hiddenLine xmlns:a14="http://schemas.microsoft.com/office/drawing/2010/main" w="9525">
+                                <a:solidFill>
+                                  <a:srgbClr val="000000"/>
+                                </a:solidFill>
+                                <a:round/>
+                                <a:headEnd/>
+                                <a:tailEnd/>
+                              </a14:hiddenLine>
+                            </a:ext>
+                          </a:extLst>
+                        </wps:spPr>
+                        <wps:bodyPr rot="0" vert="horz" wrap="square" lIns="91440" tIns="45720" rIns="91440" bIns="45720" anchor="t" anchorCtr="0" upright="1">
+                          <a:noAutofit/>
+                        </wps:bodyPr>
+                      </wps:wsp>
+                      <wps:wsp>
+                        <wps:cNvPr id="28" name="docshape4"/>
+                        <wps:cNvSpPr>
+                          <a:spLocks/>
+                        </wps:cNvSpPr>
+                        <wps:spPr bwMode="auto">
+                          <a:xfrm>
+                            <a:off x="268" y="689"/>
+                            <a:ext cx="2929" cy="9885"/>
+                          </a:xfrm>
+                          <a:custGeom>
+                            <a:avLst/>
+                            <a:gdLst>
+                              <a:gd name="T0" fmla="+- 0 268 268"/>
+                              <a:gd name="T1" fmla="*/ T0 w 2929"/>
+                              <a:gd name="T2" fmla="+- 0 697 690"/>
+                              <a:gd name="T3" fmla="*/ 697 h 9885"/>
+                              <a:gd name="T4" fmla="+- 0 3197 268"/>
+                              <a:gd name="T5" fmla="*/ T4 w 2929"/>
+                              <a:gd name="T6" fmla="+- 0 697 690"/>
+                              <a:gd name="T7" fmla="*/ 697 h 9885"/>
+                              <a:gd name="T8" fmla="+- 0 3197 268"/>
+                              <a:gd name="T9" fmla="*/ T8 w 2929"/>
+                              <a:gd name="T10" fmla="+- 0 1374 690"/>
+                              <a:gd name="T11" fmla="*/ 1374 h 9885"/>
+                              <a:gd name="T12" fmla="+- 0 268 268"/>
+                              <a:gd name="T13" fmla="*/ T12 w 2929"/>
+                              <a:gd name="T14" fmla="+- 0 1374 690"/>
+                              <a:gd name="T15" fmla="*/ 1374 h 9885"/>
+                              <a:gd name="T16" fmla="+- 0 268 268"/>
+                              <a:gd name="T17" fmla="*/ T16 w 2929"/>
+                              <a:gd name="T18" fmla="+- 0 697 690"/>
+                              <a:gd name="T19" fmla="*/ 697 h 9885"/>
+                              <a:gd name="T20" fmla="+- 0 268 268"/>
+                              <a:gd name="T21" fmla="*/ T20 w 2929"/>
+                              <a:gd name="T22" fmla="+- 0 690 690"/>
+                              <a:gd name="T23" fmla="*/ 690 h 9885"/>
+                              <a:gd name="T24" fmla="+- 0 3197 268"/>
+                              <a:gd name="T25" fmla="*/ T24 w 2929"/>
+                              <a:gd name="T26" fmla="+- 0 690 690"/>
+                              <a:gd name="T27" fmla="*/ 690 h 9885"/>
+                              <a:gd name="T28" fmla="+- 0 3197 268"/>
+                              <a:gd name="T29" fmla="*/ T28 w 2929"/>
+                              <a:gd name="T30" fmla="+- 0 10574 690"/>
+                              <a:gd name="T31" fmla="*/ 10574 h 9885"/>
+                              <a:gd name="T32" fmla="+- 0 268 268"/>
+                              <a:gd name="T33" fmla="*/ T32 w 2929"/>
+                              <a:gd name="T34" fmla="+- 0 10574 690"/>
+                              <a:gd name="T35" fmla="*/ 10574 h 9885"/>
+                              <a:gd name="T36" fmla="+- 0 268 268"/>
+                              <a:gd name="T37" fmla="*/ T36 w 2929"/>
+                              <a:gd name="T38" fmla="+- 0 690 690"/>
+                              <a:gd name="T39" fmla="*/ 690 h 9885"/>
+                            </a:gdLst>
+                            <a:ahLst/>
+                            <a:cxnLst>
+                              <a:cxn ang="0">
+                                <a:pos x="T1" y="T3"/>
+                              </a:cxn>
+                              <a:cxn ang="0">
+                                <a:pos x="T5" y="T7"/>
+                              </a:cxn>
+                              <a:cxn ang="0">
+                                <a:pos x="T9" y="T11"/>
+                              </a:cxn>
+                              <a:cxn ang="0">
+                                <a:pos x="T13" y="T15"/>
+                              </a:cxn>
+                              <a:cxn ang="0">
+                                <a:pos x="T17" y="T19"/>
+                              </a:cxn>
+                              <a:cxn ang="0">
+                                <a:pos x="T21" y="T23"/>
+                              </a:cxn>
+                              <a:cxn ang="0">
+                                <a:pos x="T25" y="T27"/>
+                              </a:cxn>
+                              <a:cxn ang="0">
+                                <a:pos x="T29" y="T31"/>
+                              </a:cxn>
+                              <a:cxn ang="0">
+                                <a:pos x="T33" y="T35"/>
+                              </a:cxn>
+                              <a:cxn ang="0">
+                                <a:pos x="T37" y="T39"/>
+                              </a:cxn>
+                            </a:cxnLst>
+                            <a:rect l="0" t="0" r="r" b="b"/>
+                            <a:pathLst>
+                              <a:path w="2929" h="9885">
+                                <a:moveTo>
+                                  <a:pt x="0" y="7"/>
+                                </a:moveTo>
+                                <a:lnTo>
+                                  <a:pt x="2929" y="7"/>
+                                </a:lnTo>
+                                <a:lnTo>
+                                  <a:pt x="2929" y="684"/>
+                                </a:lnTo>
+                                <a:lnTo>
+                                  <a:pt x="0" y="684"/>
+                                </a:lnTo>
+                                <a:lnTo>
+                                  <a:pt x="0" y="7"/>
+                                </a:lnTo>
+                                <a:close/>
+                                <a:moveTo>
+                                  <a:pt x="0" y="0"/>
+                                </a:moveTo>
+                                <a:lnTo>
+                                  <a:pt x="2929" y="0"/>
+                                </a:lnTo>
+                                <a:lnTo>
+                                  <a:pt x="2929" y="9884"/>
+                                </a:lnTo>
+                                <a:lnTo>
+                                  <a:pt x="0" y="9884"/>
+                                </a:lnTo>
+                                <a:lnTo>
+                                  <a:pt x="0" y="0"/>
+                                </a:lnTo>
+                                <a:close/>
+                              </a:path>
+                            </a:pathLst>
+                          </a:custGeom>
+                          <a:noFill/>
+                          <a:ln w="24422">
+                            <a:solidFill>
+                              <a:srgbClr val="221F1F"/>
+                            </a:solidFill>
+                            <a:round/>
+                            <a:headEnd/>
+                            <a:tailEnd/>
+                          </a:ln>
+                          <a:extLst>
+                            <a:ext uri="{909E8E84-426E-40DD-AFC4-6F175D3DCCD1}">
+                              <a14:hiddenFill xmlns:a14="http://schemas.microsoft.com/office/drawing/2010/main">
+                                <a:solidFill>
+                                  <a:srgbClr val="FFFFFF"/>
+                                </a:solidFill>
+                              </a14:hiddenFill>
+                            </a:ext>
+                          </a:extLst>
+                        </wps:spPr>
+                        <wps:bodyPr rot="0" vert="horz" wrap="square" lIns="91440" tIns="45720" rIns="91440" bIns="45720" anchor="t" anchorCtr="0" upright="1">
+                          <a:noAutofit/>
+                        </wps:bodyPr>
+                      </wps:wsp>
+                      <wps:wsp>
+                        <wps:cNvPr id="29" name="docshape5"/>
+                        <wps:cNvSpPr>
+                          <a:spLocks noChangeArrowheads="1"/>
+                        </wps:cNvSpPr>
+                        <wps:spPr bwMode="auto">
+                          <a:xfrm>
+                            <a:off x="283" y="698"/>
+                            <a:ext cx="2901" cy="654"/>
+                          </a:xfrm>
+                          <a:prstGeom prst="rect">
+                            <a:avLst/>
+                          </a:prstGeom>
+                          <a:solidFill>
+                            <a:srgbClr val="00AF50"/>
+                          </a:solidFill>
+                          <a:ln>
+                            <a:noFill/>
+                          </a:ln>
+                          <a:extLst>
+                            <a:ext uri="{91240B29-F687-4F45-9708-019B960494DF}">
+                              <a14:hiddenLine xmlns:a14="http://schemas.microsoft.com/office/drawing/2010/main" w="9525">
+                                <a:solidFill>
+                                  <a:srgbClr val="000000"/>
+                                </a:solidFill>
+                                <a:miter lim="800000"/>
+                                <a:headEnd/>
+                                <a:tailEnd/>
+                              </a14:hiddenLine>
+                            </a:ext>
+                          </a:extLst>
+                        </wps:spPr>
+                        <wps:bodyPr rot="0" vert="horz" wrap="square" lIns="91440" tIns="45720" rIns="91440" bIns="45720" anchor="t" anchorCtr="0" upright="1">
+                          <a:noAutofit/>
+                        </wps:bodyPr>
+                      </wps:wsp>
+                      <wps:wsp>
+                        <wps:cNvPr id="30" name="docshape6"/>
+                        <wps:cNvSpPr txBox="1">
+                          <a:spLocks noChangeArrowheads="1"/>
+                        </wps:cNvSpPr>
+                        <wps:spPr bwMode="auto">
+                          <a:xfrm>
+                            <a:off x="410" y="5285"/>
+                            <a:ext cx="2575" cy="2597"/>
+                          </a:xfrm>
+                          <a:prstGeom prst="rect">
+                            <a:avLst/>
+                          </a:prstGeom>
+                          <a:noFill/>
+                          <a:ln>
+                            <a:noFill/>
+                          </a:ln>
+                          <a:extLst>
+                            <a:ext uri="{909E8E84-426E-40DD-AFC4-6F175D3DCCD1}">
+                              <a14:hiddenFill xmlns:a14="http://schemas.microsoft.com/office/drawing/2010/main">
+                                <a:solidFill>
+                                  <a:srgbClr val="FFFFFF"/>
+                                </a:solidFill>
+                              </a14:hiddenFill>
+                            </a:ext>
+                            <a:ext uri="{91240B29-F687-4F45-9708-019B960494DF}">
+                              <a14:hiddenLine xmlns:a14="http://schemas.microsoft.com/office/drawing/2010/main" w="9525">
+                                <a:solidFill>
+                                  <a:srgbClr val="000000"/>
+                                </a:solidFill>
+                                <a:miter lim="800000"/>
+                                <a:headEnd/>
+                                <a:tailEnd/>
+                              </a14:hiddenLine>
+                            </a:ext>
+                          </a:extLst>
+                        </wps:spPr>
+                        <wps:txbx>
                           <w:txbxContent>
-                            <w:p ns2:paraId="42DD8E6A" ns2:textId="77777777">
+                            <w:p>
                               <w:pPr>
                                 <w:numPr>
                                   <w:ilvl w:val="0"/>
@@ -741,7 +741,7 @@
                                 <w:t>visible</w:t>
                               </w:r>
                             </w:p>
-                            <w:p ns2:paraId="48AD51D2" ns2:textId="77777777">
+                            <w:p>
                               <w:pPr>
                                 <w:rPr>
                                   <w:sz w:val="18"/>
@@ -860,7 +860,7 @@
                                 <w:t>below</w:t>
                               </w:r>
                             </w:p>
-                            <w:p ns2:paraId="3C28D2E9" ns2:textId="77777777">
+                            <w:p>
                               <w:pPr>
                                 <w:spacing w:before="9"/>
                                 <w:rPr>
@@ -868,7 +868,7 @@
                                 </w:rPr>
                               </w:pPr>
                             </w:p>
-                            <w:p ns2:paraId="05300486" ns2:textId="77777777">
+                            <w:p>
                               <w:pPr>
                                 <w:numPr>
                                   <w:ilvl w:val="0"/>
@@ -955,51 +955,51 @@
                               </w:r>
                             </w:p>
                           </w:txbxContent>
-                        </ns11:txbx>
-                        <ns11:bodyPr rot="0" vert="horz" wrap="square" lIns="0" tIns="0" rIns="0" bIns="0" anchor="t" anchorCtr="0" upright="1">
-                          <ns5:noAutofit/>
-                        </ns11:bodyPr>
-                      </ns11:wsp>
-                      <ns11:wsp>
-                        <ns11:cNvPr id="31" name="docshape7"/>
-                        <ns11:cNvSpPr txBox="1">
-                          <ns5:spLocks noChangeArrowheads="1"/>
-                        </ns11:cNvSpPr>
-                        <ns11:spPr bwMode="auto">
-                          <ns5:xfrm>
-                            <ns5:off x="468" y="1965"/>
-                            <ns5:ext cx="2574" cy="2889"/>
-                          </ns5:xfrm>
-                          <ns5:prstGeom prst="rect">
-                            <ns5:avLst/>
-                          </ns5:prstGeom>
-                          <ns5:noFill/>
-                          <ns5:ln>
-                            <ns5:noFill/>
-                          </ns5:ln>
-                          <ns5:extLst>
-                            <ns5:ext uri="{909E8E84-426E-40DD-AFC4-6F175D3DCCD1}">
-                              <ns9:hiddenFill>
-                                <ns5:solidFill>
-                                  <ns5:srgbClr val="FFFFFF"/>
-                                </ns5:solidFill>
-                              </ns9:hiddenFill>
-                            </ns5:ext>
-                            <ns5:ext uri="{91240B29-F687-4F45-9708-019B960494DF}">
-                              <ns9:hiddenLine w="9525">
-                                <ns5:solidFill>
-                                  <ns5:srgbClr val="000000"/>
-                                </ns5:solidFill>
-                                <ns5:miter lim="800000"/>
-                                <ns5:headEnd/>
-                                <ns5:tailEnd/>
-                              </ns9:hiddenLine>
-                            </ns5:ext>
-                          </ns5:extLst>
-                        </ns11:spPr>
-                        <ns11:txbx>
+                        </wps:txbx>
+                        <wps:bodyPr rot="0" vert="horz" wrap="square" lIns="0" tIns="0" rIns="0" bIns="0" anchor="t" anchorCtr="0" upright="1">
+                          <a:noAutofit/>
+                        </wps:bodyPr>
+                      </wps:wsp>
+                      <wps:wsp>
+                        <wps:cNvPr id="31" name="docshape7"/>
+                        <wps:cNvSpPr txBox="1">
+                          <a:spLocks noChangeArrowheads="1"/>
+                        </wps:cNvSpPr>
+                        <wps:spPr bwMode="auto">
+                          <a:xfrm>
+                            <a:off x="468" y="1965"/>
+                            <a:ext cx="2574" cy="2889"/>
+                          </a:xfrm>
+                          <a:prstGeom prst="rect">
+                            <a:avLst/>
+                          </a:prstGeom>
+                          <a:noFill/>
+                          <a:ln>
+                            <a:noFill/>
+                          </a:ln>
+                          <a:extLst>
+                            <a:ext uri="{909E8E84-426E-40DD-AFC4-6F175D3DCCD1}">
+                              <a14:hiddenFill xmlns:a14="http://schemas.microsoft.com/office/drawing/2010/main">
+                                <a:solidFill>
+                                  <a:srgbClr val="FFFFFF"/>
+                                </a:solidFill>
+                              </a14:hiddenFill>
+                            </a:ext>
+                            <a:ext uri="{91240B29-F687-4F45-9708-019B960494DF}">
+                              <a14:hiddenLine xmlns:a14="http://schemas.microsoft.com/office/drawing/2010/main" w="9525">
+                                <a:solidFill>
+                                  <a:srgbClr val="000000"/>
+                                </a:solidFill>
+                                <a:miter lim="800000"/>
+                                <a:headEnd/>
+                                <a:tailEnd/>
+                              </a14:hiddenLine>
+                            </a:ext>
+                          </a:extLst>
+                        </wps:spPr>
+                        <wps:txbx>
                           <w:txbxContent>
-                            <w:p ns2:paraId="533074C6" ns2:textId="77777777">
+                            <w:p>
                               <w:pPr>
                                 <w:spacing w:line="360" w:lineRule="auto"/>
                                 <w:ind w:left="547" w:right="565"/>
@@ -1050,7 +1050,7 @@
                                 <w:t>FIRE</w:t>
                               </w:r>
                             </w:p>
-                            <w:p ns2:paraId="04FCB90F" ns2:textId="77777777">
+                            <w:p>
                               <w:pPr>
                                 <w:spacing w:line="360" w:lineRule="auto"/>
                                 <w:ind w:right="18"/>
@@ -1112,7 +1112,7 @@
                                 <w:t>EXPLOSION</w:t>
                               </w:r>
                             </w:p>
-                            <w:p ns2:paraId="6E5421DA" ns2:textId="77777777">
+                            <w:p>
                               <w:pPr>
                                 <w:spacing w:line="337" w:lineRule="exact"/>
                                 <w:ind w:left="551" w:right="565"/>
@@ -1133,46 +1133,46 @@
                               </w:r>
                             </w:p>
                           </w:txbxContent>
-                        </ns11:txbx>
-                        <ns11:bodyPr rot="0" vert="horz" wrap="square" lIns="0" tIns="0" rIns="0" bIns="0" anchor="t" anchorCtr="0" upright="1">
-                          <ns5:noAutofit/>
-                        </ns11:bodyPr>
-                      </ns11:wsp>
-                      <ns11:wsp>
-                        <ns11:cNvPr id="32" name="docshape8"/>
-                        <ns11:cNvSpPr txBox="1">
-                          <ns5:spLocks noChangeArrowheads="1"/>
-                        </ns11:cNvSpPr>
-                        <ns11:spPr bwMode="auto">
-                          <ns5:xfrm>
-                            <ns5:off x="287" y="715"/>
-                            <ns5:ext cx="2890" cy="637"/>
-                          </ns5:xfrm>
-                          <ns5:prstGeom prst="rect">
-                            <ns5:avLst/>
-                          </ns5:prstGeom>
-                          <ns5:solidFill>
-                            <ns5:srgbClr val="00AF50"/>
-                          </ns5:solidFill>
-                          <ns5:ln>
-                            <ns5:noFill/>
-                          </ns5:ln>
-                          <ns5:extLst>
-                            <ns5:ext uri="{91240B29-F687-4F45-9708-019B960494DF}">
-                              <ns9:hiddenLine w="9525">
-                                <ns5:solidFill>
-                                  <ns5:srgbClr val="000000"/>
-                                </ns5:solidFill>
-                                <ns5:miter lim="800000"/>
-                                <ns5:headEnd/>
-                                <ns5:tailEnd/>
-                              </ns9:hiddenLine>
-                            </ns5:ext>
-                          </ns5:extLst>
-                        </ns11:spPr>
-                        <ns11:txbx>
+                        </wps:txbx>
+                        <wps:bodyPr rot="0" vert="horz" wrap="square" lIns="0" tIns="0" rIns="0" bIns="0" anchor="t" anchorCtr="0" upright="1">
+                          <a:noAutofit/>
+                        </wps:bodyPr>
+                      </wps:wsp>
+                      <wps:wsp>
+                        <wps:cNvPr id="32" name="docshape8"/>
+                        <wps:cNvSpPr txBox="1">
+                          <a:spLocks noChangeArrowheads="1"/>
+                        </wps:cNvSpPr>
+                        <wps:spPr bwMode="auto">
+                          <a:xfrm>
+                            <a:off x="287" y="715"/>
+                            <a:ext cx="2890" cy="637"/>
+                          </a:xfrm>
+                          <a:prstGeom prst="rect">
+                            <a:avLst/>
+                          </a:prstGeom>
+                          <a:solidFill>
+                            <a:srgbClr val="00AF50"/>
+                          </a:solidFill>
+                          <a:ln>
+                            <a:noFill/>
+                          </a:ln>
+                          <a:extLst>
+                            <a:ext uri="{91240B29-F687-4F45-9708-019B960494DF}">
+                              <a14:hiddenLine xmlns:a14="http://schemas.microsoft.com/office/drawing/2010/main" w="9525">
+                                <a:solidFill>
+                                  <a:srgbClr val="000000"/>
+                                </a:solidFill>
+                                <a:miter lim="800000"/>
+                                <a:headEnd/>
+                                <a:tailEnd/>
+                              </a14:hiddenLine>
+                            </a:ext>
+                          </a:extLst>
+                        </wps:spPr>
+                        <wps:txbx>
                           <w:txbxContent>
-                            <w:p ns2:paraId="1DED5DE4" ns2:textId="77777777">
+                            <w:p>
                               <w:pPr>
                                 <w:spacing w:before="78"/>
                                 <w:ind w:left="360"/>
@@ -1212,44 +1212,44 @@
                               </w:r>
                             </w:p>
                           </w:txbxContent>
-                        </ns11:txbx>
-                        <ns11:bodyPr rot="0" vert="horz" wrap="square" lIns="0" tIns="0" rIns="0" bIns="0" anchor="t" anchorCtr="0" upright="1">
-                          <ns5:noAutofit/>
-                        </ns11:bodyPr>
-                      </ns11:wsp>
-                    </ns10:wgp>
-                  </ns5:graphicData>
-                </ns5:graphic>
-                <ns4:sizeRelH relativeFrom="page">
-                  <ns4:pctWidth>0</ns4:pctWidth>
-                </ns4:sizeRelH>
-                <ns4:sizeRelV relativeFrom="page">
-                  <ns4:pctHeight>0</ns4:pctHeight>
-                </ns4:sizeRelV>
-              </ns3:anchor>
+                        </wps:txbx>
+                        <wps:bodyPr rot="0" vert="horz" wrap="square" lIns="0" tIns="0" rIns="0" bIns="0" anchor="t" anchorCtr="0" upright="1">
+                          <a:noAutofit/>
+                        </wps:bodyPr>
+                      </wps:wsp>
+                    </wpg:wgp>
+                  </a:graphicData>
+                </a:graphic>
+                <wp14:sizeRelH relativeFrom="page">
+                  <wp14:pctWidth>0</wp14:pctWidth>
+                </wp14:sizeRelH>
+                <wp14:sizeRelV relativeFrom="page">
+                  <wp14:pctHeight>0</wp14:pctHeight>
+                </wp14:sizeRelV>
+              </wp:anchor>
             </w:drawing>
-          </ns1:Choice>
-          <ns1:Fallback>
+          </mc:Choice>
+          <mc:Fallback>
             <w:pict>
-              <ns12:group ns2:anchorId="6355D8CB" id="docshapegroup1" ns13:spid="_x0000_s1026" style="position:absolute;left:0;text-align:left;margin-left:12.75pt;margin-top:.45pt;width:148.25pt;height:480pt;z-index:15725568;mso-position-horizontal-relative:page" coordorigin="249,670" coordsize="2967,9924" ns13:gfxdata="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">
-                <ns12:shape id="docshape2" ns13:spid="_x0000_s1027" type="#_x0000_t75" style="position:absolute;left:251;top:674;width:2963;height:9900;visibility:visible;mso-wrap-style:square" ns13:gfxdata="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">
-                  <ns12:imagedata ns8:id="rId7" ns13:title=""/>
-                </ns12:shape>
-                <ns12:shape id="docshape3" ns13:spid="_x0000_s1028" style="position:absolute;left:268;top:695;width:2929;height:679;visibility:visible;mso-wrap-style:square;v-text-anchor:top" coordsize="2929,679" ns13:gfxdata="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" path="m2929,657l,657r,21l2929,678r,-21xm2929,l,,,3r2929,l2929,xe" fillcolor="#b81f24" stroked="f">
-                  <ns12:path arrowok="t" ns13:connecttype="custom" ns13:connectlocs="2929,1353;0,1353;0,1374;2929,1374;2929,1353;2929,696;0,696;0,699;2929,699;2929,696" ns13:connectangles="0,0,0,0,0,0,0,0,0,0"/>
-                </ns12:shape>
-                <ns12:shape id="docshape4" ns13:spid="_x0000_s1029" style="position:absolute;left:268;top:689;width:2929;height:9885;visibility:visible;mso-wrap-style:square;v-text-anchor:top" coordsize="2929,9885" ns13:gfxdata="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" path="m,7r2929,l2929,684,,684,,7xm,l2929,r,9884l,9884,,xe" filled="f" strokecolor="#221f1f" strokeweight=".67839mm">
-                  <ns12:path arrowok="t" ns13:connecttype="custom" ns13:connectlocs="0,697;2929,697;2929,1374;0,1374;0,697;0,690;2929,690;2929,10574;0,10574;0,690" ns13:connectangles="0,0,0,0,0,0,0,0,0,0"/>
-                </ns12:shape>
-                <ns12:rect id="docshape5" ns13:spid="_x0000_s1030" style="position:absolute;left:283;top:698;width:2901;height:654;visibility:visible;mso-wrap-style:square;v-text-anchor:top" ns13:gfxdata="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" fillcolor="#00af50" stroked="f"/>
-                <ns12:shapetype id="_x0000_t202" coordsize="21600,21600" ns13:spt="202" path="m,l,21600r21600,l21600,xe">
-                  <ns12:stroke joinstyle="miter"/>
-                  <ns12:path gradientshapeok="t" ns13:connecttype="rect"/>
-                </ns12:shapetype>
-                <ns12:shape id="docshape6" ns13:spid="_x0000_s1031" type="#_x0000_t202" style="position:absolute;left:410;top:5285;width:2575;height:2597;visibility:visible;mso-wrap-style:square;v-text-anchor:top" ns13:gfxdata="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" filled="f" stroked="f">
-                  <ns12:textbox inset="0,0,0,0">
+              <v:group w14:anchorId="6355D8CB" id="docshapegroup1" o:spid="_x0000_s1026" style="position:absolute;left:0;text-align:left;margin-left:12.75pt;margin-top:.45pt;width:148.25pt;height:480pt;z-index:15725568;mso-position-horizontal-relative:page" coordorigin="249,670" coordsize="2967,9924" o:gfxdata="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">
+                <v:shape id="docshape2" o:spid="_x0000_s1027" type="#_x0000_t75" style="position:absolute;left:251;top:674;width:2963;height:9900;visibility:visible;mso-wrap-style:square" o:gfxdata="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">
+                  <v:imagedata r:id="rId7" o:title=""/>
+                </v:shape>
+                <v:shape id="docshape3" o:spid="_x0000_s1028" style="position:absolute;left:268;top:695;width:2929;height:679;visibility:visible;mso-wrap-style:square;v-text-anchor:top" coordsize="2929,679" o:gfxdata="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" path="m2929,657l,657r,21l2929,678r,-21xm2929,l,,,3r2929,l2929,xe" fillcolor="#b81f24" stroked="f">
+                  <v:path arrowok="t" o:connecttype="custom" o:connectlocs="2929,1353;0,1353;0,1374;2929,1374;2929,1353;2929,696;0,696;0,699;2929,699;2929,696" o:connectangles="0,0,0,0,0,0,0,0,0,0"/>
+                </v:shape>
+                <v:shape id="docshape4" o:spid="_x0000_s1029" style="position:absolute;left:268;top:689;width:2929;height:9885;visibility:visible;mso-wrap-style:square;v-text-anchor:top" coordsize="2929,9885" o:gfxdata="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" path="m,7r2929,l2929,684,,684,,7xm,l2929,r,9884l,9884,,xe" filled="f" strokecolor="#221f1f" strokeweight=".67839mm">
+                  <v:path arrowok="t" o:connecttype="custom" o:connectlocs="0,697;2929,697;2929,1374;0,1374;0,697;0,690;2929,690;2929,10574;0,10574;0,690" o:connectangles="0,0,0,0,0,0,0,0,0,0"/>
+                </v:shape>
+                <v:rect id="docshape5" o:spid="_x0000_s1030" style="position:absolute;left:283;top:698;width:2901;height:654;visibility:visible;mso-wrap-style:square;v-text-anchor:top" o:gfxdata="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" fillcolor="#00af50" stroked="f"/>
+                <v:shapetype id="_x0000_t202" coordsize="21600,21600" o:spt="202" path="m,l,21600r21600,l21600,xe">
+                  <v:stroke joinstyle="miter"/>
+                  <v:path gradientshapeok="t" o:connecttype="rect"/>
+                </v:shapetype>
+                <v:shape id="docshape6" o:spid="_x0000_s1031" type="#_x0000_t202" style="position:absolute;left:410;top:5285;width:2575;height:2597;visibility:visible;mso-wrap-style:square;v-text-anchor:top" o:gfxdata="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" filled="f" stroked="f">
+                  <v:textbox inset="0,0,0,0">
                     <w:txbxContent>
-                      <w:p ns2:paraId="42DD8E6A" ns2:textId="77777777">
+                      <w:p>
                         <w:pPr>
                           <w:numPr>
                             <w:ilvl w:val="0"/>
@@ -1325,7 +1325,7 @@
                           <w:t>visible</w:t>
                         </w:r>
                       </w:p>
-                      <w:p ns2:paraId="48AD51D2" ns2:textId="77777777">
+                      <w:p>
                         <w:pPr>
                           <w:rPr>
                             <w:sz w:val="18"/>
@@ -1444,7 +1444,7 @@
                           <w:t>below</w:t>
                         </w:r>
                       </w:p>
-                      <w:p ns2:paraId="3C28D2E9" ns2:textId="77777777">
+                      <w:p>
                         <w:pPr>
                           <w:spacing w:before="9"/>
                           <w:rPr>
@@ -1452,7 +1452,7 @@
                           </w:rPr>
                         </w:pPr>
                       </w:p>
-                      <w:p ns2:paraId="05300486" ns2:textId="77777777">
+                      <w:p>
                         <w:pPr>
                           <w:numPr>
                             <w:ilvl w:val="0"/>
@@ -1539,12 +1539,12 @@
                         </w:r>
                       </w:p>
                     </w:txbxContent>
-                  </ns12:textbox>
-                </ns12:shape>
-                <ns12:shape id="docshape7" ns13:spid="_x0000_s1032" type="#_x0000_t202" style="position:absolute;left:468;top:1965;width:2574;height:2889;visibility:visible;mso-wrap-style:square;v-text-anchor:top" ns13:gfxdata="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" filled="f" stroked="f">
-                  <ns12:textbox inset="0,0,0,0">
+                  </v:textbox>
+                </v:shape>
+                <v:shape id="docshape7" o:spid="_x0000_s1032" type="#_x0000_t202" style="position:absolute;left:468;top:1965;width:2574;height:2889;visibility:visible;mso-wrap-style:square;v-text-anchor:top" o:gfxdata="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" filled="f" stroked="f">
+                  <v:textbox inset="0,0,0,0">
                     <w:txbxContent>
-                      <w:p ns2:paraId="533074C6" ns2:textId="77777777">
+                      <w:p>
                         <w:pPr>
                           <w:spacing w:line="360" w:lineRule="auto"/>
                           <w:ind w:left="547" w:right="565"/>
@@ -1595,7 +1595,7 @@
                           <w:t>FIRE</w:t>
                         </w:r>
                       </w:p>
-                      <w:p ns2:paraId="04FCB90F" ns2:textId="77777777">
+                      <w:p>
                         <w:pPr>
                           <w:spacing w:line="360" w:lineRule="auto"/>
                           <w:ind w:right="18"/>
@@ -1657,7 +1657,7 @@
                           <w:t>EXPLOSION</w:t>
                         </w:r>
                       </w:p>
-                      <w:p ns2:paraId="6E5421DA" ns2:textId="77777777">
+                      <w:p>
                         <w:pPr>
                           <w:spacing w:line="337" w:lineRule="exact"/>
                           <w:ind w:left="551" w:right="565"/>
@@ -1678,12 +1678,12 @@
                         </w:r>
                       </w:p>
                     </w:txbxContent>
-                  </ns12:textbox>
-                </ns12:shape>
-                <ns12:shape id="docshape8" ns13:spid="_x0000_s1033" type="#_x0000_t202" style="position:absolute;left:287;top:715;width:2890;height:637;visibility:visible;mso-wrap-style:square;v-text-anchor:top" ns13:gfxdata="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" fillcolor="#00af50" stroked="f">
-                  <ns12:textbox inset="0,0,0,0">
+                  </v:textbox>
+                </v:shape>
+                <v:shape id="docshape8" o:spid="_x0000_s1033" type="#_x0000_t202" style="position:absolute;left:287;top:715;width:2890;height:637;visibility:visible;mso-wrap-style:square;v-text-anchor:top" o:gfxdata="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" fillcolor="#00af50" stroked="f">
+                  <v:textbox inset="0,0,0,0">
                     <w:txbxContent>
-                      <w:p ns2:paraId="1DED5DE4" ns2:textId="77777777">
+                      <w:p>
                         <w:pPr>
                           <w:spacing w:before="78"/>
                           <w:ind w:left="360"/>
@@ -1723,233 +1723,233 @@
                         </w:r>
                       </w:p>
                     </w:txbxContent>
-                  </ns12:textbox>
-                </ns12:shape>
-                <ns14:wrap anchorx="page"/>
-              </ns12:group>
+                  </v:textbox>
+                </v:shape>
+                <w10:wrap anchorx="page"/>
+              </v:group>
             </w:pict>
-          </ns1:Fallback>
-        </ns1:AlternateContent>
+          </mc:Fallback>
+        </mc:AlternateContent>
       </w:r>
       <w:r>
         <w:rPr>
           <w:noProof/>
         </w:rPr>
-        <ns1:AlternateContent>
-          <ns1:Choice Requires="wpg">
+        <mc:AlternateContent>
+          <mc:Choice Requires="wpg">
             <w:drawing>
-              <ns3:anchor distT="0" distB="0" distL="114300" distR="114300" simplePos="0" relativeHeight="15727616" behindDoc="0" locked="0" layoutInCell="1" allowOverlap="1" ns4:anchorId="71A97F1A" ns4:editId="0E7E0BF3">
-                <ns3:simplePos x="0" y="0"/>
-                <ns3:positionH relativeFrom="page">
-                  <ns3:posOffset>2100580</ns3:posOffset>
-                </ns3:positionH>
-                <ns3:positionV relativeFrom="paragraph">
-                  <ns3:posOffset>74295</ns3:posOffset>
-                </ns3:positionV>
-                <ns3:extent cx="641350" cy="282575"/>
-                <ns3:effectExtent l="0" t="0" r="0" b="0"/>
-                <ns3:wrapNone/>
-                <ns3:docPr id="22" name="docshapegroup9"/>
-                <ns3:cNvGraphicFramePr>
-                  <ns5:graphicFrameLocks/>
-                </ns3:cNvGraphicFramePr>
-                <ns5:graphic>
-                  <ns5:graphicData uri="http://schemas.microsoft.com/office/word/2010/wordprocessingGroup">
-                    <ns10:wgp>
-                      <ns10:cNvGrpSpPr>
-                        <ns5:grpSpLocks/>
-                      </ns10:cNvGrpSpPr>
-                      <ns10:grpSpPr bwMode="auto">
-                        <ns5:xfrm>
-                          <ns5:off x="0" y="0"/>
-                          <ns5:ext cx="641350" cy="282575"/>
-                          <ns5:chOff x="3308" y="117"/>
-                          <ns5:chExt cx="1010" cy="445"/>
-                        </ns5:xfrm>
-                      </ns10:grpSpPr>
-                      <ns11:wsp>
-                        <ns11:cNvPr id="23" name="docshape10"/>
-                        <ns11:cNvSpPr>
-                          <ns5:spLocks/>
-                        </ns11:cNvSpPr>
-                        <ns11:spPr bwMode="auto">
-                          <ns5:xfrm>
-                            <ns5:off x="3324" y="133"/>
-                            <ns5:ext cx="979" cy="413"/>
-                          </ns5:xfrm>
-                          <ns5:custGeom>
-                            <ns5:avLst/>
-                            <ns5:gdLst>
-                              <ns5:gd name="T0" fmla="+- 0 3324 3324"/>
-                              <ns5:gd name="T1" fmla="*/ T0 w 979"/>
-                              <ns5:gd name="T2" fmla="+- 0 133 133"/>
-                              <ns5:gd name="T3" fmla="*/ 133 h 413"/>
-                              <ns5:gd name="T4" fmla="+- 0 3886 3324"/>
-                              <ns5:gd name="T5" fmla="*/ T4 w 979"/>
-                              <ns5:gd name="T6" fmla="+- 0 133 133"/>
-                              <ns5:gd name="T7" fmla="*/ 133 h 413"/>
-                              <ns5:gd name="T8" fmla="+- 0 3886 3324"/>
-                              <ns5:gd name="T9" fmla="*/ T8 w 979"/>
-                              <ns5:gd name="T10" fmla="+- 0 546 133"/>
-                              <ns5:gd name="T11" fmla="*/ 546 h 413"/>
-                              <ns5:gd name="T12" fmla="+- 0 3324 3324"/>
-                              <ns5:gd name="T13" fmla="*/ T12 w 979"/>
-                              <ns5:gd name="T14" fmla="+- 0 546 133"/>
-                              <ns5:gd name="T15" fmla="*/ 546 h 413"/>
-                              <ns5:gd name="T16" fmla="+- 0 3324 3324"/>
-                              <ns5:gd name="T17" fmla="*/ T16 w 979"/>
-                              <ns5:gd name="T18" fmla="+- 0 133 133"/>
-                              <ns5:gd name="T19" fmla="*/ 133 h 413"/>
-                              <ns5:gd name="T20" fmla="+- 0 3888 3324"/>
-                              <ns5:gd name="T21" fmla="*/ T20 w 979"/>
-                              <ns5:gd name="T22" fmla="+- 0 133 133"/>
-                              <ns5:gd name="T23" fmla="*/ 133 h 413"/>
-                              <ns5:gd name="T24" fmla="+- 0 4303 3324"/>
-                              <ns5:gd name="T25" fmla="*/ T24 w 979"/>
-                              <ns5:gd name="T26" fmla="+- 0 133 133"/>
-                              <ns5:gd name="T27" fmla="*/ 133 h 413"/>
-                              <ns5:gd name="T28" fmla="+- 0 4303 3324"/>
-                              <ns5:gd name="T29" fmla="*/ T28 w 979"/>
-                              <ns5:gd name="T30" fmla="+- 0 546 133"/>
-                              <ns5:gd name="T31" fmla="*/ 546 h 413"/>
-                              <ns5:gd name="T32" fmla="+- 0 3888 3324"/>
-                              <ns5:gd name="T33" fmla="*/ T32 w 979"/>
-                              <ns5:gd name="T34" fmla="+- 0 546 133"/>
-                              <ns5:gd name="T35" fmla="*/ 546 h 413"/>
-                              <ns5:gd name="T36" fmla="+- 0 3888 3324"/>
-                              <ns5:gd name="T37" fmla="*/ T36 w 979"/>
-                              <ns5:gd name="T38" fmla="+- 0 133 133"/>
-                              <ns5:gd name="T39" fmla="*/ 133 h 413"/>
-                            </ns5:gdLst>
-                            <ns5:ahLst/>
-                            <ns5:cxnLst>
-                              <ns5:cxn ang="0">
-                                <ns5:pos x="T1" y="T3"/>
-                              </ns5:cxn>
-                              <ns5:cxn ang="0">
-                                <ns5:pos x="T5" y="T7"/>
-                              </ns5:cxn>
-                              <ns5:cxn ang="0">
-                                <ns5:pos x="T9" y="T11"/>
-                              </ns5:cxn>
-                              <ns5:cxn ang="0">
-                                <ns5:pos x="T13" y="T15"/>
-                              </ns5:cxn>
-                              <ns5:cxn ang="0">
-                                <ns5:pos x="T17" y="T19"/>
-                              </ns5:cxn>
-                              <ns5:cxn ang="0">
-                                <ns5:pos x="T21" y="T23"/>
-                              </ns5:cxn>
-                              <ns5:cxn ang="0">
-                                <ns5:pos x="T25" y="T27"/>
-                              </ns5:cxn>
-                              <ns5:cxn ang="0">
-                                <ns5:pos x="T29" y="T31"/>
-                              </ns5:cxn>
-                              <ns5:cxn ang="0">
-                                <ns5:pos x="T33" y="T35"/>
-                              </ns5:cxn>
-                              <ns5:cxn ang="0">
-                                <ns5:pos x="T37" y="T39"/>
-                              </ns5:cxn>
-                            </ns5:cxnLst>
-                            <ns5:rect l="0" t="0" r="r" b="b"/>
-                            <ns5:pathLst>
-                              <ns5:path w="979" h="413">
-                                <ns5:moveTo>
-                                  <ns5:pt x="0" y="0"/>
-                                </ns5:moveTo>
-                                <ns5:lnTo>
-                                  <ns5:pt x="562" y="0"/>
-                                </ns5:lnTo>
-                                <ns5:lnTo>
-                                  <ns5:pt x="562" y="413"/>
-                                </ns5:lnTo>
-                                <ns5:lnTo>
-                                  <ns5:pt x="0" y="413"/>
-                                </ns5:lnTo>
-                                <ns5:lnTo>
-                                  <ns5:pt x="0" y="0"/>
-                                </ns5:lnTo>
-                                <ns5:close/>
-                                <ns5:moveTo>
-                                  <ns5:pt x="564" y="0"/>
-                                </ns5:moveTo>
-                                <ns5:lnTo>
-                                  <ns5:pt x="979" y="0"/>
-                                </ns5:lnTo>
-                                <ns5:lnTo>
-                                  <ns5:pt x="979" y="413"/>
-                                </ns5:lnTo>
-                                <ns5:lnTo>
-                                  <ns5:pt x="564" y="413"/>
-                                </ns5:lnTo>
-                                <ns5:lnTo>
-                                  <ns5:pt x="564" y="0"/>
-                                </ns5:lnTo>
-                                <ns5:close/>
-                              </ns5:path>
-                            </ns5:pathLst>
-                          </ns5:custGeom>
-                          <ns5:noFill/>
-                          <ns5:ln w="19050">
-                            <ns5:solidFill>
-                              <ns5:srgbClr val="000000"/>
-                            </ns5:solidFill>
-                            <ns5:round/>
-                            <ns5:headEnd/>
-                            <ns5:tailEnd/>
-                          </ns5:ln>
-                          <ns5:extLst>
-                            <ns5:ext uri="{909E8E84-426E-40DD-AFC4-6F175D3DCCD1}">
-                              <ns9:hiddenFill>
-                                <ns5:solidFill>
-                                  <ns5:srgbClr val="FFFFFF"/>
-                                </ns5:solidFill>
-                              </ns9:hiddenFill>
-                            </ns5:ext>
-                          </ns5:extLst>
-                        </ns11:spPr>
-                        <ns11:bodyPr rot="0" vert="horz" wrap="square" lIns="91440" tIns="45720" rIns="91440" bIns="45720" anchor="t" anchorCtr="0" upright="1">
-                          <ns5:noAutofit/>
-                        </ns11:bodyPr>
-                      </ns11:wsp>
-                      <ns11:wsp>
-                        <ns11:cNvPr id="24" name="docshape11"/>
-                        <ns11:cNvSpPr txBox="1">
-                          <ns5:spLocks noChangeArrowheads="1"/>
-                        </ns11:cNvSpPr>
-                        <ns11:spPr bwMode="auto">
-                          <ns5:xfrm>
-                            <ns5:off x="3324" y="133"/>
-                            <ns5:ext cx="563" cy="413"/>
-                          </ns5:xfrm>
-                          <ns5:prstGeom prst="rect">
-                            <ns5:avLst/>
-                          </ns5:prstGeom>
-                          <ns5:noFill/>
-                          <ns5:ln w="20320">
-                            <ns5:solidFill>
-                              <ns5:srgbClr val="000000"/>
-                            </ns5:solidFill>
-                            <ns5:miter lim="800000"/>
-                            <ns5:headEnd/>
-                            <ns5:tailEnd/>
-                          </ns5:ln>
-                          <ns5:extLst>
-                            <ns5:ext uri="{909E8E84-426E-40DD-AFC4-6F175D3DCCD1}">
-                              <ns9:hiddenFill>
-                                <ns5:solidFill>
-                                  <ns5:srgbClr val="FFFFFF"/>
-                                </ns5:solidFill>
-                              </ns9:hiddenFill>
-                            </ns5:ext>
-                          </ns5:extLst>
-                        </ns11:spPr>
-                        <ns11:txbx>
+              <wp:anchor distT="0" distB="0" distL="114300" distR="114300" simplePos="0" relativeHeight="15727616" behindDoc="0" locked="0" layoutInCell="1" allowOverlap="1" wp14:anchorId="71A97F1A" wp14:editId="0E7E0BF3">
+                <wp:simplePos x="0" y="0"/>
+                <wp:positionH relativeFrom="page">
+                  <wp:posOffset>2100580</wp:posOffset>
+                </wp:positionH>
+                <wp:positionV relativeFrom="paragraph">
+                  <wp:posOffset>74295</wp:posOffset>
+                </wp:positionV>
+                <wp:extent cx="641350" cy="282575"/>
+                <wp:effectExtent l="0" t="0" r="0" b="0"/>
+                <wp:wrapNone/>
+                <wp:docPr id="22" name="docshapegroup9"/>
+                <wp:cNvGraphicFramePr>
+                  <a:graphicFrameLocks xmlns:a="http://schemas.openxmlformats.org/drawingml/2006/main"/>
+                </wp:cNvGraphicFramePr>
+                <a:graphic xmlns:a="http://schemas.openxmlformats.org/drawingml/2006/main">
+                  <a:graphicData uri="http://schemas.microsoft.com/office/word/2010/wordprocessingGroup">
+                    <wpg:wgp>
+                      <wpg:cNvGrpSpPr>
+                        <a:grpSpLocks/>
+                      </wpg:cNvGrpSpPr>
+                      <wpg:grpSpPr bwMode="auto">
+                        <a:xfrm>
+                          <a:off x="0" y="0"/>
+                          <a:ext cx="641350" cy="282575"/>
+                          <a:chOff x="3308" y="117"/>
+                          <a:chExt cx="1010" cy="445"/>
+                        </a:xfrm>
+                      </wpg:grpSpPr>
+                      <wps:wsp>
+                        <wps:cNvPr id="23" name="docshape10"/>
+                        <wps:cNvSpPr>
+                          <a:spLocks/>
+                        </wps:cNvSpPr>
+                        <wps:spPr bwMode="auto">
+                          <a:xfrm>
+                            <a:off x="3324" y="133"/>
+                            <a:ext cx="979" cy="413"/>
+                          </a:xfrm>
+                          <a:custGeom>
+                            <a:avLst/>
+                            <a:gdLst>
+                              <a:gd name="T0" fmla="+- 0 3324 3324"/>
+                              <a:gd name="T1" fmla="*/ T0 w 979"/>
+                              <a:gd name="T2" fmla="+- 0 133 133"/>
+                              <a:gd name="T3" fmla="*/ 133 h 413"/>
+                              <a:gd name="T4" fmla="+- 0 3886 3324"/>
+                              <a:gd name="T5" fmla="*/ T4 w 979"/>
+                              <a:gd name="T6" fmla="+- 0 133 133"/>
+                              <a:gd name="T7" fmla="*/ 133 h 413"/>
+                              <a:gd name="T8" fmla="+- 0 3886 3324"/>
+                              <a:gd name="T9" fmla="*/ T8 w 979"/>
+                              <a:gd name="T10" fmla="+- 0 546 133"/>
+                              <a:gd name="T11" fmla="*/ 546 h 413"/>
+                              <a:gd name="T12" fmla="+- 0 3324 3324"/>
+                              <a:gd name="T13" fmla="*/ T12 w 979"/>
+                              <a:gd name="T14" fmla="+- 0 546 133"/>
+                              <a:gd name="T15" fmla="*/ 546 h 413"/>
+                              <a:gd name="T16" fmla="+- 0 3324 3324"/>
+                              <a:gd name="T17" fmla="*/ T16 w 979"/>
+                              <a:gd name="T18" fmla="+- 0 133 133"/>
+                              <a:gd name="T19" fmla="*/ 133 h 413"/>
+                              <a:gd name="T20" fmla="+- 0 3888 3324"/>
+                              <a:gd name="T21" fmla="*/ T20 w 979"/>
+                              <a:gd name="T22" fmla="+- 0 133 133"/>
+                              <a:gd name="T23" fmla="*/ 133 h 413"/>
+                              <a:gd name="T24" fmla="+- 0 4303 3324"/>
+                              <a:gd name="T25" fmla="*/ T24 w 979"/>
+                              <a:gd name="T26" fmla="+- 0 133 133"/>
+                              <a:gd name="T27" fmla="*/ 133 h 413"/>
+                              <a:gd name="T28" fmla="+- 0 4303 3324"/>
+                              <a:gd name="T29" fmla="*/ T28 w 979"/>
+                              <a:gd name="T30" fmla="+- 0 546 133"/>
+                              <a:gd name="T31" fmla="*/ 546 h 413"/>
+                              <a:gd name="T32" fmla="+- 0 3888 3324"/>
+                              <a:gd name="T33" fmla="*/ T32 w 979"/>
+                              <a:gd name="T34" fmla="+- 0 546 133"/>
+                              <a:gd name="T35" fmla="*/ 546 h 413"/>
+                              <a:gd name="T36" fmla="+- 0 3888 3324"/>
+                              <a:gd name="T37" fmla="*/ T36 w 979"/>
+                              <a:gd name="T38" fmla="+- 0 133 133"/>
+                              <a:gd name="T39" fmla="*/ 133 h 413"/>
+                            </a:gdLst>
+                            <a:ahLst/>
+                            <a:cxnLst>
+                              <a:cxn ang="0">
+                                <a:pos x="T1" y="T3"/>
+                              </a:cxn>
+                              <a:cxn ang="0">
+                                <a:pos x="T5" y="T7"/>
+                              </a:cxn>
+                              <a:cxn ang="0">
+                                <a:pos x="T9" y="T11"/>
+                              </a:cxn>
+                              <a:cxn ang="0">
+                                <a:pos x="T13" y="T15"/>
+                              </a:cxn>
+                              <a:cxn ang="0">
+                                <a:pos x="T17" y="T19"/>
+                              </a:cxn>
+                              <a:cxn ang="0">
+                                <a:pos x="T21" y="T23"/>
+                              </a:cxn>
+                              <a:cxn ang="0">
+                                <a:pos x="T25" y="T27"/>
+                              </a:cxn>
+                              <a:cxn ang="0">
+                                <a:pos x="T29" y="T31"/>
+                              </a:cxn>
+                              <a:cxn ang="0">
+                                <a:pos x="T33" y="T35"/>
+                              </a:cxn>
+                              <a:cxn ang="0">
+                                <a:pos x="T37" y="T39"/>
+                              </a:cxn>
+                            </a:cxnLst>
+                            <a:rect l="0" t="0" r="r" b="b"/>
+                            <a:pathLst>
+                              <a:path w="979" h="413">
+                                <a:moveTo>
+                                  <a:pt x="0" y="0"/>
+                                </a:moveTo>
+                                <a:lnTo>
+                                  <a:pt x="562" y="0"/>
+                                </a:lnTo>
+                                <a:lnTo>
+                                  <a:pt x="562" y="413"/>
+                                </a:lnTo>
+                                <a:lnTo>
+                                  <a:pt x="0" y="413"/>
+                                </a:lnTo>
+                                <a:lnTo>
+                                  <a:pt x="0" y="0"/>
+                                </a:lnTo>
+                                <a:close/>
+                                <a:moveTo>
+                                  <a:pt x="564" y="0"/>
+                                </a:moveTo>
+                                <a:lnTo>
+                                  <a:pt x="979" y="0"/>
+                                </a:lnTo>
+                                <a:lnTo>
+                                  <a:pt x="979" y="413"/>
+                                </a:lnTo>
+                                <a:lnTo>
+                                  <a:pt x="564" y="413"/>
+                                </a:lnTo>
+                                <a:lnTo>
+                                  <a:pt x="564" y="0"/>
+                                </a:lnTo>
+                                <a:close/>
+                              </a:path>
+                            </a:pathLst>
+                          </a:custGeom>
+                          <a:noFill/>
+                          <a:ln w="19050">
+                            <a:solidFill>
+                              <a:srgbClr val="000000"/>
+                            </a:solidFill>
+                            <a:round/>
+                            <a:headEnd/>
+                            <a:tailEnd/>
+                          </a:ln>
+                          <a:extLst>
+                            <a:ext uri="{909E8E84-426E-40DD-AFC4-6F175D3DCCD1}">
+                              <a14:hiddenFill xmlns:a14="http://schemas.microsoft.com/office/drawing/2010/main">
+                                <a:solidFill>
+                                  <a:srgbClr val="FFFFFF"/>
+                                </a:solidFill>
+                              </a14:hiddenFill>
+                            </a:ext>
+                          </a:extLst>
+                        </wps:spPr>
+                        <wps:bodyPr rot="0" vert="horz" wrap="square" lIns="91440" tIns="45720" rIns="91440" bIns="45720" anchor="t" anchorCtr="0" upright="1">
+                          <a:noAutofit/>
+                        </wps:bodyPr>
+                      </wps:wsp>
+                      <wps:wsp>
+                        <wps:cNvPr id="24" name="docshape11"/>
+                        <wps:cNvSpPr txBox="1">
+                          <a:spLocks noChangeArrowheads="1"/>
+                        </wps:cNvSpPr>
+                        <wps:spPr bwMode="auto">
+                          <a:xfrm>
+                            <a:off x="3324" y="133"/>
+                            <a:ext cx="563" cy="413"/>
+                          </a:xfrm>
+                          <a:prstGeom prst="rect">
+                            <a:avLst/>
+                          </a:prstGeom>
+                          <a:noFill/>
+                          <a:ln w="20320">
+                            <a:solidFill>
+                              <a:srgbClr val="000000"/>
+                            </a:solidFill>
+                            <a:miter lim="800000"/>
+                            <a:headEnd/>
+                            <a:tailEnd/>
+                          </a:ln>
+                          <a:extLst>
+                            <a:ext uri="{909E8E84-426E-40DD-AFC4-6F175D3DCCD1}">
+                              <a14:hiddenFill xmlns:a14="http://schemas.microsoft.com/office/drawing/2010/main">
+                                <a:solidFill>
+                                  <a:srgbClr val="FFFFFF"/>
+                                </a:solidFill>
+                              </a14:hiddenFill>
+                            </a:ext>
+                          </a:extLst>
+                        </wps:spPr>
+                        <wps:txbx>
                           <w:txbxContent>
-                            <w:p ns2:paraId="109B8731" ns2:textId="77777777">
+                            <w:p>
                               <w:pPr>
                                 <w:spacing w:before="72"/>
                                 <w:ind w:left="142"/>
@@ -1966,33 +1966,33 @@
                               </w:r>
                             </w:p>
                           </w:txbxContent>
-                        </ns11:txbx>
-                        <ns11:bodyPr rot="0" vert="horz" wrap="square" lIns="0" tIns="0" rIns="0" bIns="0" anchor="t" anchorCtr="0" upright="1">
-                          <ns5:noAutofit/>
-                        </ns11:bodyPr>
-                      </ns11:wsp>
-                    </ns10:wgp>
-                  </ns5:graphicData>
-                </ns5:graphic>
-                <ns4:sizeRelH relativeFrom="page">
-                  <ns4:pctWidth>0</ns4:pctWidth>
-                </ns4:sizeRelH>
-                <ns4:sizeRelV relativeFrom="page">
-                  <ns4:pctHeight>0</ns4:pctHeight>
-                </ns4:sizeRelV>
-              </ns3:anchor>
+                        </wps:txbx>
+                        <wps:bodyPr rot="0" vert="horz" wrap="square" lIns="0" tIns="0" rIns="0" bIns="0" anchor="t" anchorCtr="0" upright="1">
+                          <a:noAutofit/>
+                        </wps:bodyPr>
+                      </wps:wsp>
+                    </wpg:wgp>
+                  </a:graphicData>
+                </a:graphic>
+                <wp14:sizeRelH relativeFrom="page">
+                  <wp14:pctWidth>0</wp14:pctWidth>
+                </wp14:sizeRelH>
+                <wp14:sizeRelV relativeFrom="page">
+                  <wp14:pctHeight>0</wp14:pctHeight>
+                </wp14:sizeRelV>
+              </wp:anchor>
             </w:drawing>
-          </ns1:Choice>
-          <ns1:Fallback>
+          </mc:Choice>
+          <mc:Fallback>
             <w:pict>
-              <ns12:group ns2:anchorId="71A97F1A" id="docshapegroup9" ns13:spid="_x0000_s1034" style="position:absolute;left:0;text-align:left;margin-left:165.4pt;margin-top:5.85pt;width:50.5pt;height:22.25pt;z-index:15727616;mso-position-horizontal-relative:page" coordorigin="3308,117" coordsize="1010,445" ns13:gfxdata="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">
-                <ns12:shape id="docshape10" ns13:spid="_x0000_s1035" style="position:absolute;left:3324;top:133;width:979;height:413;visibility:visible;mso-wrap-style:square;v-text-anchor:top" coordsize="979,413" ns13:gfxdata="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" path="m,l562,r,413l,413,,xm564,l979,r,413l564,413,564,xe" filled="f" strokeweight="1.5pt">
-                  <ns12:path arrowok="t" ns13:connecttype="custom" ns13:connectlocs="0,133;562,133;562,546;0,546;0,133;564,133;979,133;979,546;564,546;564,133" ns13:connectangles="0,0,0,0,0,0,0,0,0,0"/>
-                </ns12:shape>
-                <ns12:shape id="docshape11" ns13:spid="_x0000_s1036" type="#_x0000_t202" style="position:absolute;left:3324;top:133;width:563;height:413;visibility:visible;mso-wrap-style:square;v-text-anchor:top" ns13:gfxdata="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" filled="f" strokeweight="1.6pt">
-                  <ns12:textbox inset="0,0,0,0">
+              <v:group w14:anchorId="71A97F1A" id="docshapegroup9" o:spid="_x0000_s1034" style="position:absolute;left:0;text-align:left;margin-left:165.4pt;margin-top:5.85pt;width:50.5pt;height:22.25pt;z-index:15727616;mso-position-horizontal-relative:page" coordorigin="3308,117" coordsize="1010,445" o:gfxdata="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">
+                <v:shape id="docshape10" o:spid="_x0000_s1035" style="position:absolute;left:3324;top:133;width:979;height:413;visibility:visible;mso-wrap-style:square;v-text-anchor:top" coordsize="979,413" o:gfxdata="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" path="m,l562,r,413l,413,,xm564,l979,r,413l564,413,564,xe" filled="f" strokeweight="1.5pt">
+                  <v:path arrowok="t" o:connecttype="custom" o:connectlocs="0,133;562,133;562,546;0,546;0,133;564,133;979,133;979,546;564,546;564,133" o:connectangles="0,0,0,0,0,0,0,0,0,0"/>
+                </v:shape>
+                <v:shape id="docshape11" o:spid="_x0000_s1036" type="#_x0000_t202" style="position:absolute;left:3324;top:133;width:563;height:413;visibility:visible;mso-wrap-style:square;v-text-anchor:top" o:gfxdata="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" filled="f" strokeweight="1.6pt">
+                  <v:textbox inset="0,0,0,0">
                     <w:txbxContent>
-                      <w:p ns2:paraId="109B8731" ns2:textId="77777777">
+                      <w:p>
                         <w:pPr>
                           <w:spacing w:before="72"/>
                           <w:ind w:left="142"/>
@@ -2009,13 +2009,13 @@
                         </w:r>
                       </w:p>
                     </w:txbxContent>
-                  </ns12:textbox>
-                </ns12:shape>
-                <ns14:wrap anchorx="page"/>
-              </ns12:group>
+                  </v:textbox>
+                </v:shape>
+                <w10:wrap anchorx="page"/>
+              </v:group>
             </w:pict>
-          </ns1:Fallback>
-        </ns1:AlternateContent>
+          </mc:Fallback>
+        </mc:AlternateContent>
       </w:r>
       <w:r>
         <w:t>I</w:t>
@@ -2120,7 +2120,7 @@
         <w:t>PROTECTION FOR MY PROPERTY BECAUSE THE FACILITY DOES NOT EXTEND INSURANCE TO MY STORED</w:t>
       </w:r>
     </w:p>
-    <w:p ns2:paraId="79B484A9" ns2:textId="77777777">
+    <w:p>
       <w:pPr>
         <w:rPr>
           <w:sz w:val="18"/>
@@ -2134,7 +2134,7 @@
         </w:sectPr>
       </w:pPr>
     </w:p>
-    <w:p ns2:paraId="1D523458" ns2:textId="77777777">
+    <w:p>
       <w:pPr>
         <w:spacing w:before="42"/>
         <w:ind w:left="3744" w:right="3" w:hanging="120"/>
@@ -2169,7 +2169,7 @@
         <w:t>HERE</w:t>
       </w:r>
     </w:p>
-    <w:p ns2:paraId="75AECBA3" ns2:textId="77777777">
+    <w:p>
       <w:pPr>
         <w:pStyle w:val="BodyText"/>
         <w:rPr>
@@ -2178,7 +2178,7 @@
         </w:rPr>
       </w:pPr>
     </w:p>
-    <w:p ns2:paraId="4DC72AD8" ns2:textId="77777777">
+    <w:p>
       <w:pPr>
         <w:pStyle w:val="BodyText"/>
         <w:rPr>
@@ -2187,7 +2187,7 @@
         </w:rPr>
       </w:pPr>
     </w:p>
-    <w:p ns2:paraId="6CC37968" ns2:textId="77777777">
+    <w:p>
       <w:pPr>
         <w:pStyle w:val="BodyText"/>
         <w:rPr>
@@ -2196,7 +2196,7 @@
         </w:rPr>
       </w:pPr>
     </w:p>
-    <w:p ns2:paraId="22157BED" ns2:textId="77777777">
+    <w:p>
       <w:pPr>
         <w:pStyle w:val="BodyText"/>
         <w:rPr>
@@ -2205,7 +2205,7 @@
         </w:rPr>
       </w:pPr>
     </w:p>
-    <w:p ns2:paraId="2D3FF15D" ns2:textId="77777777">
+    <w:p>
       <w:pPr>
         <w:pStyle w:val="BodyText"/>
         <w:rPr>
@@ -2214,7 +2214,7 @@
         </w:rPr>
       </w:pPr>
     </w:p>
-    <w:p ns2:paraId="091B5474" ns2:textId="77777777">
+    <w:p>
       <w:pPr>
         <w:pStyle w:val="BodyText"/>
         <w:rPr>
@@ -2223,7 +2223,7 @@
         </w:rPr>
       </w:pPr>
     </w:p>
-    <w:p ns2:paraId="7883AD8B" ns2:textId="77777777">
+    <w:p>
       <w:pPr>
         <w:pStyle w:val="BodyText"/>
         <w:rPr>
@@ -2232,7 +2232,7 @@
         </w:rPr>
       </w:pPr>
     </w:p>
-    <w:p ns2:paraId="6EA5B1AB" ns2:textId="77777777">
+    <w:p>
       <w:pPr>
         <w:pStyle w:val="BodyText"/>
         <w:rPr>
@@ -2241,7 +2241,7 @@
         </w:rPr>
       </w:pPr>
     </w:p>
-    <w:p ns2:paraId="659DD6D8" ns2:textId="77777777">
+    <w:p>
       <w:pPr>
         <w:pStyle w:val="BodyText"/>
         <w:spacing w:before="10"/>
@@ -2251,7 +2251,7 @@
         </w:rPr>
       </w:pPr>
     </w:p>
-    <w:p ns2:paraId="734801B2" ns2:textId="77777777">
+    <w:p>
       <w:pPr>
         <w:jc w:val="right"/>
         <w:rPr>
@@ -2265,221 +2265,221 @@
           <w:sz w:val="16"/>
           <w:szCs w:val="16"/>
         </w:rPr>
-        <ns1:AlternateContent>
-          <ns1:Choice Requires="wpg">
+        <mc:AlternateContent>
+          <mc:Choice Requires="wpg">
             <w:drawing>
-              <ns3:anchor distT="0" distB="0" distL="114300" distR="114300" simplePos="0" relativeHeight="15728128" behindDoc="0" locked="0" layoutInCell="1" allowOverlap="1" ns4:anchorId="149D145D" ns4:editId="6922F844">
-                <ns3:simplePos x="0" y="0"/>
-                <ns3:positionH relativeFrom="page">
-                  <ns3:posOffset>2100580</ns3:posOffset>
-                </ns3:positionH>
-                <ns3:positionV relativeFrom="paragraph">
-                  <ns3:posOffset>-385445</ns3:posOffset>
-                </ns3:positionV>
-                <ns3:extent cx="641350" cy="282575"/>
-                <ns3:effectExtent l="0" t="0" r="0" b="0"/>
-                <ns3:wrapNone/>
-                <ns3:docPr id="19" name="docshapegroup12"/>
-                <ns3:cNvGraphicFramePr>
-                  <ns5:graphicFrameLocks/>
-                </ns3:cNvGraphicFramePr>
-                <ns5:graphic>
-                  <ns5:graphicData uri="http://schemas.microsoft.com/office/word/2010/wordprocessingGroup">
-                    <ns10:wgp>
-                      <ns10:cNvGrpSpPr>
-                        <ns5:grpSpLocks/>
-                      </ns10:cNvGrpSpPr>
-                      <ns10:grpSpPr bwMode="auto">
-                        <ns5:xfrm>
-                          <ns5:off x="0" y="0"/>
-                          <ns5:ext cx="641350" cy="282575"/>
-                          <ns5:chOff x="3308" y="-607"/>
-                          <ns5:chExt cx="1010" cy="445"/>
-                        </ns5:xfrm>
-                      </ns10:grpSpPr>
-                      <ns11:wsp>
-                        <ns11:cNvPr id="20" name="docshape13"/>
-                        <ns11:cNvSpPr>
-                          <ns5:spLocks/>
-                        </ns11:cNvSpPr>
-                        <ns11:spPr bwMode="auto">
-                          <ns5:xfrm>
-                            <ns5:off x="3324" y="-591"/>
-                            <ns5:ext cx="979" cy="413"/>
-                          </ns5:xfrm>
-                          <ns5:custGeom>
-                            <ns5:avLst/>
-                            <ns5:gdLst>
-                              <ns5:gd name="T0" fmla="+- 0 3324 3324"/>
-                              <ns5:gd name="T1" fmla="*/ T0 w 979"/>
-                              <ns5:gd name="T2" fmla="+- 0 -591 -591"/>
-                              <ns5:gd name="T3" fmla="*/ -591 h 413"/>
-                              <ns5:gd name="T4" fmla="+- 0 3886 3324"/>
-                              <ns5:gd name="T5" fmla="*/ T4 w 979"/>
-                              <ns5:gd name="T6" fmla="+- 0 -591 -591"/>
-                              <ns5:gd name="T7" fmla="*/ -591 h 413"/>
-                              <ns5:gd name="T8" fmla="+- 0 3886 3324"/>
-                              <ns5:gd name="T9" fmla="*/ T8 w 979"/>
-                              <ns5:gd name="T10" fmla="+- 0 -178 -591"/>
-                              <ns5:gd name="T11" fmla="*/ -178 h 413"/>
-                              <ns5:gd name="T12" fmla="+- 0 3324 3324"/>
-                              <ns5:gd name="T13" fmla="*/ T12 w 979"/>
-                              <ns5:gd name="T14" fmla="+- 0 -178 -591"/>
-                              <ns5:gd name="T15" fmla="*/ -178 h 413"/>
-                              <ns5:gd name="T16" fmla="+- 0 3324 3324"/>
-                              <ns5:gd name="T17" fmla="*/ T16 w 979"/>
-                              <ns5:gd name="T18" fmla="+- 0 -591 -591"/>
-                              <ns5:gd name="T19" fmla="*/ -591 h 413"/>
-                              <ns5:gd name="T20" fmla="+- 0 3888 3324"/>
-                              <ns5:gd name="T21" fmla="*/ T20 w 979"/>
-                              <ns5:gd name="T22" fmla="+- 0 -591 -591"/>
-                              <ns5:gd name="T23" fmla="*/ -591 h 413"/>
-                              <ns5:gd name="T24" fmla="+- 0 4303 3324"/>
-                              <ns5:gd name="T25" fmla="*/ T24 w 979"/>
-                              <ns5:gd name="T26" fmla="+- 0 -591 -591"/>
-                              <ns5:gd name="T27" fmla="*/ -591 h 413"/>
-                              <ns5:gd name="T28" fmla="+- 0 4303 3324"/>
-                              <ns5:gd name="T29" fmla="*/ T28 w 979"/>
-                              <ns5:gd name="T30" fmla="+- 0 -178 -591"/>
-                              <ns5:gd name="T31" fmla="*/ -178 h 413"/>
-                              <ns5:gd name="T32" fmla="+- 0 3888 3324"/>
-                              <ns5:gd name="T33" fmla="*/ T32 w 979"/>
-                              <ns5:gd name="T34" fmla="+- 0 -178 -591"/>
-                              <ns5:gd name="T35" fmla="*/ -178 h 413"/>
-                              <ns5:gd name="T36" fmla="+- 0 3888 3324"/>
-                              <ns5:gd name="T37" fmla="*/ T36 w 979"/>
-                              <ns5:gd name="T38" fmla="+- 0 -591 -591"/>
-                              <ns5:gd name="T39" fmla="*/ -591 h 413"/>
-                            </ns5:gdLst>
-                            <ns5:ahLst/>
-                            <ns5:cxnLst>
-                              <ns5:cxn ang="0">
-                                <ns5:pos x="T1" y="T3"/>
-                              </ns5:cxn>
-                              <ns5:cxn ang="0">
-                                <ns5:pos x="T5" y="T7"/>
-                              </ns5:cxn>
-                              <ns5:cxn ang="0">
-                                <ns5:pos x="T9" y="T11"/>
-                              </ns5:cxn>
-                              <ns5:cxn ang="0">
-                                <ns5:pos x="T13" y="T15"/>
-                              </ns5:cxn>
-                              <ns5:cxn ang="0">
-                                <ns5:pos x="T17" y="T19"/>
-                              </ns5:cxn>
-                              <ns5:cxn ang="0">
-                                <ns5:pos x="T21" y="T23"/>
-                              </ns5:cxn>
-                              <ns5:cxn ang="0">
-                                <ns5:pos x="T25" y="T27"/>
-                              </ns5:cxn>
-                              <ns5:cxn ang="0">
-                                <ns5:pos x="T29" y="T31"/>
-                              </ns5:cxn>
-                              <ns5:cxn ang="0">
-                                <ns5:pos x="T33" y="T35"/>
-                              </ns5:cxn>
-                              <ns5:cxn ang="0">
-                                <ns5:pos x="T37" y="T39"/>
-                              </ns5:cxn>
-                            </ns5:cxnLst>
-                            <ns5:rect l="0" t="0" r="r" b="b"/>
-                            <ns5:pathLst>
-                              <ns5:path w="979" h="413">
-                                <ns5:moveTo>
-                                  <ns5:pt x="0" y="0"/>
-                                </ns5:moveTo>
-                                <ns5:lnTo>
-                                  <ns5:pt x="562" y="0"/>
-                                </ns5:lnTo>
-                                <ns5:lnTo>
-                                  <ns5:pt x="562" y="413"/>
-                                </ns5:lnTo>
-                                <ns5:lnTo>
-                                  <ns5:pt x="0" y="413"/>
-                                </ns5:lnTo>
-                                <ns5:lnTo>
-                                  <ns5:pt x="0" y="0"/>
-                                </ns5:lnTo>
-                                <ns5:close/>
-                                <ns5:moveTo>
-                                  <ns5:pt x="564" y="0"/>
-                                </ns5:moveTo>
-                                <ns5:lnTo>
-                                  <ns5:pt x="979" y="0"/>
-                                </ns5:lnTo>
-                                <ns5:lnTo>
-                                  <ns5:pt x="979" y="413"/>
-                                </ns5:lnTo>
-                                <ns5:lnTo>
-                                  <ns5:pt x="564" y="413"/>
-                                </ns5:lnTo>
-                                <ns5:lnTo>
-                                  <ns5:pt x="564" y="0"/>
-                                </ns5:lnTo>
-                                <ns5:close/>
-                              </ns5:path>
-                            </ns5:pathLst>
-                          </ns5:custGeom>
-                          <ns5:noFill/>
-                          <ns5:ln w="19050">
-                            <ns5:solidFill>
-                              <ns5:srgbClr val="000000"/>
-                            </ns5:solidFill>
-                            <ns5:round/>
-                            <ns5:headEnd/>
-                            <ns5:tailEnd/>
-                          </ns5:ln>
-                          <ns5:extLst>
-                            <ns5:ext uri="{909E8E84-426E-40DD-AFC4-6F175D3DCCD1}">
-                              <ns9:hiddenFill>
-                                <ns5:solidFill>
-                                  <ns5:srgbClr val="FFFFFF"/>
-                                </ns5:solidFill>
-                              </ns9:hiddenFill>
-                            </ns5:ext>
-                          </ns5:extLst>
-                        </ns11:spPr>
-                        <ns11:bodyPr rot="0" vert="horz" wrap="square" lIns="91440" tIns="45720" rIns="91440" bIns="45720" anchor="t" anchorCtr="0" upright="1">
-                          <ns5:noAutofit/>
-                        </ns11:bodyPr>
-                      </ns11:wsp>
-                      <ns11:wsp>
-                        <ns11:cNvPr id="21" name="docshape14"/>
-                        <ns11:cNvSpPr txBox="1">
-                          <ns5:spLocks noChangeArrowheads="1"/>
-                        </ns11:cNvSpPr>
-                        <ns11:spPr bwMode="auto">
-                          <ns5:xfrm>
-                            <ns5:off x="3324" y="-591"/>
-                            <ns5:ext cx="563" cy="413"/>
-                          </ns5:xfrm>
-                          <ns5:prstGeom prst="rect">
-                            <ns5:avLst/>
-                          </ns5:prstGeom>
-                          <ns5:noFill/>
-                          <ns5:ln w="20320">
-                            <ns5:solidFill>
-                              <ns5:srgbClr val="000000"/>
-                            </ns5:solidFill>
-                            <ns5:miter lim="800000"/>
-                            <ns5:headEnd/>
-                            <ns5:tailEnd/>
-                          </ns5:ln>
-                          <ns5:extLst>
-                            <ns5:ext uri="{909E8E84-426E-40DD-AFC4-6F175D3DCCD1}">
-                              <ns9:hiddenFill>
-                                <ns5:solidFill>
-                                  <ns5:srgbClr val="FFFFFF"/>
-                                </ns5:solidFill>
-                              </ns9:hiddenFill>
-                            </ns5:ext>
-                          </ns5:extLst>
-                        </ns11:spPr>
-                        <ns11:txbx>
+              <wp:anchor distT="0" distB="0" distL="114300" distR="114300" simplePos="0" relativeHeight="15728128" behindDoc="0" locked="0" layoutInCell="1" allowOverlap="1" wp14:anchorId="149D145D" wp14:editId="6922F844">
+                <wp:simplePos x="0" y="0"/>
+                <wp:positionH relativeFrom="page">
+                  <wp:posOffset>2100580</wp:posOffset>
+                </wp:positionH>
+                <wp:positionV relativeFrom="paragraph">
+                  <wp:posOffset>-385445</wp:posOffset>
+                </wp:positionV>
+                <wp:extent cx="641350" cy="282575"/>
+                <wp:effectExtent l="0" t="0" r="0" b="0"/>
+                <wp:wrapNone/>
+                <wp:docPr id="19" name="docshapegroup12"/>
+                <wp:cNvGraphicFramePr>
+                  <a:graphicFrameLocks xmlns:a="http://schemas.openxmlformats.org/drawingml/2006/main"/>
+                </wp:cNvGraphicFramePr>
+                <a:graphic xmlns:a="http://schemas.openxmlformats.org/drawingml/2006/main">
+                  <a:graphicData uri="http://schemas.microsoft.com/office/word/2010/wordprocessingGroup">
+                    <wpg:wgp>
+                      <wpg:cNvGrpSpPr>
+                        <a:grpSpLocks/>
+                      </wpg:cNvGrpSpPr>
+                      <wpg:grpSpPr bwMode="auto">
+                        <a:xfrm>
+                          <a:off x="0" y="0"/>
+                          <a:ext cx="641350" cy="282575"/>
+                          <a:chOff x="3308" y="-607"/>
+                          <a:chExt cx="1010" cy="445"/>
+                        </a:xfrm>
+                      </wpg:grpSpPr>
+                      <wps:wsp>
+                        <wps:cNvPr id="20" name="docshape13"/>
+                        <wps:cNvSpPr>
+                          <a:spLocks/>
+                        </wps:cNvSpPr>
+                        <wps:spPr bwMode="auto">
+                          <a:xfrm>
+                            <a:off x="3324" y="-591"/>
+                            <a:ext cx="979" cy="413"/>
+                          </a:xfrm>
+                          <a:custGeom>
+                            <a:avLst/>
+                            <a:gdLst>
+                              <a:gd name="T0" fmla="+- 0 3324 3324"/>
+                              <a:gd name="T1" fmla="*/ T0 w 979"/>
+                              <a:gd name="T2" fmla="+- 0 -591 -591"/>
+                              <a:gd name="T3" fmla="*/ -591 h 413"/>
+                              <a:gd name="T4" fmla="+- 0 3886 3324"/>
+                              <a:gd name="T5" fmla="*/ T4 w 979"/>
+                              <a:gd name="T6" fmla="+- 0 -591 -591"/>
+                              <a:gd name="T7" fmla="*/ -591 h 413"/>
+                              <a:gd name="T8" fmla="+- 0 3886 3324"/>
+                              <a:gd name="T9" fmla="*/ T8 w 979"/>
+                              <a:gd name="T10" fmla="+- 0 -178 -591"/>
+                              <a:gd name="T11" fmla="*/ -178 h 413"/>
+                              <a:gd name="T12" fmla="+- 0 3324 3324"/>
+                              <a:gd name="T13" fmla="*/ T12 w 979"/>
+                              <a:gd name="T14" fmla="+- 0 -178 -591"/>
+                              <a:gd name="T15" fmla="*/ -178 h 413"/>
+                              <a:gd name="T16" fmla="+- 0 3324 3324"/>
+                              <a:gd name="T17" fmla="*/ T16 w 979"/>
+                              <a:gd name="T18" fmla="+- 0 -591 -591"/>
+                              <a:gd name="T19" fmla="*/ -591 h 413"/>
+                              <a:gd name="T20" fmla="+- 0 3888 3324"/>
+                              <a:gd name="T21" fmla="*/ T20 w 979"/>
+                              <a:gd name="T22" fmla="+- 0 -591 -591"/>
+                              <a:gd name="T23" fmla="*/ -591 h 413"/>
+                              <a:gd name="T24" fmla="+- 0 4303 3324"/>
+                              <a:gd name="T25" fmla="*/ T24 w 979"/>
+                              <a:gd name="T26" fmla="+- 0 -591 -591"/>
+                              <a:gd name="T27" fmla="*/ -591 h 413"/>
+                              <a:gd name="T28" fmla="+- 0 4303 3324"/>
+                              <a:gd name="T29" fmla="*/ T28 w 979"/>
+                              <a:gd name="T30" fmla="+- 0 -178 -591"/>
+                              <a:gd name="T31" fmla="*/ -178 h 413"/>
+                              <a:gd name="T32" fmla="+- 0 3888 3324"/>
+                              <a:gd name="T33" fmla="*/ T32 w 979"/>
+                              <a:gd name="T34" fmla="+- 0 -178 -591"/>
+                              <a:gd name="T35" fmla="*/ -178 h 413"/>
+                              <a:gd name="T36" fmla="+- 0 3888 3324"/>
+                              <a:gd name="T37" fmla="*/ T36 w 979"/>
+                              <a:gd name="T38" fmla="+- 0 -591 -591"/>
+                              <a:gd name="T39" fmla="*/ -591 h 413"/>
+                            </a:gdLst>
+                            <a:ahLst/>
+                            <a:cxnLst>
+                              <a:cxn ang="0">
+                                <a:pos x="T1" y="T3"/>
+                              </a:cxn>
+                              <a:cxn ang="0">
+                                <a:pos x="T5" y="T7"/>
+                              </a:cxn>
+                              <a:cxn ang="0">
+                                <a:pos x="T9" y="T11"/>
+                              </a:cxn>
+                              <a:cxn ang="0">
+                                <a:pos x="T13" y="T15"/>
+                              </a:cxn>
+                              <a:cxn ang="0">
+                                <a:pos x="T17" y="T19"/>
+                              </a:cxn>
+                              <a:cxn ang="0">
+                                <a:pos x="T21" y="T23"/>
+                              </a:cxn>
+                              <a:cxn ang="0">
+                                <a:pos x="T25" y="T27"/>
+                              </a:cxn>
+                              <a:cxn ang="0">
+                                <a:pos x="T29" y="T31"/>
+                              </a:cxn>
+                              <a:cxn ang="0">
+                                <a:pos x="T33" y="T35"/>
+                              </a:cxn>
+                              <a:cxn ang="0">
+                                <a:pos x="T37" y="T39"/>
+                              </a:cxn>
+                            </a:cxnLst>
+                            <a:rect l="0" t="0" r="r" b="b"/>
+                            <a:pathLst>
+                              <a:path w="979" h="413">
+                                <a:moveTo>
+                                  <a:pt x="0" y="0"/>
+                                </a:moveTo>
+                                <a:lnTo>
+                                  <a:pt x="562" y="0"/>
+                                </a:lnTo>
+                                <a:lnTo>
+                                  <a:pt x="562" y="413"/>
+                                </a:lnTo>
+                                <a:lnTo>
+                                  <a:pt x="0" y="413"/>
+                                </a:lnTo>
+                                <a:lnTo>
+                                  <a:pt x="0" y="0"/>
+                                </a:lnTo>
+                                <a:close/>
+                                <a:moveTo>
+                                  <a:pt x="564" y="0"/>
+                                </a:moveTo>
+                                <a:lnTo>
+                                  <a:pt x="979" y="0"/>
+                                </a:lnTo>
+                                <a:lnTo>
+                                  <a:pt x="979" y="413"/>
+                                </a:lnTo>
+                                <a:lnTo>
+                                  <a:pt x="564" y="413"/>
+                                </a:lnTo>
+                                <a:lnTo>
+                                  <a:pt x="564" y="0"/>
+                                </a:lnTo>
+                                <a:close/>
+                              </a:path>
+                            </a:pathLst>
+                          </a:custGeom>
+                          <a:noFill/>
+                          <a:ln w="19050">
+                            <a:solidFill>
+                              <a:srgbClr val="000000"/>
+                            </a:solidFill>
+                            <a:round/>
+                            <a:headEnd/>
+                            <a:tailEnd/>
+                          </a:ln>
+                          <a:extLst>
+                            <a:ext uri="{909E8E84-426E-40DD-AFC4-6F175D3DCCD1}">
+                              <a14:hiddenFill xmlns:a14="http://schemas.microsoft.com/office/drawing/2010/main">
+                                <a:solidFill>
+                                  <a:srgbClr val="FFFFFF"/>
+                                </a:solidFill>
+                              </a14:hiddenFill>
+                            </a:ext>
+                          </a:extLst>
+                        </wps:spPr>
+                        <wps:bodyPr rot="0" vert="horz" wrap="square" lIns="91440" tIns="45720" rIns="91440" bIns="45720" anchor="t" anchorCtr="0" upright="1">
+                          <a:noAutofit/>
+                        </wps:bodyPr>
+                      </wps:wsp>
+                      <wps:wsp>
+                        <wps:cNvPr id="21" name="docshape14"/>
+                        <wps:cNvSpPr txBox="1">
+                          <a:spLocks noChangeArrowheads="1"/>
+                        </wps:cNvSpPr>
+                        <wps:spPr bwMode="auto">
+                          <a:xfrm>
+                            <a:off x="3324" y="-591"/>
+                            <a:ext cx="563" cy="413"/>
+                          </a:xfrm>
+                          <a:prstGeom prst="rect">
+                            <a:avLst/>
+                          </a:prstGeom>
+                          <a:noFill/>
+                          <a:ln w="20320">
+                            <a:solidFill>
+                              <a:srgbClr val="000000"/>
+                            </a:solidFill>
+                            <a:miter lim="800000"/>
+                            <a:headEnd/>
+                            <a:tailEnd/>
+                          </a:ln>
+                          <a:extLst>
+                            <a:ext uri="{909E8E84-426E-40DD-AFC4-6F175D3DCCD1}">
+                              <a14:hiddenFill xmlns:a14="http://schemas.microsoft.com/office/drawing/2010/main">
+                                <a:solidFill>
+                                  <a:srgbClr val="FFFFFF"/>
+                                </a:solidFill>
+                              </a14:hiddenFill>
+                            </a:ext>
+                          </a:extLst>
+                        </wps:spPr>
+                        <wps:txbx>
                           <w:txbxContent>
-                            <w:p ns2:paraId="01AC8941" ns2:textId="77777777">
+                            <w:p>
                               <w:pPr>
                                 <w:spacing w:before="71"/>
                                 <w:ind w:left="142"/>
@@ -2492,33 +2492,33 @@
                               </w:r>
                             </w:p>
                           </w:txbxContent>
-                        </ns11:txbx>
-                        <ns11:bodyPr rot="0" vert="horz" wrap="square" lIns="0" tIns="0" rIns="0" bIns="0" anchor="t" anchorCtr="0" upright="1">
-                          <ns5:noAutofit/>
-                        </ns11:bodyPr>
-                      </ns11:wsp>
-                    </ns10:wgp>
-                  </ns5:graphicData>
-                </ns5:graphic>
-                <ns4:sizeRelH relativeFrom="page">
-                  <ns4:pctWidth>0</ns4:pctWidth>
-                </ns4:sizeRelH>
-                <ns4:sizeRelV relativeFrom="page">
-                  <ns4:pctHeight>0</ns4:pctHeight>
-                </ns4:sizeRelV>
-              </ns3:anchor>
+                        </wps:txbx>
+                        <wps:bodyPr rot="0" vert="horz" wrap="square" lIns="0" tIns="0" rIns="0" bIns="0" anchor="t" anchorCtr="0" upright="1">
+                          <a:noAutofit/>
+                        </wps:bodyPr>
+                      </wps:wsp>
+                    </wpg:wgp>
+                  </a:graphicData>
+                </a:graphic>
+                <wp14:sizeRelH relativeFrom="page">
+                  <wp14:pctWidth>0</wp14:pctWidth>
+                </wp14:sizeRelH>
+                <wp14:sizeRelV relativeFrom="page">
+                  <wp14:pctHeight>0</wp14:pctHeight>
+                </wp14:sizeRelV>
+              </wp:anchor>
             </w:drawing>
-          </ns1:Choice>
-          <ns1:Fallback>
+          </mc:Choice>
+          <mc:Fallback>
             <w:pict>
-              <ns12:group ns2:anchorId="149D145D" id="docshapegroup12" ns13:spid="_x0000_s1037" style="position:absolute;left:0;text-align:left;margin-left:165.4pt;margin-top:-30.35pt;width:50.5pt;height:22.25pt;z-index:15728128;mso-position-horizontal-relative:page" coordorigin="3308,-607" coordsize="1010,445" ns13:gfxdata="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">
-                <ns12:shape id="docshape13" ns13:spid="_x0000_s1038" style="position:absolute;left:3324;top:-591;width:979;height:413;visibility:visible;mso-wrap-style:square;v-text-anchor:top" coordsize="979,413" ns13:gfxdata="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" path="m,l562,r,413l,413,,xm564,l979,r,413l564,413,564,xe" filled="f" strokeweight="1.5pt">
-                  <ns12:path arrowok="t" ns13:connecttype="custom" ns13:connectlocs="0,-591;562,-591;562,-178;0,-178;0,-591;564,-591;979,-591;979,-178;564,-178;564,-591" ns13:connectangles="0,0,0,0,0,0,0,0,0,0"/>
-                </ns12:shape>
-                <ns12:shape id="docshape14" ns13:spid="_x0000_s1039" type="#_x0000_t202" style="position:absolute;left:3324;top:-591;width:563;height:413;visibility:visible;mso-wrap-style:square;v-text-anchor:top" ns13:gfxdata="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" filled="f" strokeweight="1.6pt">
-                  <ns12:textbox inset="0,0,0,0">
+              <v:group w14:anchorId="149D145D" id="docshapegroup12" o:spid="_x0000_s1037" style="position:absolute;left:0;text-align:left;margin-left:165.4pt;margin-top:-30.35pt;width:50.5pt;height:22.25pt;z-index:15728128;mso-position-horizontal-relative:page" coordorigin="3308,-607" coordsize="1010,445" o:gfxdata="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">
+                <v:shape id="docshape13" o:spid="_x0000_s1038" style="position:absolute;left:3324;top:-591;width:979;height:413;visibility:visible;mso-wrap-style:square;v-text-anchor:top" coordsize="979,413" o:gfxdata="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" path="m,l562,r,413l,413,,xm564,l979,r,413l564,413,564,xe" filled="f" strokeweight="1.5pt">
+                  <v:path arrowok="t" o:connecttype="custom" o:connectlocs="0,-591;562,-591;562,-178;0,-178;0,-591;564,-591;979,-591;979,-178;564,-178;564,-591" o:connectangles="0,0,0,0,0,0,0,0,0,0"/>
+                </v:shape>
+                <v:shape id="docshape14" o:spid="_x0000_s1039" type="#_x0000_t202" style="position:absolute;left:3324;top:-591;width:563;height:413;visibility:visible;mso-wrap-style:square;v-text-anchor:top" o:gfxdata="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" filled="f" strokeweight="1.6pt">
+                  <v:textbox inset="0,0,0,0">
                     <w:txbxContent>
-                      <w:p ns2:paraId="01AC8941" ns2:textId="77777777">
+                      <w:p>
                         <w:pPr>
                           <w:spacing w:before="71"/>
                           <w:ind w:left="142"/>
@@ -2531,13 +2531,13 @@
                         </w:r>
                       </w:p>
                     </w:txbxContent>
-                  </ns12:textbox>
-                </ns12:shape>
-                <ns14:wrap anchorx="page"/>
-              </ns12:group>
+                  </v:textbox>
+                </v:shape>
+                <w10:wrap anchorx="page"/>
+              </v:group>
             </w:pict>
-          </ns1:Fallback>
-        </ns1:AlternateContent>
+          </mc:Fallback>
+        </mc:AlternateContent>
       </w:r>
       <w:r>
         <w:rPr>
@@ -2548,7 +2548,7 @@
         <w:t>INDICATE</w:t>
       </w:r>
     </w:p>
-    <w:p ns2:paraId="2C75F2B7" ns2:textId="77777777">
+    <w:p>
       <w:pPr>
         <w:spacing w:before="2"/>
         <w:ind w:left="3598" w:firstLine="120"/>
@@ -2677,7 +2677,7 @@
         <w:t>HERE</w:t>
       </w:r>
     </w:p>
-    <w:p ns2:paraId="43ED236F" ns2:textId="77777777">
+    <w:p>
       <w:pPr>
         <w:pStyle w:val="BodyText"/>
         <w:ind w:left="61" w:right="543"/>
@@ -2713,7 +2713,7 @@
         <w:t xml:space="preserve"> </w:t>
       </w:r>
     </w:p>
-    <w:p ns2:paraId="7B7521B4" ns2:textId="77777777">
+    <w:p>
       <w:pPr>
         <w:pStyle w:val="BodyText"/>
         <w:ind w:left="61" w:right="543"/>
@@ -2963,7 +2963,7 @@
         <w:t xml:space="preserve"> </w:t>
       </w:r>
     </w:p>
-    <w:p ns2:paraId="579AE210" ns2:textId="77777777">
+    <w:p>
       <w:pPr>
         <w:pStyle w:val="BodyText"/>
         <w:spacing w:line="219" w:lineRule="exact"/>
@@ -3122,7 +3122,7 @@
         <w:t xml:space="preserve"> management:</w:t>
       </w:r>
     </w:p>
-    <w:p ns2:paraId="6BDF5A66" ns2:textId="77777777">
+    <w:p>
       <w:pPr>
         <w:pStyle w:val="ListParagraph"/>
         <w:numPr>
@@ -3275,7 +3275,7 @@
         <w:t>property</w:t>
       </w:r>
     </w:p>
-    <w:p ns2:paraId="729BEC0B" ns2:textId="77777777">
+    <w:p>
       <w:pPr>
         <w:pStyle w:val="ListParagraph"/>
         <w:numPr>
@@ -3480,7 +3480,7 @@
         <w:t xml:space="preserve">warehouseman </w:t>
       </w:r>
     </w:p>
-    <w:p ns2:paraId="62BB5EE6" ns2:textId="77777777">
+    <w:p>
       <w:pPr>
         <w:tabs>
           <w:tab w:val="left" w:pos="306"/>
@@ -3557,7 +3557,7 @@
       </w:r>
     </w:p>
     <w:bookmarkEnd w:id="0"/>
-    <w:p ns2:paraId="493495F7" ns2:textId="77777777">
+    <w:p>
       <w:pPr>
         <w:pStyle w:val="ListParagraph"/>
         <w:tabs>
@@ -3576,71 +3576,71 @@
           <w:sz w:val="18"/>
           <w:szCs w:val="18"/>
         </w:rPr>
-        <ns1:AlternateContent>
-          <ns1:Choice Requires="wps">
+        <mc:AlternateContent>
+          <mc:Choice Requires="wps">
             <w:drawing>
-              <ns3:anchor distT="0" distB="0" distL="114300" distR="114300" simplePos="0" relativeHeight="15730176" behindDoc="1" locked="0" layoutInCell="1" allowOverlap="1" ns4:anchorId="7D9B49A7" ns4:editId="49657CA9">
-                <ns3:simplePos x="0" y="0"/>
-                <ns3:positionH relativeFrom="margin">
-                  <ns3:align>right</ns3:align>
-                </ns3:positionH>
-                <ns3:positionV relativeFrom="paragraph">
-                  <ns3:posOffset>5715</ns3:posOffset>
-                </ns3:positionV>
-                <ns3:extent cx="2880360" cy="1043940"/>
-                <ns3:effectExtent l="0" t="0" r="15240" b="3810"/>
-                <ns3:wrapThrough wrapText="bothSides">
-                  <ns3:wrapPolygon edited="0">
-                    <ns3:start x="0" y="0"/>
-                    <ns3:lineTo x="0" y="21285"/>
-                    <ns3:lineTo x="21571" y="21285"/>
-                    <ns3:lineTo x="21571" y="0"/>
-                    <ns3:lineTo x="0" y="0"/>
-                  </ns3:wrapPolygon>
-                </ns3:wrapThrough>
-                <ns3:docPr id="18" name="docshape16"/>
-                <ns3:cNvGraphicFramePr>
-                  <ns5:graphicFrameLocks/>
-                </ns3:cNvGraphicFramePr>
-                <ns5:graphic>
-                  <ns5:graphicData uri="http://schemas.microsoft.com/office/word/2010/wordprocessingShape">
-                    <ns11:wsp>
-                      <ns11:cNvSpPr txBox="1">
-                        <ns5:spLocks noChangeArrowheads="1"/>
-                      </ns11:cNvSpPr>
-                      <ns11:spPr bwMode="auto">
-                        <ns5:xfrm>
-                          <ns5:off x="0" y="0"/>
-                          <ns5:ext cx="2880360" cy="1043940"/>
-                        </ns5:xfrm>
-                        <ns5:prstGeom prst="rect">
-                          <ns5:avLst/>
-                        </ns5:prstGeom>
-                        <ns5:noFill/>
-                        <ns5:ln>
-                          <ns5:noFill/>
-                        </ns5:ln>
-                        <ns5:extLst>
-                          <ns5:ext uri="{909E8E84-426E-40DD-AFC4-6F175D3DCCD1}">
-                            <ns9:hiddenFill>
-                              <ns5:solidFill>
-                                <ns5:srgbClr val="FFFFFF"/>
-                              </ns5:solidFill>
-                            </ns9:hiddenFill>
-                          </ns5:ext>
-                          <ns5:ext uri="{91240B29-F687-4F45-9708-019B960494DF}">
-                            <ns9:hiddenLine w="9525">
-                              <ns5:solidFill>
-                                <ns5:srgbClr val="000000"/>
-                              </ns5:solidFill>
-                              <ns5:miter lim="800000"/>
-                              <ns5:headEnd/>
-                              <ns5:tailEnd/>
-                            </ns9:hiddenLine>
-                          </ns5:ext>
-                        </ns5:extLst>
-                      </ns11:spPr>
-                      <ns11:txbx>
+              <wp:anchor distT="0" distB="0" distL="114300" distR="114300" simplePos="0" relativeHeight="15730176" behindDoc="1" locked="0" layoutInCell="1" allowOverlap="1" wp14:anchorId="7D9B49A7" wp14:editId="49657CA9">
+                <wp:simplePos x="0" y="0"/>
+                <wp:positionH relativeFrom="margin">
+                  <wp:align>right</wp:align>
+                </wp:positionH>
+                <wp:positionV relativeFrom="paragraph">
+                  <wp:posOffset>5715</wp:posOffset>
+                </wp:positionV>
+                <wp:extent cx="2880360" cy="1043940"/>
+                <wp:effectExtent l="0" t="0" r="15240" b="3810"/>
+                <wp:wrapThrough wrapText="bothSides">
+                  <wp:wrapPolygon edited="0">
+                    <wp:start x="0" y="0"/>
+                    <wp:lineTo x="0" y="21285"/>
+                    <wp:lineTo x="21571" y="21285"/>
+                    <wp:lineTo x="21571" y="0"/>
+                    <wp:lineTo x="0" y="0"/>
+                  </wp:wrapPolygon>
+                </wp:wrapThrough>
+                <wp:docPr id="18" name="docshape16"/>
+                <wp:cNvGraphicFramePr>
+                  <a:graphicFrameLocks xmlns:a="http://schemas.openxmlformats.org/drawingml/2006/main"/>
+                </wp:cNvGraphicFramePr>
+                <a:graphic xmlns:a="http://schemas.openxmlformats.org/drawingml/2006/main">
+                  <a:graphicData uri="http://schemas.microsoft.com/office/word/2010/wordprocessingShape">
+                    <wps:wsp>
+                      <wps:cNvSpPr txBox="1">
+                        <a:spLocks noChangeArrowheads="1"/>
+                      </wps:cNvSpPr>
+                      <wps:spPr bwMode="auto">
+                        <a:xfrm>
+                          <a:off x="0" y="0"/>
+                          <a:ext cx="2880360" cy="1043940"/>
+                        </a:xfrm>
+                        <a:prstGeom prst="rect">
+                          <a:avLst/>
+                        </a:prstGeom>
+                        <a:noFill/>
+                        <a:ln>
+                          <a:noFill/>
+                        </a:ln>
+                        <a:extLst>
+                          <a:ext uri="{909E8E84-426E-40DD-AFC4-6F175D3DCCD1}">
+                            <a14:hiddenFill xmlns:a14="http://schemas.microsoft.com/office/drawing/2010/main">
+                              <a:solidFill>
+                                <a:srgbClr val="FFFFFF"/>
+                              </a:solidFill>
+                            </a14:hiddenFill>
+                          </a:ext>
+                          <a:ext uri="{91240B29-F687-4F45-9708-019B960494DF}">
+                            <a14:hiddenLine xmlns:a14="http://schemas.microsoft.com/office/drawing/2010/main" w="9525">
+                              <a:solidFill>
+                                <a:srgbClr val="000000"/>
+                              </a:solidFill>
+                              <a:miter lim="800000"/>
+                              <a:headEnd/>
+                              <a:tailEnd/>
+                            </a14:hiddenLine>
+                          </a:ext>
+                        </a:extLst>
+                      </wps:spPr>
+                      <wps:txbx>
                         <w:txbxContent>
                           <w:tbl>
                             <w:tblPr>
@@ -3668,7 +3668,7 @@
                               <w:gridCol w:w="1080"/>
                               <w:gridCol w:w="810"/>
                             </w:tblGrid>
-                            <w:tr ns2:paraId="10F18AD8" ns2:textId="77777777">
+                            <w:tr>
                               <w:trPr>
                                 <w:trHeight w:val="398"/>
                               </w:trPr>
@@ -3676,7 +3676,7 @@
                                 <w:tcPr>
                                   <w:tcW w:w="645" w:type="dxa"/>
                                 </w:tcPr>
-                                <w:p ns2:paraId="2CBCE302" ns2:textId="77777777">
+                                <w:p>
                                   <w:pPr>
                                     <w:pStyle w:val="TableParagraph"/>
                                     <w:spacing w:line="219" w:lineRule="exact"/>
@@ -3695,7 +3695,7 @@
                                     <w:t>Select</w:t>
                                   </w:r>
                                 </w:p>
-                                <w:p ns2:paraId="655D9CD0" ns2:textId="77777777">
+                                <w:p>
                                   <w:pPr>
                                     <w:pStyle w:val="TableParagraph"/>
                                     <w:spacing w:before="0"/>
@@ -3719,7 +3719,7 @@
                                 <w:tcPr>
                                   <w:tcW w:w="875" w:type="dxa"/>
                                 </w:tcPr>
-                                <w:p ns2:paraId="5355D6A4" ns2:textId="77777777">
+                                <w:p>
                                   <w:pPr>
                                     <w:pStyle w:val="TableParagraph"/>
                                     <w:spacing w:line="219" w:lineRule="exact"/>
@@ -3739,7 +3739,7 @@
                                     <w:t>Protection</w:t>
                                   </w:r>
                                 </w:p>
-                                <w:p ns2:paraId="1F182DD1" ns2:textId="77777777">
+                                <w:p>
                                   <w:pPr>
                                     <w:pStyle w:val="TableParagraph"/>
                                     <w:spacing w:before="0"/>
@@ -3764,7 +3764,7 @@
                                 <w:tcPr>
                                   <w:tcW w:w="900" w:type="dxa"/>
                                 </w:tcPr>
-                                <w:p ns2:paraId="7DA27567" ns2:textId="77777777">
+                                <w:p>
                                   <w:pPr>
                                     <w:pStyle w:val="TableParagraph"/>
                                     <w:spacing w:line="219" w:lineRule="exact"/>
@@ -3783,7 +3783,7 @@
                                     <w:t>Content</w:t>
                                   </w:r>
                                 </w:p>
-                                <w:p ns2:paraId="5C7EDF63" ns2:textId="77777777">
+                                <w:p>
                                   <w:pPr>
                                     <w:pStyle w:val="TableParagraph"/>
                                     <w:spacing w:before="0"/>
@@ -3807,7 +3807,7 @@
                                 <w:tcPr>
                                   <w:tcW w:w="1080" w:type="dxa"/>
                                 </w:tcPr>
-                                <w:p ns2:paraId="0A4CB342" ns2:textId="77777777">
+                                <w:p>
                                   <w:pPr>
                                     <w:pStyle w:val="TableParagraph"/>
                                     <w:spacing w:line="219" w:lineRule="exact"/>
@@ -3849,7 +3849,7 @@
                                 <w:tcPr>
                                   <w:tcW w:w="810" w:type="dxa"/>
                                 </w:tcPr>
-                                <w:p ns2:paraId="3B8599BB" ns2:textId="77777777">
+                                <w:p>
                                   <w:pPr>
                                     <w:pStyle w:val="TableParagraph"/>
                                     <w:spacing w:line="219" w:lineRule="exact"/>
@@ -3869,7 +3869,7 @@
                                     <w:t>Monthly</w:t>
                                   </w:r>
                                 </w:p>
-                                <w:p ns2:paraId="0F6781F7" ns2:textId="77777777">
+                                <w:p>
                                   <w:pPr>
                                     <w:pStyle w:val="TableParagraph"/>
                                     <w:spacing w:before="0"/>
@@ -3891,7 +3891,7 @@
                                 </w:p>
                               </w:tc>
                             </w:tr>
-                            <w:tr ns2:paraId="17E31526" ns2:textId="77777777">
+                            <w:tr>
                               <w:trPr>
                                 <w:trHeight w:val="200"/>
                               </w:trPr>
@@ -3905,7 +3905,7 @@
                                     <w:right w:val="single" w:sz="4" w:space="0" w:color="auto"/>
                                   </w:tcBorders>
                                 </w:tcPr>
-                                <w:p ns2:paraId="1D683718" ns2:textId="77777777">
+                                <w:p>
                                   <w:pPr>
                                     <w:pStyle w:val="TableParagraph"/>
                                     <w:spacing w:line="240" w:lineRule="auto"/>
@@ -3915,7 +3915,7 @@
                                     </w:rPr>
                                   </w:pPr>
                                 </w:p>
-                                <w:p ns2:paraId="42165728" ns2:textId="77777777">
+                                <w:p>
                                   <w:pPr>
                                     <w:pStyle w:val="TableParagraph"/>
                                     <w:spacing w:before="0" w:line="157" w:lineRule="exact"/>
@@ -3937,7 +3937,7 @@
                                     <w:right w:val="single" w:sz="4" w:space="0" w:color="auto"/>
                                   </w:tcBorders>
                                 </w:tcPr>
-                                <w:p ns2:paraId="6E1A5F49" ns2:textId="77777777">
+                                <w:p>
                                   <w:pPr>
                                     <w:pStyle w:val="TableParagraph"/>
                                     <w:ind w:left="94" w:right="87"/>
@@ -3966,7 +3966,7 @@
                                     <w:right w:val="single" w:sz="4" w:space="0" w:color="auto"/>
                                   </w:tcBorders>
                                 </w:tcPr>
-                                <w:p ns2:paraId="04C677D9" ns2:textId="2040A4E3">
+                                <w:p>
                                   <w:pPr>
                                     <w:pStyle w:val="TableParagraph"/>
                                     <w:ind w:left="185" w:right="177"/>
@@ -4009,7 +4009,7 @@
                                     <w:right w:val="single" w:sz="4" w:space="0" w:color="auto"/>
                                   </w:tcBorders>
                                 </w:tcPr>
-                                <w:p ns2:paraId="4CF06AEA" ns2:textId="5B7A71B6">
+                                <w:p>
                                   <w:pPr>
                                     <w:pStyle w:val="TableParagraph"/>
                                     <w:ind w:right="154"/>
@@ -4056,7 +4056,7 @@
                                     <w:right w:val="single" w:sz="4" w:space="0" w:color="auto"/>
                                   </w:tcBorders>
                                 </w:tcPr>
-                                <w:p ns2:paraId="3E427DDB" ns2:textId="4C22ACC8">
+                                <w:p>
                                   <w:pPr>
                                     <w:pStyle w:val="TableParagraph"/>
                                     <w:ind w:right="154"/>
@@ -4071,19 +4071,19 @@
                                       <w:rFonts w:asciiTheme="minorHAnsi" w:hAnsiTheme="minorHAnsi" w:cstheme="minorHAnsi"/>
                                       <w:sz w:val="18"/>
                                     </w:rPr>
-                                    <w:t>$13.00</w:t>
+                                    <w:t>$12</w:t>
                                   </w:r>
                                   <w:r>
                                     <w:rPr>
                                       <w:rFonts w:asciiTheme="minorHAnsi" w:hAnsiTheme="minorHAnsi" w:cstheme="minorHAnsi"/>
                                       <w:sz w:val="18"/>
                                     </w:rPr>
-                                    <w:t/>
+                                    <w:t>.00</w:t>
                                   </w:r>
                                 </w:p>
                               </w:tc>
                             </w:tr>
-                            <w:tr ns2:paraId="34B277B2" ns2:textId="77777777">
+                            <w:tr>
                               <w:trPr>
                                 <w:trHeight w:val="197"/>
                               </w:trPr>
@@ -4097,7 +4097,7 @@
                                     <w:right w:val="single" w:sz="4" w:space="0" w:color="auto"/>
                                   </w:tcBorders>
                                 </w:tcPr>
-                                <w:p ns2:paraId="7DAF1D6E" ns2:textId="77777777">
+                                <w:p>
                                   <w:pPr>
                                     <w:pStyle w:val="TableParagraph"/>
                                     <w:spacing w:before="0" w:line="157" w:lineRule="exact"/>
@@ -4119,7 +4119,7 @@
                                     <w:right w:val="single" w:sz="4" w:space="0" w:color="auto"/>
                                   </w:tcBorders>
                                 </w:tcPr>
-                                <w:p ns2:paraId="420901DE" ns2:textId="77777777">
+                                <w:p>
                                   <w:pPr>
                                     <w:pStyle w:val="TableParagraph"/>
                                     <w:spacing w:before="0" w:line="198" w:lineRule="exact"/>
@@ -4166,7 +4166,7 @@
                                     <w:right w:val="single" w:sz="4" w:space="0" w:color="auto"/>
                                   </w:tcBorders>
                                 </w:tcPr>
-                                <w:p ns2:paraId="6E9973B1" ns2:textId="7D1864DF">
+                                <w:p>
                                   <w:pPr>
                                     <w:pStyle w:val="TableParagraph"/>
                                     <w:spacing w:before="0" w:line="198" w:lineRule="exact"/>
@@ -4213,7 +4213,7 @@
                                     <w:right w:val="single" w:sz="4" w:space="0" w:color="auto"/>
                                   </w:tcBorders>
                                 </w:tcPr>
-                                <w:p ns2:paraId="0FF84989" ns2:textId="3419B18A">
+                                <w:p>
                                   <w:pPr>
                                     <w:pStyle w:val="TableParagraph"/>
                                     <w:spacing w:before="0" w:line="198" w:lineRule="exact"/>
@@ -4261,7 +4261,7 @@
                                     <w:right w:val="single" w:sz="4" w:space="0" w:color="auto"/>
                                   </w:tcBorders>
                                 </w:tcPr>
-                                <w:p ns2:paraId="4329C68A" ns2:textId="77777777">
+                                <w:p>
                                   <w:pPr>
                                     <w:pStyle w:val="TableParagraph"/>
                                     <w:spacing w:before="0" w:line="198" w:lineRule="exact"/>
@@ -4278,7 +4278,7 @@
                                       <w:spacing w:val="-2"/>
                                       <w:sz w:val="18"/>
                                     </w:rPr>
-                                    <w:t>$18.00</w:t>
+                                    <w:t>$</w:t>
                                   </w:r>
                                   <w:r>
                                     <w:rPr>
@@ -4286,7 +4286,7 @@
                                       <w:spacing w:val="-2"/>
                                       <w:sz w:val="18"/>
                                     </w:rPr>
-                                    <w:t/>
+                                    <w:t>1</w:t>
                                   </w:r>
                                   <w:r>
                                     <w:rPr>
@@ -4294,7 +4294,7 @@
                                       <w:spacing w:val="-2"/>
                                       <w:sz w:val="18"/>
                                     </w:rPr>
-                                    <w:t/>
+                                    <w:t>5</w:t>
                                   </w:r>
                                   <w:r>
                                     <w:rPr>
@@ -4302,12 +4302,12 @@
                                       <w:spacing w:val="-2"/>
                                       <w:sz w:val="18"/>
                                     </w:rPr>
-                                    <w:t/>
+                                    <w:t>.00</w:t>
                                   </w:r>
                                 </w:p>
                               </w:tc>
                             </w:tr>
-                            <w:tr ns2:paraId="165AE0DC" ns2:textId="77777777">
+                            <w:tr>
                               <w:trPr>
                                 <w:trHeight w:val="213"/>
                               </w:trPr>
@@ -4321,7 +4321,7 @@
                                     <w:right w:val="single" w:sz="4" w:space="0" w:color="auto"/>
                                   </w:tcBorders>
                                 </w:tcPr>
-                                <w:p ns2:paraId="3DA6C028" ns2:textId="77777777">
+                                <w:p>
                                   <w:pPr>
                                     <w:pStyle w:val="TableParagraph"/>
                                     <w:spacing w:before="60" w:line="157" w:lineRule="exact"/>
@@ -4343,7 +4343,7 @@
                                     <w:right w:val="single" w:sz="4" w:space="0" w:color="auto"/>
                                   </w:tcBorders>
                                 </w:tcPr>
-                                <w:p ns2:paraId="412685DD" ns2:textId="77777777">
+                                <w:p>
                                   <w:pPr>
                                     <w:pStyle w:val="TableParagraph"/>
                                     <w:spacing w:before="0" w:line="198" w:lineRule="exact"/>
@@ -4391,7 +4391,7 @@
                                     <w:right w:val="single" w:sz="4" w:space="0" w:color="auto"/>
                                   </w:tcBorders>
                                 </w:tcPr>
-                                <w:p ns2:paraId="7DEA4620" ns2:textId="5247C91C">
+                                <w:p>
                                   <w:pPr>
                                     <w:pStyle w:val="TableParagraph"/>
                                     <w:spacing w:before="0" w:line="198" w:lineRule="exact"/>
@@ -4455,7 +4455,7 @@
                                     <w:right w:val="single" w:sz="4" w:space="0" w:color="auto"/>
                                   </w:tcBorders>
                                 </w:tcPr>
-                                <w:p ns2:paraId="1F912779" ns2:textId="4C34F738">
+                                <w:p>
                                   <w:pPr>
                                     <w:pStyle w:val="TableParagraph"/>
                                     <w:spacing w:before="0" w:line="198" w:lineRule="exact"/>
@@ -4503,7 +4503,7 @@
                                     <w:right w:val="single" w:sz="4" w:space="0" w:color="auto"/>
                                   </w:tcBorders>
                                 </w:tcPr>
-                                <w:p ns2:paraId="1EA40B86" ns2:textId="77777777">
+                                <w:p>
                                   <w:pPr>
                                     <w:pStyle w:val="TableParagraph"/>
                                     <w:spacing w:before="0" w:line="198" w:lineRule="exact"/>
@@ -4543,7 +4543,7 @@
                               </w:tc>
                             </w:tr>
                           </w:tbl>
-                          <w:p ns2:paraId="37710ED8" ns2:textId="77777777">
+                          <w:p>
                             <w:pPr>
                               <w:pStyle w:val="BodyText"/>
                               <w:rPr>
@@ -4552,30 +4552,30 @@
                             </w:pPr>
                           </w:p>
                         </w:txbxContent>
-                      </ns11:txbx>
-                      <ns11:bodyPr rot="0" vert="horz" wrap="square" lIns="0" tIns="0" rIns="0" bIns="0" anchor="t" anchorCtr="0" upright="1">
-                        <ns5:noAutofit/>
-                      </ns11:bodyPr>
-                    </ns11:wsp>
-                  </ns5:graphicData>
-                </ns5:graphic>
-                <ns4:sizeRelH relativeFrom="page">
-                  <ns4:pctWidth>0</ns4:pctWidth>
-                </ns4:sizeRelH>
-                <ns4:sizeRelV relativeFrom="page">
-                  <ns4:pctHeight>0</ns4:pctHeight>
-                </ns4:sizeRelV>
-              </ns3:anchor>
+                      </wps:txbx>
+                      <wps:bodyPr rot="0" vert="horz" wrap="square" lIns="0" tIns="0" rIns="0" bIns="0" anchor="t" anchorCtr="0" upright="1">
+                        <a:noAutofit/>
+                      </wps:bodyPr>
+                    </wps:wsp>
+                  </a:graphicData>
+                </a:graphic>
+                <wp14:sizeRelH relativeFrom="page">
+                  <wp14:pctWidth>0</wp14:pctWidth>
+                </wp14:sizeRelH>
+                <wp14:sizeRelV relativeFrom="page">
+                  <wp14:pctHeight>0</wp14:pctHeight>
+                </wp14:sizeRelV>
+              </wp:anchor>
             </w:drawing>
-          </ns1:Choice>
-          <ns1:Fallback>
+          </mc:Choice>
+          <mc:Fallback>
             <w:pict>
-              <ns12:shapetype ns2:anchorId="7D9B49A7" id="_x0000_t202" coordsize="21600,21600" ns13:spt="202" path="m,l,21600r21600,l21600,xe">
-                <ns12:stroke joinstyle="miter"/>
-                <ns12:path gradientshapeok="t" ns13:connecttype="rect"/>
-              </ns12:shapetype>
-              <ns12:shape id="docshape16" ns13:spid="_x0000_s1040" type="#_x0000_t202" style="position:absolute;left:0;text-align:left;margin-left:175.6pt;margin-top:.45pt;width:226.8pt;height:82.2pt;z-index:-487586304;visibility:visible;mso-wrap-style:square;mso-width-percent:0;mso-height-percent:0;mso-wrap-distance-left:9pt;mso-wrap-distance-top:0;mso-wrap-distance-right:9pt;mso-wrap-distance-bottom:0;mso-position-horizontal:right;mso-position-horizontal-relative:margin;mso-position-vertical:absolute;mso-position-vertical-relative:text;mso-width-percent:0;mso-height-percent:0;mso-width-relative:page;mso-height-relative:page;v-text-anchor:top" ns13:gfxdata="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" filled="f" stroked="f">
-                <ns12:textbox inset="0,0,0,0">
+              <v:shapetype w14:anchorId="7D9B49A7" id="_x0000_t202" coordsize="21600,21600" o:spt="202" path="m,l,21600r21600,l21600,xe">
+                <v:stroke joinstyle="miter"/>
+                <v:path gradientshapeok="t" o:connecttype="rect"/>
+              </v:shapetype>
+              <v:shape id="docshape16" o:spid="_x0000_s1040" type="#_x0000_t202" style="position:absolute;left:0;text-align:left;margin-left:175.6pt;margin-top:.45pt;width:226.8pt;height:82.2pt;z-index:-487586304;visibility:visible;mso-wrap-style:square;mso-width-percent:0;mso-height-percent:0;mso-wrap-distance-left:9pt;mso-wrap-distance-top:0;mso-wrap-distance-right:9pt;mso-wrap-distance-bottom:0;mso-position-horizontal:right;mso-position-horizontal-relative:margin;mso-position-vertical:absolute;mso-position-vertical-relative:text;mso-width-percent:0;mso-height-percent:0;mso-width-relative:page;mso-height-relative:page;v-text-anchor:top" o:gfxdata="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" filled="f" stroked="f">
+                <v:textbox inset="0,0,0,0">
                   <w:txbxContent>
                     <w:tbl>
                       <w:tblPr>
@@ -4603,7 +4603,7 @@
                         <w:gridCol w:w="1080"/>
                         <w:gridCol w:w="810"/>
                       </w:tblGrid>
-                      <w:tr ns2:paraId="10F18AD8" ns2:textId="77777777">
+                      <w:tr>
                         <w:trPr>
                           <w:trHeight w:val="398"/>
                         </w:trPr>
@@ -4611,7 +4611,7 @@
                           <w:tcPr>
                             <w:tcW w:w="645" w:type="dxa"/>
                           </w:tcPr>
-                          <w:p ns2:paraId="2CBCE302" ns2:textId="77777777">
+                          <w:p>
                             <w:pPr>
                               <w:pStyle w:val="TableParagraph"/>
                               <w:spacing w:line="219" w:lineRule="exact"/>
@@ -4630,7 +4630,7 @@
                               <w:t>Select</w:t>
                             </w:r>
                           </w:p>
-                          <w:p ns2:paraId="655D9CD0" ns2:textId="77777777">
+                          <w:p>
                             <w:pPr>
                               <w:pStyle w:val="TableParagraph"/>
                               <w:spacing w:before="0"/>
@@ -4654,7 +4654,7 @@
                           <w:tcPr>
                             <w:tcW w:w="875" w:type="dxa"/>
                           </w:tcPr>
-                          <w:p ns2:paraId="5355D6A4" ns2:textId="77777777">
+                          <w:p>
                             <w:pPr>
                               <w:pStyle w:val="TableParagraph"/>
                               <w:spacing w:line="219" w:lineRule="exact"/>
@@ -4674,7 +4674,7 @@
                               <w:t>Protection</w:t>
                             </w:r>
                           </w:p>
-                          <w:p ns2:paraId="1F182DD1" ns2:textId="77777777">
+                          <w:p>
                             <w:pPr>
                               <w:pStyle w:val="TableParagraph"/>
                               <w:spacing w:before="0"/>
@@ -4699,7 +4699,7 @@
                           <w:tcPr>
                             <w:tcW w:w="900" w:type="dxa"/>
                           </w:tcPr>
-                          <w:p ns2:paraId="7DA27567" ns2:textId="77777777">
+                          <w:p>
                             <w:pPr>
                               <w:pStyle w:val="TableParagraph"/>
                               <w:spacing w:line="219" w:lineRule="exact"/>
@@ -4718,7 +4718,7 @@
                               <w:t>Content</w:t>
                             </w:r>
                           </w:p>
-                          <w:p ns2:paraId="5C7EDF63" ns2:textId="77777777">
+                          <w:p>
                             <w:pPr>
                               <w:pStyle w:val="TableParagraph"/>
                               <w:spacing w:before="0"/>
@@ -4742,7 +4742,7 @@
                           <w:tcPr>
                             <w:tcW w:w="1080" w:type="dxa"/>
                           </w:tcPr>
-                          <w:p ns2:paraId="0A4CB342" ns2:textId="77777777">
+                          <w:p>
                             <w:pPr>
                               <w:pStyle w:val="TableParagraph"/>
                               <w:spacing w:line="219" w:lineRule="exact"/>
@@ -4784,7 +4784,7 @@
                           <w:tcPr>
                             <w:tcW w:w="810" w:type="dxa"/>
                           </w:tcPr>
-                          <w:p ns2:paraId="3B8599BB" ns2:textId="77777777">
+                          <w:p>
                             <w:pPr>
                               <w:pStyle w:val="TableParagraph"/>
                               <w:spacing w:line="219" w:lineRule="exact"/>
@@ -4804,7 +4804,7 @@
                               <w:t>Monthly</w:t>
                             </w:r>
                           </w:p>
-                          <w:p ns2:paraId="0F6781F7" ns2:textId="77777777">
+                          <w:p>
                             <w:pPr>
                               <w:pStyle w:val="TableParagraph"/>
                               <w:spacing w:before="0"/>
@@ -4826,7 +4826,7 @@
                           </w:p>
                         </w:tc>
                       </w:tr>
-                      <w:tr ns2:paraId="17E31526" ns2:textId="77777777">
+                      <w:tr>
                         <w:trPr>
                           <w:trHeight w:val="200"/>
                         </w:trPr>
@@ -4840,7 +4840,7 @@
                               <w:right w:val="single" w:sz="4" w:space="0" w:color="auto"/>
                             </w:tcBorders>
                           </w:tcPr>
-                          <w:p ns2:paraId="1D683718" ns2:textId="77777777">
+                          <w:p>
                             <w:pPr>
                               <w:pStyle w:val="TableParagraph"/>
                               <w:spacing w:line="240" w:lineRule="auto"/>
@@ -4850,7 +4850,7 @@
                               </w:rPr>
                             </w:pPr>
                           </w:p>
-                          <w:p ns2:paraId="42165728" ns2:textId="77777777">
+                          <w:p>
                             <w:pPr>
                               <w:pStyle w:val="TableParagraph"/>
                               <w:spacing w:before="0" w:line="157" w:lineRule="exact"/>
@@ -4872,7 +4872,7 @@
                               <w:right w:val="single" w:sz="4" w:space="0" w:color="auto"/>
                             </w:tcBorders>
                           </w:tcPr>
-                          <w:p ns2:paraId="6E1A5F49" ns2:textId="77777777">
+                          <w:p>
                             <w:pPr>
                               <w:pStyle w:val="TableParagraph"/>
                               <w:ind w:left="94" w:right="87"/>
@@ -4901,7 +4901,7 @@
                               <w:right w:val="single" w:sz="4" w:space="0" w:color="auto"/>
                             </w:tcBorders>
                           </w:tcPr>
-                          <w:p ns2:paraId="04C677D9" ns2:textId="2040A4E3">
+                          <w:p>
                             <w:pPr>
                               <w:pStyle w:val="TableParagraph"/>
                               <w:ind w:left="185" w:right="177"/>
@@ -4944,7 +4944,7 @@
                               <w:right w:val="single" w:sz="4" w:space="0" w:color="auto"/>
                             </w:tcBorders>
                           </w:tcPr>
-                          <w:p ns2:paraId="4CF06AEA" ns2:textId="5B7A71B6">
+                          <w:p>
                             <w:pPr>
                               <w:pStyle w:val="TableParagraph"/>
                               <w:ind w:right="154"/>
@@ -4991,7 +4991,7 @@
                               <w:right w:val="single" w:sz="4" w:space="0" w:color="auto"/>
                             </w:tcBorders>
                           </w:tcPr>
-                          <w:p ns2:paraId="3E427DDB" ns2:textId="4C22ACC8">
+                          <w:p>
                             <w:pPr>
                               <w:pStyle w:val="TableParagraph"/>
                               <w:ind w:right="154"/>
@@ -5006,19 +5006,19 @@
                                 <w:rFonts w:asciiTheme="minorHAnsi" w:hAnsiTheme="minorHAnsi" w:cstheme="minorHAnsi"/>
                                 <w:sz w:val="18"/>
                               </w:rPr>
-                              <w:t>$13.00</w:t>
+                              <w:t>$12</w:t>
                             </w:r>
                             <w:r>
                               <w:rPr>
                                 <w:rFonts w:asciiTheme="minorHAnsi" w:hAnsiTheme="minorHAnsi" w:cstheme="minorHAnsi"/>
                                 <w:sz w:val="18"/>
                               </w:rPr>
-                              <w:t/>
+                              <w:t>.00</w:t>
                             </w:r>
                           </w:p>
                         </w:tc>
                       </w:tr>
-                      <w:tr ns2:paraId="34B277B2" ns2:textId="77777777">
+                      <w:tr>
                         <w:trPr>
                           <w:trHeight w:val="197"/>
                         </w:trPr>
@@ -5032,7 +5032,7 @@
                               <w:right w:val="single" w:sz="4" w:space="0" w:color="auto"/>
                             </w:tcBorders>
                           </w:tcPr>
-                          <w:p ns2:paraId="7DAF1D6E" ns2:textId="77777777">
+                          <w:p>
                             <w:pPr>
                               <w:pStyle w:val="TableParagraph"/>
                               <w:spacing w:before="0" w:line="157" w:lineRule="exact"/>
@@ -5054,7 +5054,7 @@
                               <w:right w:val="single" w:sz="4" w:space="0" w:color="auto"/>
                             </w:tcBorders>
                           </w:tcPr>
-                          <w:p ns2:paraId="420901DE" ns2:textId="77777777">
+                          <w:p>
                             <w:pPr>
                               <w:pStyle w:val="TableParagraph"/>
                               <w:spacing w:before="0" w:line="198" w:lineRule="exact"/>
@@ -5101,7 +5101,7 @@
                               <w:right w:val="single" w:sz="4" w:space="0" w:color="auto"/>
                             </w:tcBorders>
                           </w:tcPr>
-                          <w:p ns2:paraId="6E9973B1" ns2:textId="7D1864DF">
+                          <w:p>
                             <w:pPr>
                               <w:pStyle w:val="TableParagraph"/>
                               <w:spacing w:before="0" w:line="198" w:lineRule="exact"/>
@@ -5148,7 +5148,7 @@
                               <w:right w:val="single" w:sz="4" w:space="0" w:color="auto"/>
                             </w:tcBorders>
                           </w:tcPr>
-                          <w:p ns2:paraId="0FF84989" ns2:textId="3419B18A">
+                          <w:p>
                             <w:pPr>
                               <w:pStyle w:val="TableParagraph"/>
                               <w:spacing w:before="0" w:line="198" w:lineRule="exact"/>
@@ -5196,7 +5196,7 @@
                               <w:right w:val="single" w:sz="4" w:space="0" w:color="auto"/>
                             </w:tcBorders>
                           </w:tcPr>
-                          <w:p ns2:paraId="4329C68A" ns2:textId="77777777">
+                          <w:p>
                             <w:pPr>
                               <w:pStyle w:val="TableParagraph"/>
                               <w:spacing w:before="0" w:line="198" w:lineRule="exact"/>
@@ -5213,7 +5213,7 @@
                                 <w:spacing w:val="-2"/>
                                 <w:sz w:val="18"/>
                               </w:rPr>
-                              <w:t>$18.00</w:t>
+                              <w:t>$</w:t>
                             </w:r>
                             <w:r>
                               <w:rPr>
@@ -5221,7 +5221,7 @@
                                 <w:spacing w:val="-2"/>
                                 <w:sz w:val="18"/>
                               </w:rPr>
-                              <w:t/>
+                              <w:t>1</w:t>
                             </w:r>
                             <w:r>
                               <w:rPr>
@@ -5229,7 +5229,7 @@
                                 <w:spacing w:val="-2"/>
                                 <w:sz w:val="18"/>
                               </w:rPr>
-                              <w:t/>
+                              <w:t>5</w:t>
                             </w:r>
                             <w:r>
                               <w:rPr>
@@ -5237,12 +5237,12 @@
                                 <w:spacing w:val="-2"/>
                                 <w:sz w:val="18"/>
                               </w:rPr>
-                              <w:t/>
+                              <w:t>.00</w:t>
                             </w:r>
                           </w:p>
                         </w:tc>
                       </w:tr>
-                      <w:tr ns2:paraId="165AE0DC" ns2:textId="77777777">
+                      <w:tr>
                         <w:trPr>
                           <w:trHeight w:val="213"/>
                         </w:trPr>
@@ -5256,7 +5256,7 @@
                               <w:right w:val="single" w:sz="4" w:space="0" w:color="auto"/>
                             </w:tcBorders>
                           </w:tcPr>
-                          <w:p ns2:paraId="3DA6C028" ns2:textId="77777777">
+                          <w:p>
                             <w:pPr>
                               <w:pStyle w:val="TableParagraph"/>
                               <w:spacing w:before="60" w:line="157" w:lineRule="exact"/>
@@ -5278,7 +5278,7 @@
                               <w:right w:val="single" w:sz="4" w:space="0" w:color="auto"/>
                             </w:tcBorders>
                           </w:tcPr>
-                          <w:p ns2:paraId="412685DD" ns2:textId="77777777">
+                          <w:p>
                             <w:pPr>
                               <w:pStyle w:val="TableParagraph"/>
                               <w:spacing w:before="0" w:line="198" w:lineRule="exact"/>
@@ -5326,7 +5326,7 @@
                               <w:right w:val="single" w:sz="4" w:space="0" w:color="auto"/>
                             </w:tcBorders>
                           </w:tcPr>
-                          <w:p ns2:paraId="7DEA4620" ns2:textId="5247C91C">
+                          <w:p>
                             <w:pPr>
                               <w:pStyle w:val="TableParagraph"/>
                               <w:spacing w:before="0" w:line="198" w:lineRule="exact"/>
@@ -5390,7 +5390,7 @@
                               <w:right w:val="single" w:sz="4" w:space="0" w:color="auto"/>
                             </w:tcBorders>
                           </w:tcPr>
-                          <w:p ns2:paraId="1F912779" ns2:textId="4C34F738">
+                          <w:p>
                             <w:pPr>
                               <w:pStyle w:val="TableParagraph"/>
                               <w:spacing w:before="0" w:line="198" w:lineRule="exact"/>
@@ -5438,7 +5438,7 @@
                               <w:right w:val="single" w:sz="4" w:space="0" w:color="auto"/>
                             </w:tcBorders>
                           </w:tcPr>
-                          <w:p ns2:paraId="1EA40B86" ns2:textId="77777777">
+                          <w:p>
                             <w:pPr>
                               <w:pStyle w:val="TableParagraph"/>
                               <w:spacing w:before="0" w:line="198" w:lineRule="exact"/>
@@ -5478,7 +5478,7 @@
                         </w:tc>
                       </w:tr>
                     </w:tbl>
-                    <w:p ns2:paraId="37710ED8" ns2:textId="77777777">
+                    <w:p>
                       <w:pPr>
                         <w:pStyle w:val="BodyText"/>
                         <w:rPr>
@@ -5487,15 +5487,15 @@
                       </w:pPr>
                     </w:p>
                   </w:txbxContent>
-                </ns12:textbox>
-                <ns14:wrap type="through" anchorx="margin"/>
-              </ns12:shape>
+                </v:textbox>
+                <w10:wrap type="through" anchorx="margin"/>
+              </v:shape>
             </w:pict>
-          </ns1:Fallback>
-        </ns1:AlternateContent>
+          </mc:Fallback>
+        </mc:AlternateContent>
       </w:r>
     </w:p>
-    <w:p ns2:paraId="0169FA9A" ns2:textId="77777777">
+    <w:p>
       <w:pPr>
         <w:pStyle w:val="Heading1"/>
         <w:spacing w:line="235" w:lineRule="auto"/>
@@ -5508,80 +5508,80 @@
         <w:rPr>
           <w:noProof/>
         </w:rPr>
-        <ns1:AlternateContent>
-          <ns1:Choice Requires="wps">
+        <mc:AlternateContent>
+          <mc:Choice Requires="wps">
             <w:drawing>
-              <ns3:anchor distT="0" distB="0" distL="114300" distR="114300" simplePos="0" relativeHeight="15728640" behindDoc="0" locked="0" layoutInCell="1" allowOverlap="1" ns4:anchorId="556C35F0" ns4:editId="335E0A29">
-                <ns3:simplePos x="0" y="0"/>
-                <ns3:positionH relativeFrom="page">
-                  <ns3:posOffset>2841625</ns3:posOffset>
-                </ns3:positionH>
-                <ns3:positionV relativeFrom="paragraph">
-                  <ns3:posOffset>36195</ns3:posOffset>
-                </ns3:positionV>
-                <ns3:extent cx="257810" cy="205105"/>
-                <ns3:effectExtent l="0" t="0" r="0" b="0"/>
-                <ns3:wrapNone/>
-                <ns3:docPr id="17" name="docshape15"/>
-                <ns3:cNvGraphicFramePr>
-                  <ns5:graphicFrameLocks/>
-                </ns3:cNvGraphicFramePr>
-                <ns5:graphic>
-                  <ns5:graphicData uri="http://schemas.microsoft.com/office/word/2010/wordprocessingShape">
-                    <ns11:wsp>
-                      <ns11:cNvSpPr>
-                        <ns5:spLocks noChangeArrowheads="1"/>
-                      </ns11:cNvSpPr>
-                      <ns11:spPr bwMode="auto">
-                        <ns5:xfrm>
-                          <ns5:off x="0" y="0"/>
-                          <ns5:ext cx="257810" cy="205105"/>
-                        </ns5:xfrm>
-                        <ns5:prstGeom prst="rect">
-                          <ns5:avLst/>
-                        </ns5:prstGeom>
-                        <ns5:noFill/>
-                        <ns5:ln w="19050">
-                          <ns5:solidFill>
-                            <ns5:srgbClr val="000000"/>
-                          </ns5:solidFill>
-                          <ns5:miter lim="800000"/>
-                          <ns5:headEnd/>
-                          <ns5:tailEnd/>
-                        </ns5:ln>
-                        <ns5:extLst>
-                          <ns5:ext uri="{909E8E84-426E-40DD-AFC4-6F175D3DCCD1}">
-                            <ns9:hiddenFill>
-                              <ns5:solidFill>
-                                <ns5:srgbClr val="FFFFFF"/>
-                              </ns5:solidFill>
-                            </ns9:hiddenFill>
-                          </ns5:ext>
-                        </ns5:extLst>
-                      </ns11:spPr>
-                      <ns11:bodyPr rot="0" vert="horz" wrap="square" lIns="91440" tIns="45720" rIns="91440" bIns="45720" anchor="t" anchorCtr="0" upright="1">
-                        <ns5:noAutofit/>
-                      </ns11:bodyPr>
-                    </ns11:wsp>
-                  </ns5:graphicData>
-                </ns5:graphic>
-                <ns4:sizeRelH relativeFrom="page">
-                  <ns4:pctWidth>0</ns4:pctWidth>
-                </ns4:sizeRelH>
-                <ns4:sizeRelV relativeFrom="page">
-                  <ns4:pctHeight>0</ns4:pctHeight>
-                </ns4:sizeRelV>
-              </ns3:anchor>
+              <wp:anchor distT="0" distB="0" distL="114300" distR="114300" simplePos="0" relativeHeight="15728640" behindDoc="0" locked="0" layoutInCell="1" allowOverlap="1" wp14:anchorId="556C35F0" wp14:editId="335E0A29">
+                <wp:simplePos x="0" y="0"/>
+                <wp:positionH relativeFrom="page">
+                  <wp:posOffset>2841625</wp:posOffset>
+                </wp:positionH>
+                <wp:positionV relativeFrom="paragraph">
+                  <wp:posOffset>36195</wp:posOffset>
+                </wp:positionV>
+                <wp:extent cx="257810" cy="205105"/>
+                <wp:effectExtent l="0" t="0" r="0" b="0"/>
+                <wp:wrapNone/>
+                <wp:docPr id="17" name="docshape15"/>
+                <wp:cNvGraphicFramePr>
+                  <a:graphicFrameLocks xmlns:a="http://schemas.openxmlformats.org/drawingml/2006/main"/>
+                </wp:cNvGraphicFramePr>
+                <a:graphic xmlns:a="http://schemas.openxmlformats.org/drawingml/2006/main">
+                  <a:graphicData uri="http://schemas.microsoft.com/office/word/2010/wordprocessingShape">
+                    <wps:wsp>
+                      <wps:cNvSpPr>
+                        <a:spLocks noChangeArrowheads="1"/>
+                      </wps:cNvSpPr>
+                      <wps:spPr bwMode="auto">
+                        <a:xfrm>
+                          <a:off x="0" y="0"/>
+                          <a:ext cx="257810" cy="205105"/>
+                        </a:xfrm>
+                        <a:prstGeom prst="rect">
+                          <a:avLst/>
+                        </a:prstGeom>
+                        <a:noFill/>
+                        <a:ln w="19050">
+                          <a:solidFill>
+                            <a:srgbClr val="000000"/>
+                          </a:solidFill>
+                          <a:miter lim="800000"/>
+                          <a:headEnd/>
+                          <a:tailEnd/>
+                        </a:ln>
+                        <a:extLst>
+                          <a:ext uri="{909E8E84-426E-40DD-AFC4-6F175D3DCCD1}">
+                            <a14:hiddenFill xmlns:a14="http://schemas.microsoft.com/office/drawing/2010/main">
+                              <a:solidFill>
+                                <a:srgbClr val="FFFFFF"/>
+                              </a:solidFill>
+                            </a14:hiddenFill>
+                          </a:ext>
+                        </a:extLst>
+                      </wps:spPr>
+                      <wps:bodyPr rot="0" vert="horz" wrap="square" lIns="91440" tIns="45720" rIns="91440" bIns="45720" anchor="t" anchorCtr="0" upright="1">
+                        <a:noAutofit/>
+                      </wps:bodyPr>
+                    </wps:wsp>
+                  </a:graphicData>
+                </a:graphic>
+                <wp14:sizeRelH relativeFrom="page">
+                  <wp14:pctWidth>0</wp14:pctWidth>
+                </wp14:sizeRelH>
+                <wp14:sizeRelV relativeFrom="page">
+                  <wp14:pctHeight>0</wp14:pctHeight>
+                </wp14:sizeRelV>
+              </wp:anchor>
             </w:drawing>
-          </ns1:Choice>
-          <ns1:Fallback>
+          </mc:Choice>
+          <mc:Fallback>
             <w:pict>
-              <ns12:rect ns2:anchorId="606ADDF7" id="docshape15" ns13:spid="_x0000_s1026" style="position:absolute;margin-left:223.75pt;margin-top:2.85pt;width:20.3pt;height:16.15pt;z-index:15728640;visibility:visible;mso-wrap-style:square;mso-width-percent:0;mso-height-percent:0;mso-wrap-distance-left:9pt;mso-wrap-distance-top:0;mso-wrap-distance-right:9pt;mso-wrap-distance-bottom:0;mso-position-horizontal:absolute;mso-position-horizontal-relative:page;mso-position-vertical:absolute;mso-position-vertical-relative:text;mso-width-percent:0;mso-height-percent:0;mso-width-relative:page;mso-height-relative:page;v-text-anchor:top" ns13:gfxdata="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" filled="f" strokeweight="1.5pt">
-                <ns14:wrap anchorx="page"/>
-              </ns12:rect>
+              <v:rect w14:anchorId="606ADDF7" id="docshape15" o:spid="_x0000_s1026" style="position:absolute;margin-left:223.75pt;margin-top:2.85pt;width:20.3pt;height:16.15pt;z-index:15728640;visibility:visible;mso-wrap-style:square;mso-width-percent:0;mso-height-percent:0;mso-wrap-distance-left:9pt;mso-wrap-distance-top:0;mso-wrap-distance-right:9pt;mso-wrap-distance-bottom:0;mso-position-horizontal:absolute;mso-position-horizontal-relative:page;mso-position-vertical:absolute;mso-position-vertical-relative:text;mso-width-percent:0;mso-height-percent:0;mso-width-relative:page;mso-height-relative:page;v-text-anchor:top" o:gfxdata="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" filled="f" strokeweight="1.5pt">
+                <w10:wrap anchorx="page"/>
+              </v:rect>
             </w:pict>
-          </ns1:Fallback>
-        </ns1:AlternateContent>
+          </mc:Fallback>
+        </mc:AlternateContent>
       </w:r>
       <w:bookmarkStart w:id="1" w:name="_Hlk137462864"/>
       <w:r>
@@ -5620,13 +5620,13 @@
         <w:t>:</w:t>
       </w:r>
     </w:p>
-    <w:p ns2:paraId="59BF9F90" ns2:textId="77777777">
+    <w:p>
       <w:pPr>
         <w:pStyle w:val="BodyText"/>
         <w:spacing w:before="9"/>
       </w:pPr>
     </w:p>
-    <w:p ns2:paraId="27594B4E" ns2:textId="77777777">
+    <w:p>
       <w:pPr>
         <w:pStyle w:val="BodyText"/>
         <w:ind w:left="130" w:right="2880"/>
@@ -6064,7 +6064,7 @@
       </w:r>
     </w:p>
     <w:bookmarkEnd w:id="2"/>
-    <w:p ns2:paraId="27AAB52C" ns2:textId="77777777">
+    <w:p>
       <w:pPr>
         <w:pStyle w:val="BodyText"/>
         <w:spacing w:line="219" w:lineRule="exact"/>
@@ -6210,7 +6210,7 @@
         <w:t>to:</w:t>
       </w:r>
     </w:p>
-    <w:p ns2:paraId="5AF5178C" ns2:textId="77777777">
+    <w:p>
       <w:pPr>
         <w:pStyle w:val="ListParagraph"/>
         <w:numPr>
@@ -6271,7 +6271,7 @@
         <w:t>smoke</w:t>
       </w:r>
     </w:p>
-    <w:p ns2:paraId="07954967" ns2:textId="77777777">
+    <w:p>
       <w:pPr>
         <w:pStyle w:val="ListParagraph"/>
         <w:numPr>
@@ -6493,7 +6493,7 @@
         <w:t>burglary, vandalism, or malicious mischief</w:t>
       </w:r>
     </w:p>
-    <w:p ns2:paraId="052DAB58" ns2:textId="77777777">
+    <w:p>
       <w:pPr>
         <w:pStyle w:val="ListParagraph"/>
         <w:numPr>
@@ -6614,7 +6614,7 @@
         <w:t xml:space="preserve">stolen items from within the stored property on-site and off-site </w:t>
       </w:r>
     </w:p>
-    <w:p ns2:paraId="441307EA" ns2:textId="77777777">
+    <w:p>
       <w:pPr>
         <w:pStyle w:val="ListParagraph"/>
         <w:numPr>
@@ -6690,7 +6690,7 @@
         <w:t>)</w:t>
       </w:r>
     </w:p>
-    <w:p ns2:paraId="292377A6" ns2:textId="77777777">
+    <w:p>
       <w:pPr>
         <w:pStyle w:val="ListParagraph"/>
         <w:numPr>
@@ -6828,7 +6828,7 @@
         <w:t xml:space="preserve"> stored</w:t>
       </w:r>
     </w:p>
-    <w:p ns2:paraId="50B1D466" ns2:textId="77777777">
+    <w:p>
       <w:pPr>
         <w:pStyle w:val="ListParagraph"/>
         <w:numPr>
@@ -7125,7 +7125,7 @@
         <w:t>space:</w:t>
       </w:r>
     </w:p>
-    <w:p ns2:paraId="512E36A1" ns2:textId="02F9DFBA">
+    <w:p>
       <w:pPr>
         <w:spacing w:line="480" w:lineRule="auto"/>
         <w:rPr>
@@ -7148,68 +7148,68 @@
           <w:sz w:val="16"/>
           <w:szCs w:val="16"/>
         </w:rPr>
-        <ns1:AlternateContent>
-          <ns1:Choice Requires="wps">
+        <mc:AlternateContent>
+          <mc:Choice Requires="wps">
             <w:drawing>
-              <ns3:anchor distT="0" distB="0" distL="114300" distR="114300" simplePos="0" relativeHeight="251659264" behindDoc="0" locked="0" layoutInCell="1" allowOverlap="1" ns4:anchorId="39B895CB" ns4:editId="795770D9">
-                <ns3:simplePos x="0" y="0"/>
-                <ns3:positionH relativeFrom="column">
-                  <ns3:posOffset>5715</ns3:posOffset>
-                </ns3:positionH>
-                <ns3:positionV relativeFrom="paragraph">
-                  <ns3:posOffset>94616</ns3:posOffset>
-                </ns3:positionV>
-                <ns3:extent cx="3800475" cy="0"/>
-                <ns3:effectExtent l="0" t="0" r="0" b="0"/>
-                <ns3:wrapNone/>
-                <ns3:docPr id="497251449" name="Straight Connector 24"/>
-                <ns3:cNvGraphicFramePr/>
-                <ns5:graphic>
-                  <ns5:graphicData uri="http://schemas.microsoft.com/office/word/2010/wordprocessingShape">
-                    <ns11:wsp>
-                      <ns11:cNvCnPr/>
-                      <ns11:spPr>
-                        <ns5:xfrm>
-                          <ns5:off x="0" y="0"/>
-                          <ns5:ext cx="3800475" cy="0"/>
-                        </ns5:xfrm>
-                        <ns5:prstGeom prst="line">
-                          <ns5:avLst/>
-                        </ns5:prstGeom>
-                      </ns11:spPr>
-                      <ns11:style>
-                        <ns5:lnRef idx="1">
-                          <ns5:schemeClr val="dk1"/>
-                        </ns5:lnRef>
-                        <ns5:fillRef idx="0">
-                          <ns5:schemeClr val="dk1"/>
-                        </ns5:fillRef>
-                        <ns5:effectRef idx="0">
-                          <ns5:schemeClr val="dk1"/>
-                        </ns5:effectRef>
-                        <ns5:fontRef idx="minor">
-                          <ns5:schemeClr val="tx1"/>
-                        </ns5:fontRef>
-                      </ns11:style>
-                      <ns11:bodyPr/>
-                    </ns11:wsp>
-                  </ns5:graphicData>
-                </ns5:graphic>
-                <ns4:sizeRelH relativeFrom="margin">
-                  <ns4:pctWidth>0</ns4:pctWidth>
-                </ns4:sizeRelH>
-                <ns4:sizeRelV relativeFrom="margin">
-                  <ns4:pctHeight>0</ns4:pctHeight>
-                </ns4:sizeRelV>
-              </ns3:anchor>
+              <wp:anchor distT="0" distB="0" distL="114300" distR="114300" simplePos="0" relativeHeight="251659264" behindDoc="0" locked="0" layoutInCell="1" allowOverlap="1" wp14:anchorId="39B895CB" wp14:editId="795770D9">
+                <wp:simplePos x="0" y="0"/>
+                <wp:positionH relativeFrom="column">
+                  <wp:posOffset>5715</wp:posOffset>
+                </wp:positionH>
+                <wp:positionV relativeFrom="paragraph">
+                  <wp:posOffset>94616</wp:posOffset>
+                </wp:positionV>
+                <wp:extent cx="3800475" cy="0"/>
+                <wp:effectExtent l="0" t="0" r="0" b="0"/>
+                <wp:wrapNone/>
+                <wp:docPr id="497251449" name="Straight Connector 24"/>
+                <wp:cNvGraphicFramePr/>
+                <a:graphic xmlns:a="http://schemas.openxmlformats.org/drawingml/2006/main">
+                  <a:graphicData uri="http://schemas.microsoft.com/office/word/2010/wordprocessingShape">
+                    <wps:wsp>
+                      <wps:cNvCnPr/>
+                      <wps:spPr>
+                        <a:xfrm>
+                          <a:off x="0" y="0"/>
+                          <a:ext cx="3800475" cy="0"/>
+                        </a:xfrm>
+                        <a:prstGeom prst="line">
+                          <a:avLst/>
+                        </a:prstGeom>
+                      </wps:spPr>
+                      <wps:style>
+                        <a:lnRef idx="1">
+                          <a:schemeClr val="dk1"/>
+                        </a:lnRef>
+                        <a:fillRef idx="0">
+                          <a:schemeClr val="dk1"/>
+                        </a:fillRef>
+                        <a:effectRef idx="0">
+                          <a:schemeClr val="dk1"/>
+                        </a:effectRef>
+                        <a:fontRef idx="minor">
+                          <a:schemeClr val="tx1"/>
+                        </a:fontRef>
+                      </wps:style>
+                      <wps:bodyPr/>
+                    </wps:wsp>
+                  </a:graphicData>
+                </a:graphic>
+                <wp14:sizeRelH relativeFrom="margin">
+                  <wp14:pctWidth>0</wp14:pctWidth>
+                </wp14:sizeRelH>
+                <wp14:sizeRelV relativeFrom="margin">
+                  <wp14:pctHeight>0</wp14:pctHeight>
+                </wp14:sizeRelV>
+              </wp:anchor>
             </w:drawing>
-          </ns1:Choice>
-          <ns1:Fallback>
+          </mc:Choice>
+          <mc:Fallback>
             <w:pict>
-              <ns12:line ns2:anchorId="55554221" id="Straight Connector 24" ns13:spid="_x0000_s1026" style="position:absolute;z-index:251659264;visibility:visible;mso-wrap-style:square;mso-width-percent:0;mso-height-percent:0;mso-wrap-distance-left:9pt;mso-wrap-distance-top:0;mso-wrap-distance-right:9pt;mso-wrap-distance-bottom:0;mso-position-horizontal:absolute;mso-position-horizontal-relative:text;mso-position-vertical:absolute;mso-position-vertical-relative:text;mso-width-percent:0;mso-height-percent:0;mso-width-relative:margin;mso-height-relative:margin" from=".45pt,7.45pt" to="299.7pt,7.45pt" ns13:gfxdata="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" strokecolor="black [3040]"/>
+              <v:line w14:anchorId="55554221" id="Straight Connector 24" o:spid="_x0000_s1026" style="position:absolute;z-index:251659264;visibility:visible;mso-wrap-style:square;mso-width-percent:0;mso-height-percent:0;mso-wrap-distance-left:9pt;mso-wrap-distance-top:0;mso-wrap-distance-right:9pt;mso-wrap-distance-bottom:0;mso-position-horizontal:absolute;mso-position-horizontal-relative:text;mso-position-vertical:absolute;mso-position-vertical-relative:text;mso-width-percent:0;mso-height-percent:0;mso-width-relative:margin;mso-height-relative:margin" from=".45pt,7.45pt" to="299.7pt,7.45pt" o:gfxdata="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" strokecolor="black [3040]"/>
             </w:pict>
-          </ns1:Fallback>
-        </ns1:AlternateContent>
+          </mc:Fallback>
+        </mc:AlternateContent>
       </w:r>
       <w:r>
         <w:rPr>
@@ -7217,71 +7217,71 @@
           <w:sz w:val="16"/>
           <w:szCs w:val="16"/>
         </w:rPr>
-        <ns1:AlternateContent>
-          <ns1:Choice Requires="wps">
+        <mc:AlternateContent>
+          <mc:Choice Requires="wps">
             <w:drawing>
-              <ns3:anchor distT="0" distB="0" distL="114300" distR="114300" simplePos="0" relativeHeight="251660288" behindDoc="0" locked="0" layoutInCell="1" allowOverlap="1" ns4:anchorId="2A912873" ns4:editId="1DC981BF">
-                <ns3:simplePos x="0" y="0"/>
-                <ns3:positionH relativeFrom="column">
-                  <ns3:posOffset>43815</ns3:posOffset>
-                </ns3:positionH>
-                <ns3:positionV relativeFrom="paragraph">
-                  <ns3:posOffset>323215</ns3:posOffset>
-                </ns3:positionV>
-                <ns3:extent cx="3838575" cy="0"/>
-                <ns3:effectExtent l="0" t="0" r="0" b="0"/>
-                <ns3:wrapNone/>
-                <ns3:docPr id="169011302" name="Straight Connector 28"/>
-                <ns3:cNvGraphicFramePr/>
-                <ns5:graphic>
-                  <ns5:graphicData uri="http://schemas.microsoft.com/office/word/2010/wordprocessingShape">
-                    <ns11:wsp>
-                      <ns11:cNvCnPr/>
-                      <ns11:spPr>
-                        <ns5:xfrm flipV="1">
-                          <ns5:off x="0" y="0"/>
-                          <ns5:ext cx="3838575" cy="0"/>
-                        </ns5:xfrm>
-                        <ns5:prstGeom prst="line">
-                          <ns5:avLst/>
-                        </ns5:prstGeom>
-                      </ns11:spPr>
-                      <ns11:style>
-                        <ns5:lnRef idx="1">
-                          <ns5:schemeClr val="dk1"/>
-                        </ns5:lnRef>
-                        <ns5:fillRef idx="0">
-                          <ns5:schemeClr val="dk1"/>
-                        </ns5:fillRef>
-                        <ns5:effectRef idx="0">
-                          <ns5:schemeClr val="dk1"/>
-                        </ns5:effectRef>
-                        <ns5:fontRef idx="minor">
-                          <ns5:schemeClr val="tx1"/>
-                        </ns5:fontRef>
-                      </ns11:style>
-                      <ns11:bodyPr/>
-                    </ns11:wsp>
-                  </ns5:graphicData>
-                </ns5:graphic>
-                <ns4:sizeRelH relativeFrom="margin">
-                  <ns4:pctWidth>0</ns4:pctWidth>
-                </ns4:sizeRelH>
-                <ns4:sizeRelV relativeFrom="margin">
-                  <ns4:pctHeight>0</ns4:pctHeight>
-                </ns4:sizeRelV>
-              </ns3:anchor>
+              <wp:anchor distT="0" distB="0" distL="114300" distR="114300" simplePos="0" relativeHeight="251660288" behindDoc="0" locked="0" layoutInCell="1" allowOverlap="1" wp14:anchorId="2A912873" wp14:editId="1DC981BF">
+                <wp:simplePos x="0" y="0"/>
+                <wp:positionH relativeFrom="column">
+                  <wp:posOffset>43815</wp:posOffset>
+                </wp:positionH>
+                <wp:positionV relativeFrom="paragraph">
+                  <wp:posOffset>323215</wp:posOffset>
+                </wp:positionV>
+                <wp:extent cx="3838575" cy="0"/>
+                <wp:effectExtent l="0" t="0" r="0" b="0"/>
+                <wp:wrapNone/>
+                <wp:docPr id="169011302" name="Straight Connector 28"/>
+                <wp:cNvGraphicFramePr/>
+                <a:graphic xmlns:a="http://schemas.openxmlformats.org/drawingml/2006/main">
+                  <a:graphicData uri="http://schemas.microsoft.com/office/word/2010/wordprocessingShape">
+                    <wps:wsp>
+                      <wps:cNvCnPr/>
+                      <wps:spPr>
+                        <a:xfrm flipV="1">
+                          <a:off x="0" y="0"/>
+                          <a:ext cx="3838575" cy="0"/>
+                        </a:xfrm>
+                        <a:prstGeom prst="line">
+                          <a:avLst/>
+                        </a:prstGeom>
+                      </wps:spPr>
+                      <wps:style>
+                        <a:lnRef idx="1">
+                          <a:schemeClr val="dk1"/>
+                        </a:lnRef>
+                        <a:fillRef idx="0">
+                          <a:schemeClr val="dk1"/>
+                        </a:fillRef>
+                        <a:effectRef idx="0">
+                          <a:schemeClr val="dk1"/>
+                        </a:effectRef>
+                        <a:fontRef idx="minor">
+                          <a:schemeClr val="tx1"/>
+                        </a:fontRef>
+                      </wps:style>
+                      <wps:bodyPr/>
+                    </wps:wsp>
+                  </a:graphicData>
+                </a:graphic>
+                <wp14:sizeRelH relativeFrom="margin">
+                  <wp14:pctWidth>0</wp14:pctWidth>
+                </wp14:sizeRelH>
+                <wp14:sizeRelV relativeFrom="margin">
+                  <wp14:pctHeight>0</wp14:pctHeight>
+                </wp14:sizeRelV>
+              </wp:anchor>
             </w:drawing>
-          </ns1:Choice>
-          <ns1:Fallback>
+          </mc:Choice>
+          <mc:Fallback>
             <w:pict>
-              <ns12:line ns2:anchorId="5835B28D" id="Straight Connector 28" ns13:spid="_x0000_s1026" style="position:absolute;flip:y;z-index:251660288;visibility:visible;mso-wrap-style:square;mso-width-percent:0;mso-height-percent:0;mso-wrap-distance-left:9pt;mso-wrap-distance-top:0;mso-wrap-distance-right:9pt;mso-wrap-distance-bottom:0;mso-position-horizontal:absolute;mso-position-horizontal-relative:text;mso-position-vertical:absolute;mso-position-vertical-relative:text;mso-width-percent:0;mso-height-percent:0;mso-width-relative:margin;mso-height-relative:margin" from="3.45pt,25.45pt" to="305.7pt,25.45pt" ns13:gfxdata="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" strokecolor="black [3040]"/>
+              <v:line w14:anchorId="5835B28D" id="Straight Connector 28" o:spid="_x0000_s1026" style="position:absolute;flip:y;z-index:251660288;visibility:visible;mso-wrap-style:square;mso-width-percent:0;mso-height-percent:0;mso-wrap-distance-left:9pt;mso-wrap-distance-top:0;mso-wrap-distance-right:9pt;mso-wrap-distance-bottom:0;mso-position-horizontal:absolute;mso-position-horizontal-relative:text;mso-position-vertical:absolute;mso-position-vertical-relative:text;mso-width-percent:0;mso-height-percent:0;mso-width-relative:margin;mso-height-relative:margin" from="3.45pt,25.45pt" to="305.7pt,25.45pt" o:gfxdata="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" strokecolor="black [3040]"/>
             </w:pict>
-          </ns1:Fallback>
-        </ns1:AlternateContent>
+          </mc:Fallback>
+        </mc:AlternateContent>
       </w:r>
     </w:p>
-    <w:p ns2:paraId="74F295B4" ns2:textId="77777777">
+    <w:p>
       <w:pPr>
         <w:pStyle w:val="BodyText"/>
         <w:spacing w:line="20" w:lineRule="exact"/>
@@ -7369,7 +7369,7 @@
         <w:t>_</w:t>
       </w:r>
     </w:p>
-    <w:p ns2:paraId="196604B7" ns2:textId="77777777">
+    <w:p>
       <w:pPr>
         <w:pStyle w:val="BodyText"/>
         <w:spacing w:before="9"/>
@@ -7382,65 +7382,65 @@
           <w:noProof/>
           <w:sz w:val="14"/>
         </w:rPr>
-        <ns1:AlternateContent>
-          <ns1:Choice Requires="wps">
+        <mc:AlternateContent>
+          <mc:Choice Requires="wps">
             <w:drawing>
-              <ns3:anchor distT="0" distB="0" distL="114300" distR="114300" simplePos="0" relativeHeight="251661312" behindDoc="0" locked="0" layoutInCell="1" allowOverlap="1" ns4:anchorId="5683382E" ns4:editId="030F149B">
-                <ns3:simplePos x="0" y="0"/>
-                <ns3:positionH relativeFrom="column">
-                  <ns3:posOffset>2660649</ns3:posOffset>
-                </ns3:positionH>
-                <ns3:positionV relativeFrom="paragraph">
-                  <ns3:posOffset>71755</ns3:posOffset>
-                </ns3:positionV>
-                <ns3:extent cx="3933825" cy="0"/>
-                <ns3:effectExtent l="0" t="0" r="0" b="0"/>
-                <ns3:wrapNone/>
-                <ns3:docPr id="307535580" name="Straight Connector 30"/>
-                <ns3:cNvGraphicFramePr/>
-                <ns5:graphic>
-                  <ns5:graphicData uri="http://schemas.microsoft.com/office/word/2010/wordprocessingShape">
-                    <ns11:wsp>
-                      <ns11:cNvCnPr/>
-                      <ns11:spPr>
-                        <ns5:xfrm>
-                          <ns5:off x="0" y="0"/>
-                          <ns5:ext cx="3933825" cy="0"/>
-                        </ns5:xfrm>
-                        <ns5:prstGeom prst="line">
-                          <ns5:avLst/>
-                        </ns5:prstGeom>
-                      </ns11:spPr>
-                      <ns11:style>
-                        <ns5:lnRef idx="1">
-                          <ns5:schemeClr val="dk1"/>
-                        </ns5:lnRef>
-                        <ns5:fillRef idx="0">
-                          <ns5:schemeClr val="dk1"/>
-                        </ns5:fillRef>
-                        <ns5:effectRef idx="0">
-                          <ns5:schemeClr val="dk1"/>
-                        </ns5:effectRef>
-                        <ns5:fontRef idx="minor">
-                          <ns5:schemeClr val="tx1"/>
-                        </ns5:fontRef>
-                      </ns11:style>
-                      <ns11:bodyPr/>
-                    </ns11:wsp>
-                  </ns5:graphicData>
-                </ns5:graphic>
-              </ns3:anchor>
+              <wp:anchor distT="0" distB="0" distL="114300" distR="114300" simplePos="0" relativeHeight="251661312" behindDoc="0" locked="0" layoutInCell="1" allowOverlap="1" wp14:anchorId="5683382E" wp14:editId="030F149B">
+                <wp:simplePos x="0" y="0"/>
+                <wp:positionH relativeFrom="column">
+                  <wp:posOffset>2660649</wp:posOffset>
+                </wp:positionH>
+                <wp:positionV relativeFrom="paragraph">
+                  <wp:posOffset>71755</wp:posOffset>
+                </wp:positionV>
+                <wp:extent cx="3933825" cy="0"/>
+                <wp:effectExtent l="0" t="0" r="0" b="0"/>
+                <wp:wrapNone/>
+                <wp:docPr id="307535580" name="Straight Connector 30"/>
+                <wp:cNvGraphicFramePr/>
+                <a:graphic xmlns:a="http://schemas.openxmlformats.org/drawingml/2006/main">
+                  <a:graphicData uri="http://schemas.microsoft.com/office/word/2010/wordprocessingShape">
+                    <wps:wsp>
+                      <wps:cNvCnPr/>
+                      <wps:spPr>
+                        <a:xfrm>
+                          <a:off x="0" y="0"/>
+                          <a:ext cx="3933825" cy="0"/>
+                        </a:xfrm>
+                        <a:prstGeom prst="line">
+                          <a:avLst/>
+                        </a:prstGeom>
+                      </wps:spPr>
+                      <wps:style>
+                        <a:lnRef idx="1">
+                          <a:schemeClr val="dk1"/>
+                        </a:lnRef>
+                        <a:fillRef idx="0">
+                          <a:schemeClr val="dk1"/>
+                        </a:fillRef>
+                        <a:effectRef idx="0">
+                          <a:schemeClr val="dk1"/>
+                        </a:effectRef>
+                        <a:fontRef idx="minor">
+                          <a:schemeClr val="tx1"/>
+                        </a:fontRef>
+                      </wps:style>
+                      <wps:bodyPr/>
+                    </wps:wsp>
+                  </a:graphicData>
+                </a:graphic>
+              </wp:anchor>
             </w:drawing>
-          </ns1:Choice>
-          <ns1:Fallback>
+          </mc:Choice>
+          <mc:Fallback>
             <w:pict>
-              <ns12:line ns2:anchorId="151A1A7E" id="Straight Connector 30" ns13:spid="_x0000_s1026" style="position:absolute;z-index:251661312;visibility:visible;mso-wrap-style:square;mso-wrap-distance-left:9pt;mso-wrap-distance-top:0;mso-wrap-distance-right:9pt;mso-wrap-distance-bottom:0;mso-position-horizontal:absolute;mso-position-horizontal-relative:text;mso-position-vertical:absolute;mso-position-vertical-relative:text" from="209.5pt,5.65pt" to="519.25pt,5.65pt" ns13:gfxdata="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" strokecolor="black [3040]"/>
+              <v:line w14:anchorId="151A1A7E" id="Straight Connector 30" o:spid="_x0000_s1026" style="position:absolute;z-index:251661312;visibility:visible;mso-wrap-style:square;mso-wrap-distance-left:9pt;mso-wrap-distance-top:0;mso-wrap-distance-right:9pt;mso-wrap-distance-bottom:0;mso-position-horizontal:absolute;mso-position-horizontal-relative:text;mso-position-vertical:absolute;mso-position-vertical-relative:text" from="209.5pt,5.65pt" to="519.25pt,5.65pt" o:gfxdata="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" strokecolor="black [3040]"/>
             </w:pict>
-          </ns1:Fallback>
-        </ns1:AlternateContent>
+          </mc:Fallback>
+        </mc:AlternateContent>
       </w:r>
     </w:p>
-    <w:p ns2:paraId="79CFB0BA" ns2:textId="77777777">
+    <w:p>
       <w:pPr>
         <w:rPr>
           <w:sz w:val="14"/>
@@ -7453,7 +7453,7 @@
         </w:sectPr>
       </w:pPr>
     </w:p>
-    <w:p ns2:paraId="2FBBBE04" ns2:textId="77777777">
+    <w:p>
       <w:pPr>
         <w:pStyle w:val="BodyText"/>
         <w:spacing w:before="10"/>
@@ -7462,7 +7462,7 @@
         </w:rPr>
       </w:pPr>
     </w:p>
-    <w:p ns2:paraId="50756F67" ns2:textId="77777777">
+    <w:p>
       <w:pPr>
         <w:pStyle w:val="BodyText"/>
         <w:ind w:left="3212" w:right="-58"/>
@@ -7475,218 +7475,218 @@
           <w:noProof/>
           <w:sz w:val="20"/>
         </w:rPr>
-        <ns1:AlternateContent>
-          <ns1:Choice Requires="wpg">
+        <mc:AlternateContent>
+          <mc:Choice Requires="wpg">
             <w:drawing>
-              <ns3:inline distT="0" distB="0" distL="0" distR="0" ns4:anchorId="74963441" ns4:editId="415F996D">
-                <ns3:extent cx="563880" cy="241715"/>
-                <ns3:effectExtent l="0" t="0" r="26670" b="25400"/>
-                <ns3:docPr id="11" name="docshapegroup20"/>
-                <ns3:cNvGraphicFramePr>
-                  <ns5:graphicFrameLocks/>
-                </ns3:cNvGraphicFramePr>
-                <ns5:graphic>
-                  <ns5:graphicData uri="http://schemas.microsoft.com/office/word/2010/wordprocessingGroup">
-                    <ns10:wgp>
-                      <ns10:cNvGrpSpPr>
-                        <ns5:grpSpLocks/>
-                      </ns10:cNvGrpSpPr>
-                      <ns10:grpSpPr bwMode="auto">
-                        <ns5:xfrm>
-                          <ns5:off x="0" y="0"/>
-                          <ns5:ext cx="563880" cy="241715"/>
-                          <ns5:chOff x="15" y="15"/>
-                          <ns5:chExt cx="943" cy="413"/>
-                        </ns5:xfrm>
-                      </ns10:grpSpPr>
-                      <ns11:wsp>
-                        <ns11:cNvPr id="12" name="docshape21"/>
-                        <ns11:cNvSpPr>
-                          <ns5:spLocks/>
-                        </ns11:cNvSpPr>
-                        <ns11:spPr bwMode="auto">
-                          <ns5:xfrm>
-                            <ns5:off x="15" y="15"/>
-                            <ns5:ext cx="943" cy="413"/>
-                          </ns5:xfrm>
-                          <ns5:custGeom>
-                            <ns5:avLst/>
-                            <ns5:gdLst>
-                              <ns5:gd name="T0" fmla="+- 0 553 15"/>
-                              <ns5:gd name="T1" fmla="*/ T0 w 943"/>
-                              <ns5:gd name="T2" fmla="+- 0 15 15"/>
-                              <ns5:gd name="T3" fmla="*/ 15 h 413"/>
-                              <ns5:gd name="T4" fmla="+- 0 15 15"/>
-                              <ns5:gd name="T5" fmla="*/ T4 w 943"/>
-                              <ns5:gd name="T6" fmla="+- 0 15 15"/>
-                              <ns5:gd name="T7" fmla="*/ 15 h 413"/>
-                              <ns5:gd name="T8" fmla="+- 0 15 15"/>
-                              <ns5:gd name="T9" fmla="*/ T8 w 943"/>
-                              <ns5:gd name="T10" fmla="+- 0 428 15"/>
-                              <ns5:gd name="T11" fmla="*/ 428 h 413"/>
-                              <ns5:gd name="T12" fmla="+- 0 553 15"/>
-                              <ns5:gd name="T13" fmla="*/ T12 w 943"/>
-                              <ns5:gd name="T14" fmla="+- 0 428 15"/>
-                              <ns5:gd name="T15" fmla="*/ 428 h 413"/>
-                              <ns5:gd name="T16" fmla="+- 0 553 15"/>
-                              <ns5:gd name="T17" fmla="*/ T16 w 943"/>
-                              <ns5:gd name="T18" fmla="+- 0 15 15"/>
-                              <ns5:gd name="T19" fmla="*/ 15 h 413"/>
-                              <ns5:gd name="T20" fmla="+- 0 543 15"/>
-                              <ns5:gd name="T21" fmla="*/ T20 w 943"/>
-                              <ns5:gd name="T22" fmla="+- 0 15 15"/>
-                              <ns5:gd name="T23" fmla="*/ 15 h 413"/>
-                              <ns5:gd name="T24" fmla="+- 0 958 15"/>
-                              <ns5:gd name="T25" fmla="*/ T24 w 943"/>
-                              <ns5:gd name="T26" fmla="+- 0 15 15"/>
-                              <ns5:gd name="T27" fmla="*/ 15 h 413"/>
-                              <ns5:gd name="T28" fmla="+- 0 958 15"/>
-                              <ns5:gd name="T29" fmla="*/ T28 w 943"/>
-                              <ns5:gd name="T30" fmla="+- 0 428 15"/>
-                              <ns5:gd name="T31" fmla="*/ 428 h 413"/>
-                              <ns5:gd name="T32" fmla="+- 0 543 15"/>
-                              <ns5:gd name="T33" fmla="*/ T32 w 943"/>
-                              <ns5:gd name="T34" fmla="+- 0 428 15"/>
-                              <ns5:gd name="T35" fmla="*/ 428 h 413"/>
-                              <ns5:gd name="T36" fmla="+- 0 543 15"/>
-                              <ns5:gd name="T37" fmla="*/ T36 w 943"/>
-                              <ns5:gd name="T38" fmla="+- 0 15 15"/>
-                              <ns5:gd name="T39" fmla="*/ 15 h 413"/>
-                            </ns5:gdLst>
-                            <ns5:ahLst/>
-                            <ns5:cxnLst>
-                              <ns5:cxn ang="0">
-                                <ns5:pos x="T1" y="T3"/>
-                              </ns5:cxn>
-                              <ns5:cxn ang="0">
-                                <ns5:pos x="T5" y="T7"/>
-                              </ns5:cxn>
-                              <ns5:cxn ang="0">
-                                <ns5:pos x="T9" y="T11"/>
-                              </ns5:cxn>
-                              <ns5:cxn ang="0">
-                                <ns5:pos x="T13" y="T15"/>
-                              </ns5:cxn>
-                              <ns5:cxn ang="0">
-                                <ns5:pos x="T17" y="T19"/>
-                              </ns5:cxn>
-                              <ns5:cxn ang="0">
-                                <ns5:pos x="T21" y="T23"/>
-                              </ns5:cxn>
-                              <ns5:cxn ang="0">
-                                <ns5:pos x="T25" y="T27"/>
-                              </ns5:cxn>
-                              <ns5:cxn ang="0">
-                                <ns5:pos x="T29" y="T31"/>
-                              </ns5:cxn>
-                              <ns5:cxn ang="0">
-                                <ns5:pos x="T33" y="T35"/>
-                              </ns5:cxn>
-                              <ns5:cxn ang="0">
-                                <ns5:pos x="T37" y="T39"/>
-                              </ns5:cxn>
-                            </ns5:cxnLst>
-                            <ns5:rect l="0" t="0" r="r" b="b"/>
-                            <ns5:pathLst>
-                              <ns5:path w="943" h="413">
-                                <ns5:moveTo>
-                                  <ns5:pt x="538" y="0"/>
-                                </ns5:moveTo>
-                                <ns5:lnTo>
-                                  <ns5:pt x="0" y="0"/>
-                                </ns5:lnTo>
-                                <ns5:lnTo>
-                                  <ns5:pt x="0" y="413"/>
-                                </ns5:lnTo>
-                                <ns5:lnTo>
-                                  <ns5:pt x="538" y="413"/>
-                                </ns5:lnTo>
-                                <ns5:lnTo>
-                                  <ns5:pt x="538" y="0"/>
-                                </ns5:lnTo>
-                                <ns5:close/>
-                                <ns5:moveTo>
-                                  <ns5:pt x="528" y="0"/>
-                                </ns5:moveTo>
-                                <ns5:lnTo>
-                                  <ns5:pt x="943" y="0"/>
-                                </ns5:lnTo>
-                                <ns5:lnTo>
-                                  <ns5:pt x="943" y="413"/>
-                                </ns5:lnTo>
-                                <ns5:lnTo>
-                                  <ns5:pt x="528" y="413"/>
-                                </ns5:lnTo>
-                                <ns5:lnTo>
-                                  <ns5:pt x="528" y="0"/>
-                                </ns5:lnTo>
-                                <ns5:close/>
-                              </ns5:path>
-                            </ns5:pathLst>
-                          </ns5:custGeom>
-                          <ns5:noFill/>
-                          <ns5:ln w="19050">
-                            <ns5:solidFill>
-                              <ns5:srgbClr val="000000"/>
-                            </ns5:solidFill>
-                            <ns5:round/>
-                            <ns5:headEnd/>
-                            <ns5:tailEnd/>
-                          </ns5:ln>
-                          <ns5:extLst>
-                            <ns5:ext uri="{909E8E84-426E-40DD-AFC4-6F175D3DCCD1}">
-                              <ns9:hiddenFill>
-                                <ns5:solidFill>
-                                  <ns5:srgbClr val="FFFFFF"/>
-                                </ns5:solidFill>
-                              </ns9:hiddenFill>
-                            </ns5:ext>
-                          </ns5:extLst>
-                        </ns11:spPr>
-                        <ns11:bodyPr rot="0" vert="horz" wrap="square" lIns="91440" tIns="45720" rIns="91440" bIns="45720" anchor="t" anchorCtr="0" upright="1">
-                          <ns5:noAutofit/>
-                        </ns11:bodyPr>
-                      </ns11:wsp>
-                      <ns11:wsp>
-                        <ns11:cNvPr id="13" name="docshape22"/>
-                        <ns11:cNvSpPr txBox="1">
-                          <ns5:spLocks noChangeArrowheads="1"/>
-                        </ns11:cNvSpPr>
-                        <ns11:spPr bwMode="auto">
-                          <ns5:xfrm>
-                            <ns5:off x="30" y="30"/>
-                            <ns5:ext cx="498" cy="383"/>
-                          </ns5:xfrm>
-                          <ns5:prstGeom prst="rect">
-                            <ns5:avLst/>
-                          </ns5:prstGeom>
-                          <ns5:noFill/>
-                          <ns5:ln>
-                            <ns5:noFill/>
-                          </ns5:ln>
-                          <ns5:extLst>
-                            <ns5:ext uri="{909E8E84-426E-40DD-AFC4-6F175D3DCCD1}">
-                              <ns9:hiddenFill>
-                                <ns5:solidFill>
-                                  <ns5:srgbClr val="FFFFFF"/>
-                                </ns5:solidFill>
-                              </ns9:hiddenFill>
-                            </ns5:ext>
-                            <ns5:ext uri="{91240B29-F687-4F45-9708-019B960494DF}">
-                              <ns9:hiddenLine w="9525">
-                                <ns5:solidFill>
-                                  <ns5:srgbClr val="000000"/>
-                                </ns5:solidFill>
-                                <ns5:miter lim="800000"/>
-                                <ns5:headEnd/>
-                                <ns5:tailEnd/>
-                              </ns9:hiddenLine>
-                            </ns5:ext>
-                          </ns5:extLst>
-                        </ns11:spPr>
-                        <ns11:txbx>
+              <wp:inline distT="0" distB="0" distL="0" distR="0" wp14:anchorId="74963441" wp14:editId="415F996D">
+                <wp:extent cx="563880" cy="241715"/>
+                <wp:effectExtent l="0" t="0" r="26670" b="25400"/>
+                <wp:docPr id="11" name="docshapegroup20"/>
+                <wp:cNvGraphicFramePr>
+                  <a:graphicFrameLocks xmlns:a="http://schemas.openxmlformats.org/drawingml/2006/main"/>
+                </wp:cNvGraphicFramePr>
+                <a:graphic xmlns:a="http://schemas.openxmlformats.org/drawingml/2006/main">
+                  <a:graphicData uri="http://schemas.microsoft.com/office/word/2010/wordprocessingGroup">
+                    <wpg:wgp>
+                      <wpg:cNvGrpSpPr>
+                        <a:grpSpLocks/>
+                      </wpg:cNvGrpSpPr>
+                      <wpg:grpSpPr bwMode="auto">
+                        <a:xfrm>
+                          <a:off x="0" y="0"/>
+                          <a:ext cx="563880" cy="241715"/>
+                          <a:chOff x="15" y="15"/>
+                          <a:chExt cx="943" cy="413"/>
+                        </a:xfrm>
+                      </wpg:grpSpPr>
+                      <wps:wsp>
+                        <wps:cNvPr id="12" name="docshape21"/>
+                        <wps:cNvSpPr>
+                          <a:spLocks/>
+                        </wps:cNvSpPr>
+                        <wps:spPr bwMode="auto">
+                          <a:xfrm>
+                            <a:off x="15" y="15"/>
+                            <a:ext cx="943" cy="413"/>
+                          </a:xfrm>
+                          <a:custGeom>
+                            <a:avLst/>
+                            <a:gdLst>
+                              <a:gd name="T0" fmla="+- 0 553 15"/>
+                              <a:gd name="T1" fmla="*/ T0 w 943"/>
+                              <a:gd name="T2" fmla="+- 0 15 15"/>
+                              <a:gd name="T3" fmla="*/ 15 h 413"/>
+                              <a:gd name="T4" fmla="+- 0 15 15"/>
+                              <a:gd name="T5" fmla="*/ T4 w 943"/>
+                              <a:gd name="T6" fmla="+- 0 15 15"/>
+                              <a:gd name="T7" fmla="*/ 15 h 413"/>
+                              <a:gd name="T8" fmla="+- 0 15 15"/>
+                              <a:gd name="T9" fmla="*/ T8 w 943"/>
+                              <a:gd name="T10" fmla="+- 0 428 15"/>
+                              <a:gd name="T11" fmla="*/ 428 h 413"/>
+                              <a:gd name="T12" fmla="+- 0 553 15"/>
+                              <a:gd name="T13" fmla="*/ T12 w 943"/>
+                              <a:gd name="T14" fmla="+- 0 428 15"/>
+                              <a:gd name="T15" fmla="*/ 428 h 413"/>
+                              <a:gd name="T16" fmla="+- 0 553 15"/>
+                              <a:gd name="T17" fmla="*/ T16 w 943"/>
+                              <a:gd name="T18" fmla="+- 0 15 15"/>
+                              <a:gd name="T19" fmla="*/ 15 h 413"/>
+                              <a:gd name="T20" fmla="+- 0 543 15"/>
+                              <a:gd name="T21" fmla="*/ T20 w 943"/>
+                              <a:gd name="T22" fmla="+- 0 15 15"/>
+                              <a:gd name="T23" fmla="*/ 15 h 413"/>
+                              <a:gd name="T24" fmla="+- 0 958 15"/>
+                              <a:gd name="T25" fmla="*/ T24 w 943"/>
+                              <a:gd name="T26" fmla="+- 0 15 15"/>
+                              <a:gd name="T27" fmla="*/ 15 h 413"/>
+                              <a:gd name="T28" fmla="+- 0 958 15"/>
+                              <a:gd name="T29" fmla="*/ T28 w 943"/>
+                              <a:gd name="T30" fmla="+- 0 428 15"/>
+                              <a:gd name="T31" fmla="*/ 428 h 413"/>
+                              <a:gd name="T32" fmla="+- 0 543 15"/>
+                              <a:gd name="T33" fmla="*/ T32 w 943"/>
+                              <a:gd name="T34" fmla="+- 0 428 15"/>
+                              <a:gd name="T35" fmla="*/ 428 h 413"/>
+                              <a:gd name="T36" fmla="+- 0 543 15"/>
+                              <a:gd name="T37" fmla="*/ T36 w 943"/>
+                              <a:gd name="T38" fmla="+- 0 15 15"/>
+                              <a:gd name="T39" fmla="*/ 15 h 413"/>
+                            </a:gdLst>
+                            <a:ahLst/>
+                            <a:cxnLst>
+                              <a:cxn ang="0">
+                                <a:pos x="T1" y="T3"/>
+                              </a:cxn>
+                              <a:cxn ang="0">
+                                <a:pos x="T5" y="T7"/>
+                              </a:cxn>
+                              <a:cxn ang="0">
+                                <a:pos x="T9" y="T11"/>
+                              </a:cxn>
+                              <a:cxn ang="0">
+                                <a:pos x="T13" y="T15"/>
+                              </a:cxn>
+                              <a:cxn ang="0">
+                                <a:pos x="T17" y="T19"/>
+                              </a:cxn>
+                              <a:cxn ang="0">
+                                <a:pos x="T21" y="T23"/>
+                              </a:cxn>
+                              <a:cxn ang="0">
+                                <a:pos x="T25" y="T27"/>
+                              </a:cxn>
+                              <a:cxn ang="0">
+                                <a:pos x="T29" y="T31"/>
+                              </a:cxn>
+                              <a:cxn ang="0">
+                                <a:pos x="T33" y="T35"/>
+                              </a:cxn>
+                              <a:cxn ang="0">
+                                <a:pos x="T37" y="T39"/>
+                              </a:cxn>
+                            </a:cxnLst>
+                            <a:rect l="0" t="0" r="r" b="b"/>
+                            <a:pathLst>
+                              <a:path w="943" h="413">
+                                <a:moveTo>
+                                  <a:pt x="538" y="0"/>
+                                </a:moveTo>
+                                <a:lnTo>
+                                  <a:pt x="0" y="0"/>
+                                </a:lnTo>
+                                <a:lnTo>
+                                  <a:pt x="0" y="413"/>
+                                </a:lnTo>
+                                <a:lnTo>
+                                  <a:pt x="538" y="413"/>
+                                </a:lnTo>
+                                <a:lnTo>
+                                  <a:pt x="538" y="0"/>
+                                </a:lnTo>
+                                <a:close/>
+                                <a:moveTo>
+                                  <a:pt x="528" y="0"/>
+                                </a:moveTo>
+                                <a:lnTo>
+                                  <a:pt x="943" y="0"/>
+                                </a:lnTo>
+                                <a:lnTo>
+                                  <a:pt x="943" y="413"/>
+                                </a:lnTo>
+                                <a:lnTo>
+                                  <a:pt x="528" y="413"/>
+                                </a:lnTo>
+                                <a:lnTo>
+                                  <a:pt x="528" y="0"/>
+                                </a:lnTo>
+                                <a:close/>
+                              </a:path>
+                            </a:pathLst>
+                          </a:custGeom>
+                          <a:noFill/>
+                          <a:ln w="19050">
+                            <a:solidFill>
+                              <a:srgbClr val="000000"/>
+                            </a:solidFill>
+                            <a:round/>
+                            <a:headEnd/>
+                            <a:tailEnd/>
+                          </a:ln>
+                          <a:extLst>
+                            <a:ext uri="{909E8E84-426E-40DD-AFC4-6F175D3DCCD1}">
+                              <a14:hiddenFill xmlns:a14="http://schemas.microsoft.com/office/drawing/2010/main">
+                                <a:solidFill>
+                                  <a:srgbClr val="FFFFFF"/>
+                                </a:solidFill>
+                              </a14:hiddenFill>
+                            </a:ext>
+                          </a:extLst>
+                        </wps:spPr>
+                        <wps:bodyPr rot="0" vert="horz" wrap="square" lIns="91440" tIns="45720" rIns="91440" bIns="45720" anchor="t" anchorCtr="0" upright="1">
+                          <a:noAutofit/>
+                        </wps:bodyPr>
+                      </wps:wsp>
+                      <wps:wsp>
+                        <wps:cNvPr id="13" name="docshape22"/>
+                        <wps:cNvSpPr txBox="1">
+                          <a:spLocks noChangeArrowheads="1"/>
+                        </wps:cNvSpPr>
+                        <wps:spPr bwMode="auto">
+                          <a:xfrm>
+                            <a:off x="30" y="30"/>
+                            <a:ext cx="498" cy="383"/>
+                          </a:xfrm>
+                          <a:prstGeom prst="rect">
+                            <a:avLst/>
+                          </a:prstGeom>
+                          <a:noFill/>
+                          <a:ln>
+                            <a:noFill/>
+                          </a:ln>
+                          <a:extLst>
+                            <a:ext uri="{909E8E84-426E-40DD-AFC4-6F175D3DCCD1}">
+                              <a14:hiddenFill xmlns:a14="http://schemas.microsoft.com/office/drawing/2010/main">
+                                <a:solidFill>
+                                  <a:srgbClr val="FFFFFF"/>
+                                </a:solidFill>
+                              </a14:hiddenFill>
+                            </a:ext>
+                            <a:ext uri="{91240B29-F687-4F45-9708-019B960494DF}">
+                              <a14:hiddenLine xmlns:a14="http://schemas.microsoft.com/office/drawing/2010/main" w="9525">
+                                <a:solidFill>
+                                  <a:srgbClr val="000000"/>
+                                </a:solidFill>
+                                <a:miter lim="800000"/>
+                                <a:headEnd/>
+                                <a:tailEnd/>
+                              </a14:hiddenLine>
+                            </a:ext>
+                          </a:extLst>
+                        </wps:spPr>
+                        <wps:txbx>
                           <w:txbxContent>
-                            <w:p ns2:paraId="22C1D4EF" ns2:textId="77777777">
+                            <w:p>
                               <w:pPr>
                                 <w:spacing w:before="70"/>
                                 <w:ind w:left="145"/>
@@ -7699,27 +7699,27 @@
                               </w:r>
                             </w:p>
                           </w:txbxContent>
-                        </ns11:txbx>
-                        <ns11:bodyPr rot="0" vert="horz" wrap="square" lIns="0" tIns="0" rIns="0" bIns="0" anchor="t" anchorCtr="0" upright="1">
-                          <ns5:noAutofit/>
-                        </ns11:bodyPr>
-                      </ns11:wsp>
-                    </ns10:wgp>
-                  </ns5:graphicData>
-                </ns5:graphic>
-              </ns3:inline>
+                        </wps:txbx>
+                        <wps:bodyPr rot="0" vert="horz" wrap="square" lIns="0" tIns="0" rIns="0" bIns="0" anchor="t" anchorCtr="0" upright="1">
+                          <a:noAutofit/>
+                        </wps:bodyPr>
+                      </wps:wsp>
+                    </wpg:wgp>
+                  </a:graphicData>
+                </a:graphic>
+              </wp:inline>
             </w:drawing>
-          </ns1:Choice>
-          <ns1:Fallback>
+          </mc:Choice>
+          <mc:Fallback>
             <w:pict>
-              <ns12:group ns2:anchorId="74963441" id="docshapegroup20" ns13:spid="_x0000_s1041" style="width:44.4pt;height:19.05pt;mso-position-horizontal-relative:char;mso-position-vertical-relative:line" coordorigin="15,15" coordsize="943,413" ns13:gfxdata="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">
-                <ns12:shape id="docshape21" ns13:spid="_x0000_s1042" style="position:absolute;left:15;top:15;width:943;height:413;visibility:visible;mso-wrap-style:square;v-text-anchor:top" coordsize="943,413" ns13:gfxdata="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" path="m538,l,,,413r538,l538,xm528,l943,r,413l528,413,528,xe" filled="f" strokeweight="1.5pt">
-                  <ns12:path arrowok="t" ns13:connecttype="custom" ns13:connectlocs="538,15;0,15;0,428;538,428;538,15;528,15;943,15;943,428;528,428;528,15" ns13:connectangles="0,0,0,0,0,0,0,0,0,0"/>
-                </ns12:shape>
-                <ns12:shape id="docshape22" ns13:spid="_x0000_s1043" type="#_x0000_t202" style="position:absolute;left:30;top:30;width:498;height:383;visibility:visible;mso-wrap-style:square;v-text-anchor:top" ns13:gfxdata="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" filled="f" stroked="f">
-                  <ns12:textbox inset="0,0,0,0">
+              <v:group w14:anchorId="74963441" id="docshapegroup20" o:spid="_x0000_s1041" style="width:44.4pt;height:19.05pt;mso-position-horizontal-relative:char;mso-position-vertical-relative:line" coordorigin="15,15" coordsize="943,413" o:gfxdata="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">
+                <v:shape id="docshape21" o:spid="_x0000_s1042" style="position:absolute;left:15;top:15;width:943;height:413;visibility:visible;mso-wrap-style:square;v-text-anchor:top" coordsize="943,413" o:gfxdata="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" path="m538,l,,,413r538,l538,xm528,l943,r,413l528,413,528,xe" filled="f" strokeweight="1.5pt">
+                  <v:path arrowok="t" o:connecttype="custom" o:connectlocs="538,15;0,15;0,428;538,428;538,15;528,15;943,15;943,428;528,428;528,15" o:connectangles="0,0,0,0,0,0,0,0,0,0"/>
+                </v:shape>
+                <v:shape id="docshape22" o:spid="_x0000_s1043" type="#_x0000_t202" style="position:absolute;left:30;top:30;width:498;height:383;visibility:visible;mso-wrap-style:square;v-text-anchor:top" o:gfxdata="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" filled="f" stroked="f">
+                  <v:textbox inset="0,0,0,0">
                     <w:txbxContent>
-                      <w:p ns2:paraId="22C1D4EF" ns2:textId="77777777">
+                      <w:p>
                         <w:pPr>
                           <w:spacing w:before="70"/>
                           <w:ind w:left="145"/>
@@ -7732,16 +7732,16 @@
                         </w:r>
                       </w:p>
                     </w:txbxContent>
-                  </ns12:textbox>
-                </ns12:shape>
-                <ns14:anchorlock/>
-              </ns12:group>
+                  </v:textbox>
+                </v:shape>
+                <w10:anchorlock/>
+              </v:group>
             </w:pict>
-          </ns1:Fallback>
-        </ns1:AlternateContent>
+          </mc:Fallback>
+        </mc:AlternateContent>
       </w:r>
     </w:p>
-    <w:p ns2:paraId="443F94FD" ns2:textId="77777777">
+    <w:p>
       <w:pPr>
         <w:spacing w:before="93"/>
         <w:ind w:left="3821" w:hanging="120"/>
@@ -7772,7 +7772,7 @@
         <w:t>HERE</w:t>
       </w:r>
     </w:p>
-    <w:p ns2:paraId="56438E31" ns2:textId="33D8921F">
+    <w:p>
       <w:pPr>
         <w:pStyle w:val="Heading1"/>
         <w:spacing w:before="64"/>
@@ -7782,7 +7782,7 @@
         </w:rPr>
       </w:pPr>
     </w:p>
-    <w:p ns2:paraId="78B2D74C" ns2:textId="77777777">
+    <w:p>
       <w:pPr>
         <w:pStyle w:val="Heading1"/>
         <w:spacing w:before="64"/>
@@ -7947,7 +7947,7 @@
         <w:t xml:space="preserve"> PLAN HAS BEEN MADE AVAILABLE TO YOU.</w:t>
       </w:r>
     </w:p>
-    <w:p ns2:paraId="7FFA7538" ns2:textId="77777777">
+    <w:p>
       <w:pPr>
         <w:pStyle w:val="BodyText"/>
         <w:ind w:left="325" w:right="1068"/>
@@ -8121,7 +8121,7 @@
         <w:t xml:space="preserve"> Plan that is available to me.</w:t>
       </w:r>
     </w:p>
-    <w:p ns2:paraId="466FD3DD" ns2:textId="77777777">
+    <w:p>
       <w:pPr>
         <w:pStyle w:val="BodyText"/>
         <w:spacing w:before="11"/>
@@ -8131,7 +8131,7 @@
         </w:rPr>
       </w:pPr>
     </w:p>
-    <w:p ns2:paraId="4B1F9C20" ns2:textId="77777777">
+    <w:p>
       <w:pPr>
         <w:pStyle w:val="BodyText"/>
         <w:tabs>
@@ -8173,7 +8173,7 @@
         <w:tab/>
       </w:r>
     </w:p>
-    <w:p ns2:paraId="16B56579" ns2:textId="77777777">
+    <w:p>
       <w:pPr>
         <w:rPr>
           <w:sz w:val="18"/>
@@ -8190,7 +8190,7 @@
         </w:sectPr>
       </w:pPr>
     </w:p>
-    <w:p ns2:paraId="4802915F" ns2:textId="166A84AF">
+    <w:p>
       <w:pPr>
         <w:pStyle w:val="BodyText"/>
         <w:spacing w:before="9"/>
@@ -8203,228 +8203,228 @@
         <w:rPr>
           <w:noProof/>
         </w:rPr>
-        <ns1:AlternateContent>
-          <ns1:Choice Requires="wpg">
+        <mc:AlternateContent>
+          <mc:Choice Requires="wpg">
             <w:drawing>
-              <ns3:anchor distT="0" distB="0" distL="114300" distR="114300" simplePos="0" relativeHeight="15726080" behindDoc="0" locked="0" layoutInCell="1" allowOverlap="1" ns4:anchorId="0B8DC617" ns4:editId="63A6103A">
-                <ns3:simplePos x="0" y="0"/>
-                <ns3:positionH relativeFrom="page">
-                  <ns3:posOffset>151765</ns3:posOffset>
-                </ns3:positionH>
-                <ns3:positionV relativeFrom="paragraph">
-                  <ns3:posOffset>29845</ns3:posOffset>
-                </ns3:positionV>
-                <ns3:extent cx="1875790" cy="1728470"/>
-                <ns3:effectExtent l="0" t="0" r="10160" b="24130"/>
-                <ns3:wrapNone/>
-                <ns3:docPr id="5" name="docshapegroup23"/>
-                <ns3:cNvGraphicFramePr>
-                  <ns5:graphicFrameLocks/>
-                </ns3:cNvGraphicFramePr>
-                <ns5:graphic>
-                  <ns5:graphicData uri="http://schemas.microsoft.com/office/word/2010/wordprocessingGroup">
-                    <ns10:wgp>
-                      <ns10:cNvGrpSpPr>
-                        <ns5:grpSpLocks/>
-                      </ns10:cNvGrpSpPr>
-                      <ns10:grpSpPr bwMode="auto">
-                        <ns5:xfrm>
-                          <ns5:off x="0" y="0"/>
-                          <ns5:ext cx="1875790" cy="1728470"/>
-                          <ns5:chOff x="281" y="319"/>
-                          <ns5:chExt cx="2954" cy="2722"/>
-                        </ns5:xfrm>
-                      </ns10:grpSpPr>
-                      <ns11:wsp>
-                        <ns11:cNvPr id="7" name="docshape24"/>
-                        <ns11:cNvSpPr>
-                          <ns5:spLocks/>
-                        </ns11:cNvSpPr>
-                        <ns11:spPr bwMode="auto">
-                          <ns5:xfrm>
-                            <ns5:off x="281" y="319"/>
-                            <ns5:ext cx="2954" cy="2722"/>
-                          </ns5:xfrm>
-                          <ns5:custGeom>
-                            <ns5:avLst/>
-                            <ns5:gdLst>
-                              <ns5:gd name="T0" fmla="+- 0 281 281"/>
-                              <ns5:gd name="T1" fmla="*/ T0 w 2954"/>
-                              <ns5:gd name="T2" fmla="+- 0 337 319"/>
-                              <ns5:gd name="T3" fmla="*/ 337 h 2722"/>
-                              <ns5:gd name="T4" fmla="+- 0 3235 281"/>
-                              <ns5:gd name="T5" fmla="*/ T4 w 2954"/>
-                              <ns5:gd name="T6" fmla="+- 0 337 319"/>
-                              <ns5:gd name="T7" fmla="*/ 337 h 2722"/>
-                              <ns5:gd name="T8" fmla="+- 0 3235 281"/>
-                              <ns5:gd name="T9" fmla="*/ T8 w 2954"/>
-                              <ns5:gd name="T10" fmla="+- 0 3041 319"/>
-                              <ns5:gd name="T11" fmla="*/ 3041 h 2722"/>
-                              <ns5:gd name="T12" fmla="+- 0 281 281"/>
-                              <ns5:gd name="T13" fmla="*/ T12 w 2954"/>
-                              <ns5:gd name="T14" fmla="+- 0 3041 319"/>
-                              <ns5:gd name="T15" fmla="*/ 3041 h 2722"/>
-                              <ns5:gd name="T16" fmla="+- 0 281 281"/>
-                              <ns5:gd name="T17" fmla="*/ T16 w 2954"/>
-                              <ns5:gd name="T18" fmla="+- 0 337 319"/>
-                              <ns5:gd name="T19" fmla="*/ 337 h 2722"/>
-                              <ns5:gd name="T20" fmla="+- 0 281 281"/>
-                              <ns5:gd name="T21" fmla="*/ T20 w 2954"/>
-                              <ns5:gd name="T22" fmla="+- 0 319 319"/>
-                              <ns5:gd name="T23" fmla="*/ 319 h 2722"/>
-                              <ns5:gd name="T24" fmla="+- 0 3235 281"/>
-                              <ns5:gd name="T25" fmla="*/ T24 w 2954"/>
-                              <ns5:gd name="T26" fmla="+- 0 319 319"/>
-                              <ns5:gd name="T27" fmla="*/ 319 h 2722"/>
-                              <ns5:gd name="T28" fmla="+- 0 3235 281"/>
-                              <ns5:gd name="T29" fmla="*/ T28 w 2954"/>
-                              <ns5:gd name="T30" fmla="+- 0 877 319"/>
-                              <ns5:gd name="T31" fmla="*/ 877 h 2722"/>
-                              <ns5:gd name="T32" fmla="+- 0 281 281"/>
-                              <ns5:gd name="T33" fmla="*/ T32 w 2954"/>
-                              <ns5:gd name="T34" fmla="+- 0 877 319"/>
-                              <ns5:gd name="T35" fmla="*/ 877 h 2722"/>
-                              <ns5:gd name="T36" fmla="+- 0 281 281"/>
-                              <ns5:gd name="T37" fmla="*/ T36 w 2954"/>
-                              <ns5:gd name="T38" fmla="+- 0 319 319"/>
-                              <ns5:gd name="T39" fmla="*/ 319 h 2722"/>
-                            </ns5:gdLst>
-                            <ns5:ahLst/>
-                            <ns5:cxnLst>
-                              <ns5:cxn ang="0">
-                                <ns5:pos x="T1" y="T3"/>
-                              </ns5:cxn>
-                              <ns5:cxn ang="0">
-                                <ns5:pos x="T5" y="T7"/>
-                              </ns5:cxn>
-                              <ns5:cxn ang="0">
-                                <ns5:pos x="T9" y="T11"/>
-                              </ns5:cxn>
-                              <ns5:cxn ang="0">
-                                <ns5:pos x="T13" y="T15"/>
-                              </ns5:cxn>
-                              <ns5:cxn ang="0">
-                                <ns5:pos x="T17" y="T19"/>
-                              </ns5:cxn>
-                              <ns5:cxn ang="0">
-                                <ns5:pos x="T21" y="T23"/>
-                              </ns5:cxn>
-                              <ns5:cxn ang="0">
-                                <ns5:pos x="T25" y="T27"/>
-                              </ns5:cxn>
-                              <ns5:cxn ang="0">
-                                <ns5:pos x="T29" y="T31"/>
-                              </ns5:cxn>
-                              <ns5:cxn ang="0">
-                                <ns5:pos x="T33" y="T35"/>
-                              </ns5:cxn>
-                              <ns5:cxn ang="0">
-                                <ns5:pos x="T37" y="T39"/>
-                              </ns5:cxn>
-                            </ns5:cxnLst>
-                            <ns5:rect l="0" t="0" r="r" b="b"/>
-                            <ns5:pathLst>
-                              <ns5:path w="2954" h="2722">
-                                <ns5:moveTo>
-                                  <ns5:pt x="0" y="18"/>
-                                </ns5:moveTo>
-                                <ns5:lnTo>
-                                  <ns5:pt x="2954" y="18"/>
-                                </ns5:lnTo>
-                                <ns5:lnTo>
-                                  <ns5:pt x="2954" y="2722"/>
-                                </ns5:lnTo>
-                                <ns5:lnTo>
-                                  <ns5:pt x="0" y="2722"/>
-                                </ns5:lnTo>
-                                <ns5:lnTo>
-                                  <ns5:pt x="0" y="18"/>
-                                </ns5:lnTo>
-                                <ns5:close/>
-                                <ns5:moveTo>
-                                  <ns5:pt x="0" y="0"/>
-                                </ns5:moveTo>
-                                <ns5:lnTo>
-                                  <ns5:pt x="2954" y="0"/>
-                                </ns5:lnTo>
-                                <ns5:lnTo>
-                                  <ns5:pt x="2954" y="558"/>
-                                </ns5:lnTo>
-                                <ns5:lnTo>
-                                  <ns5:pt x="0" y="558"/>
-                                </ns5:lnTo>
-                                <ns5:lnTo>
-                                  <ns5:pt x="0" y="0"/>
-                                </ns5:lnTo>
-                                <ns5:close/>
-                              </ns5:path>
-                            </ns5:pathLst>
-                          </ns5:custGeom>
-                          <ns5:noFill/>
-                          <ns5:ln w="24422">
-                            <ns5:solidFill>
-                              <ns5:srgbClr val="221F1F"/>
-                            </ns5:solidFill>
-                            <ns5:round/>
-                            <ns5:headEnd/>
-                            <ns5:tailEnd/>
-                          </ns5:ln>
-                          <ns5:extLst>
-                            <ns5:ext uri="{909E8E84-426E-40DD-AFC4-6F175D3DCCD1}">
-                              <ns9:hiddenFill>
-                                <ns5:solidFill>
-                                  <ns5:srgbClr val="FFFFFF"/>
-                                </ns5:solidFill>
-                              </ns9:hiddenFill>
-                            </ns5:ext>
-                          </ns5:extLst>
-                        </ns11:spPr>
-                        <ns11:bodyPr rot="0" vert="horz" wrap="square" lIns="91440" tIns="45720" rIns="91440" bIns="45720" anchor="t" anchorCtr="0" upright="1">
-                          <ns5:noAutofit/>
-                        </ns11:bodyPr>
-                      </ns11:wsp>
-                      <ns11:wsp>
-                        <ns11:cNvPr id="8" name="docshape25"/>
-                        <ns11:cNvSpPr txBox="1">
-                          <ns5:spLocks noChangeArrowheads="1"/>
-                        </ns11:cNvSpPr>
-                        <ns11:spPr bwMode="auto">
-                          <ns5:xfrm>
-                            <ns5:off x="281" y="876"/>
-                            <ns5:ext cx="2954" cy="2165"/>
-                          </ns5:xfrm>
-                          <ns5:prstGeom prst="rect">
-                            <ns5:avLst/>
-                          </ns5:prstGeom>
-                          <ns5:noFill/>
-                          <ns5:ln w="24422">
-                            <ns5:solidFill>
-                              <ns5:srgbClr val="221F1F"/>
-                            </ns5:solidFill>
-                            <ns5:miter lim="800000"/>
-                            <ns5:headEnd/>
-                            <ns5:tailEnd/>
-                          </ns5:ln>
-                          <ns5:extLst>
-                            <ns5:ext uri="{909E8E84-426E-40DD-AFC4-6F175D3DCCD1}">
-                              <ns9:hiddenFill>
-                                <ns5:solidFill>
-                                  <ns5:srgbClr val="FFFFFF"/>
-                                </ns5:solidFill>
-                              </ns9:hiddenFill>
-                            </ns5:ext>
-                          </ns5:extLst>
-                        </ns11:spPr>
-                        <ns11:txbx>
+              <wp:anchor distT="0" distB="0" distL="114300" distR="114300" simplePos="0" relativeHeight="15726080" behindDoc="0" locked="0" layoutInCell="1" allowOverlap="1" wp14:anchorId="0B8DC617" wp14:editId="63A6103A">
+                <wp:simplePos x="0" y="0"/>
+                <wp:positionH relativeFrom="page">
+                  <wp:posOffset>151765</wp:posOffset>
+                </wp:positionH>
+                <wp:positionV relativeFrom="paragraph">
+                  <wp:posOffset>29845</wp:posOffset>
+                </wp:positionV>
+                <wp:extent cx="1875790" cy="1728470"/>
+                <wp:effectExtent l="0" t="0" r="10160" b="24130"/>
+                <wp:wrapNone/>
+                <wp:docPr id="5" name="docshapegroup23"/>
+                <wp:cNvGraphicFramePr>
+                  <a:graphicFrameLocks xmlns:a="http://schemas.openxmlformats.org/drawingml/2006/main"/>
+                </wp:cNvGraphicFramePr>
+                <a:graphic xmlns:a="http://schemas.openxmlformats.org/drawingml/2006/main">
+                  <a:graphicData uri="http://schemas.microsoft.com/office/word/2010/wordprocessingGroup">
+                    <wpg:wgp>
+                      <wpg:cNvGrpSpPr>
+                        <a:grpSpLocks/>
+                      </wpg:cNvGrpSpPr>
+                      <wpg:grpSpPr bwMode="auto">
+                        <a:xfrm>
+                          <a:off x="0" y="0"/>
+                          <a:ext cx="1875790" cy="1728470"/>
+                          <a:chOff x="281" y="319"/>
+                          <a:chExt cx="2954" cy="2722"/>
+                        </a:xfrm>
+                      </wpg:grpSpPr>
+                      <wps:wsp>
+                        <wps:cNvPr id="7" name="docshape24"/>
+                        <wps:cNvSpPr>
+                          <a:spLocks/>
+                        </wps:cNvSpPr>
+                        <wps:spPr bwMode="auto">
+                          <a:xfrm>
+                            <a:off x="281" y="319"/>
+                            <a:ext cx="2954" cy="2722"/>
+                          </a:xfrm>
+                          <a:custGeom>
+                            <a:avLst/>
+                            <a:gdLst>
+                              <a:gd name="T0" fmla="+- 0 281 281"/>
+                              <a:gd name="T1" fmla="*/ T0 w 2954"/>
+                              <a:gd name="T2" fmla="+- 0 337 319"/>
+                              <a:gd name="T3" fmla="*/ 337 h 2722"/>
+                              <a:gd name="T4" fmla="+- 0 3235 281"/>
+                              <a:gd name="T5" fmla="*/ T4 w 2954"/>
+                              <a:gd name="T6" fmla="+- 0 337 319"/>
+                              <a:gd name="T7" fmla="*/ 337 h 2722"/>
+                              <a:gd name="T8" fmla="+- 0 3235 281"/>
+                              <a:gd name="T9" fmla="*/ T8 w 2954"/>
+                              <a:gd name="T10" fmla="+- 0 3041 319"/>
+                              <a:gd name="T11" fmla="*/ 3041 h 2722"/>
+                              <a:gd name="T12" fmla="+- 0 281 281"/>
+                              <a:gd name="T13" fmla="*/ T12 w 2954"/>
+                              <a:gd name="T14" fmla="+- 0 3041 319"/>
+                              <a:gd name="T15" fmla="*/ 3041 h 2722"/>
+                              <a:gd name="T16" fmla="+- 0 281 281"/>
+                              <a:gd name="T17" fmla="*/ T16 w 2954"/>
+                              <a:gd name="T18" fmla="+- 0 337 319"/>
+                              <a:gd name="T19" fmla="*/ 337 h 2722"/>
+                              <a:gd name="T20" fmla="+- 0 281 281"/>
+                              <a:gd name="T21" fmla="*/ T20 w 2954"/>
+                              <a:gd name="T22" fmla="+- 0 319 319"/>
+                              <a:gd name="T23" fmla="*/ 319 h 2722"/>
+                              <a:gd name="T24" fmla="+- 0 3235 281"/>
+                              <a:gd name="T25" fmla="*/ T24 w 2954"/>
+                              <a:gd name="T26" fmla="+- 0 319 319"/>
+                              <a:gd name="T27" fmla="*/ 319 h 2722"/>
+                              <a:gd name="T28" fmla="+- 0 3235 281"/>
+                              <a:gd name="T29" fmla="*/ T28 w 2954"/>
+                              <a:gd name="T30" fmla="+- 0 877 319"/>
+                              <a:gd name="T31" fmla="*/ 877 h 2722"/>
+                              <a:gd name="T32" fmla="+- 0 281 281"/>
+                              <a:gd name="T33" fmla="*/ T32 w 2954"/>
+                              <a:gd name="T34" fmla="+- 0 877 319"/>
+                              <a:gd name="T35" fmla="*/ 877 h 2722"/>
+                              <a:gd name="T36" fmla="+- 0 281 281"/>
+                              <a:gd name="T37" fmla="*/ T36 w 2954"/>
+                              <a:gd name="T38" fmla="+- 0 319 319"/>
+                              <a:gd name="T39" fmla="*/ 319 h 2722"/>
+                            </a:gdLst>
+                            <a:ahLst/>
+                            <a:cxnLst>
+                              <a:cxn ang="0">
+                                <a:pos x="T1" y="T3"/>
+                              </a:cxn>
+                              <a:cxn ang="0">
+                                <a:pos x="T5" y="T7"/>
+                              </a:cxn>
+                              <a:cxn ang="0">
+                                <a:pos x="T9" y="T11"/>
+                              </a:cxn>
+                              <a:cxn ang="0">
+                                <a:pos x="T13" y="T15"/>
+                              </a:cxn>
+                              <a:cxn ang="0">
+                                <a:pos x="T17" y="T19"/>
+                              </a:cxn>
+                              <a:cxn ang="0">
+                                <a:pos x="T21" y="T23"/>
+                              </a:cxn>
+                              <a:cxn ang="0">
+                                <a:pos x="T25" y="T27"/>
+                              </a:cxn>
+                              <a:cxn ang="0">
+                                <a:pos x="T29" y="T31"/>
+                              </a:cxn>
+                              <a:cxn ang="0">
+                                <a:pos x="T33" y="T35"/>
+                              </a:cxn>
+                              <a:cxn ang="0">
+                                <a:pos x="T37" y="T39"/>
+                              </a:cxn>
+                            </a:cxnLst>
+                            <a:rect l="0" t="0" r="r" b="b"/>
+                            <a:pathLst>
+                              <a:path w="2954" h="2722">
+                                <a:moveTo>
+                                  <a:pt x="0" y="18"/>
+                                </a:moveTo>
+                                <a:lnTo>
+                                  <a:pt x="2954" y="18"/>
+                                </a:lnTo>
+                                <a:lnTo>
+                                  <a:pt x="2954" y="2722"/>
+                                </a:lnTo>
+                                <a:lnTo>
+                                  <a:pt x="0" y="2722"/>
+                                </a:lnTo>
+                                <a:lnTo>
+                                  <a:pt x="0" y="18"/>
+                                </a:lnTo>
+                                <a:close/>
+                                <a:moveTo>
+                                  <a:pt x="0" y="0"/>
+                                </a:moveTo>
+                                <a:lnTo>
+                                  <a:pt x="2954" y="0"/>
+                                </a:lnTo>
+                                <a:lnTo>
+                                  <a:pt x="2954" y="558"/>
+                                </a:lnTo>
+                                <a:lnTo>
+                                  <a:pt x="0" y="558"/>
+                                </a:lnTo>
+                                <a:lnTo>
+                                  <a:pt x="0" y="0"/>
+                                </a:lnTo>
+                                <a:close/>
+                              </a:path>
+                            </a:pathLst>
+                          </a:custGeom>
+                          <a:noFill/>
+                          <a:ln w="24422">
+                            <a:solidFill>
+                              <a:srgbClr val="221F1F"/>
+                            </a:solidFill>
+                            <a:round/>
+                            <a:headEnd/>
+                            <a:tailEnd/>
+                          </a:ln>
+                          <a:extLst>
+                            <a:ext uri="{909E8E84-426E-40DD-AFC4-6F175D3DCCD1}">
+                              <a14:hiddenFill xmlns:a14="http://schemas.microsoft.com/office/drawing/2010/main">
+                                <a:solidFill>
+                                  <a:srgbClr val="FFFFFF"/>
+                                </a:solidFill>
+                              </a14:hiddenFill>
+                            </a:ext>
+                          </a:extLst>
+                        </wps:spPr>
+                        <wps:bodyPr rot="0" vert="horz" wrap="square" lIns="91440" tIns="45720" rIns="91440" bIns="45720" anchor="t" anchorCtr="0" upright="1">
+                          <a:noAutofit/>
+                        </wps:bodyPr>
+                      </wps:wsp>
+                      <wps:wsp>
+                        <wps:cNvPr id="8" name="docshape25"/>
+                        <wps:cNvSpPr txBox="1">
+                          <a:spLocks noChangeArrowheads="1"/>
+                        </wps:cNvSpPr>
+                        <wps:spPr bwMode="auto">
+                          <a:xfrm>
+                            <a:off x="281" y="876"/>
+                            <a:ext cx="2954" cy="2165"/>
+                          </a:xfrm>
+                          <a:prstGeom prst="rect">
+                            <a:avLst/>
+                          </a:prstGeom>
+                          <a:noFill/>
+                          <a:ln w="24422">
+                            <a:solidFill>
+                              <a:srgbClr val="221F1F"/>
+                            </a:solidFill>
+                            <a:miter lim="800000"/>
+                            <a:headEnd/>
+                            <a:tailEnd/>
+                          </a:ln>
+                          <a:extLst>
+                            <a:ext uri="{909E8E84-426E-40DD-AFC4-6F175D3DCCD1}">
+                              <a14:hiddenFill xmlns:a14="http://schemas.microsoft.com/office/drawing/2010/main">
+                                <a:solidFill>
+                                  <a:srgbClr val="FFFFFF"/>
+                                </a:solidFill>
+                              </a14:hiddenFill>
+                            </a:ext>
+                          </a:extLst>
+                        </wps:spPr>
+                        <wps:txbx>
                           <w:txbxContent>
-                            <w:p ns2:paraId="3FDB59F2" ns2:textId="77777777">
+                            <w:p>
                               <w:pPr>
                                 <w:rPr>
                                   <w:sz w:val="14"/>
                                 </w:rPr>
                               </w:pPr>
                             </w:p>
-                            <w:p ns2:paraId="5D167021" ns2:textId="77777777">
+                            <w:p>
                               <w:pPr>
                                 <w:ind w:left="127" w:right="40"/>
                                 <w:jc w:val="center"/>
@@ -8434,7 +8434,7 @@
                                   <w:szCs w:val="18"/>
                                 </w:rPr>
                               </w:pPr>
-                              <w:hyperlink ns8:id="rId8" w:history="1">
+                              <w:hyperlink r:id="rId8" w:history="1">
                                 <w:r>
                                   <w:rPr>
                                     <w:rStyle w:val="Hyperlink"/>
@@ -8447,7 +8447,7 @@
                                 </w:r>
                               </w:hyperlink>
                             </w:p>
-                            <w:p ns2:paraId="40D897C7" ns2:textId="77777777">
+                            <w:p>
                               <w:pPr>
                                 <w:rPr>
                                   <w:b/>
@@ -8455,7 +8455,7 @@
                                 </w:rPr>
                               </w:pPr>
                             </w:p>
-                            <w:p ns2:paraId="50437573" ns2:textId="77777777">
+                            <w:p>
                               <w:pPr>
                                 <w:spacing w:before="1"/>
                                 <w:ind w:left="130" w:right="40"/>
@@ -8653,7 +8653,7 @@
                                 <w:t>possible, to finalize your claim quickly.</w:t>
                               </w:r>
                             </w:p>
-                            <w:p ns2:paraId="46FD938B" ns2:textId="77777777">
+                            <w:p>
                               <w:pPr>
                                 <w:ind w:left="130" w:right="39"/>
                                 <w:jc w:val="center"/>
@@ -8735,46 +8735,46 @@
                               </w:r>
                             </w:p>
                           </w:txbxContent>
-                        </ns11:txbx>
-                        <ns11:bodyPr rot="0" vert="horz" wrap="square" lIns="0" tIns="0" rIns="0" bIns="0" anchor="t" anchorCtr="0" upright="1">
-                          <ns5:noAutofit/>
-                        </ns11:bodyPr>
-                      </ns11:wsp>
-                      <ns11:wsp>
-                        <ns11:cNvPr id="10" name="docshape26"/>
-                        <ns11:cNvSpPr txBox="1">
-                          <ns5:spLocks noChangeArrowheads="1"/>
-                        </ns11:cNvSpPr>
-                        <ns11:spPr bwMode="auto">
-                          <ns5:xfrm>
-                            <ns5:off x="300" y="355"/>
-                            <ns5:ext cx="2916" cy="615"/>
-                          </ns5:xfrm>
-                          <ns5:prstGeom prst="rect">
-                            <ns5:avLst/>
-                          </ns5:prstGeom>
-                          <ns5:solidFill>
-                            <ns5:srgbClr val="00AF50"/>
-                          </ns5:solidFill>
-                          <ns5:ln>
-                            <ns5:noFill/>
-                          </ns5:ln>
-                          <ns5:extLst>
-                            <ns5:ext uri="{91240B29-F687-4F45-9708-019B960494DF}">
-                              <ns9:hiddenLine w="9525">
-                                <ns5:solidFill>
-                                  <ns5:srgbClr val="000000"/>
-                                </ns5:solidFill>
-                                <ns5:miter lim="800000"/>
-                                <ns5:headEnd/>
-                                <ns5:tailEnd/>
-                              </ns9:hiddenLine>
-                            </ns5:ext>
-                          </ns5:extLst>
-                        </ns11:spPr>
-                        <ns11:txbx>
+                        </wps:txbx>
+                        <wps:bodyPr rot="0" vert="horz" wrap="square" lIns="0" tIns="0" rIns="0" bIns="0" anchor="t" anchorCtr="0" upright="1">
+                          <a:noAutofit/>
+                        </wps:bodyPr>
+                      </wps:wsp>
+                      <wps:wsp>
+                        <wps:cNvPr id="10" name="docshape26"/>
+                        <wps:cNvSpPr txBox="1">
+                          <a:spLocks noChangeArrowheads="1"/>
+                        </wps:cNvSpPr>
+                        <wps:spPr bwMode="auto">
+                          <a:xfrm>
+                            <a:off x="300" y="355"/>
+                            <a:ext cx="2916" cy="615"/>
+                          </a:xfrm>
+                          <a:prstGeom prst="rect">
+                            <a:avLst/>
+                          </a:prstGeom>
+                          <a:solidFill>
+                            <a:srgbClr val="00AF50"/>
+                          </a:solidFill>
+                          <a:ln>
+                            <a:noFill/>
+                          </a:ln>
+                          <a:extLst>
+                            <a:ext uri="{91240B29-F687-4F45-9708-019B960494DF}">
+                              <a14:hiddenLine xmlns:a14="http://schemas.microsoft.com/office/drawing/2010/main" w="9525">
+                                <a:solidFill>
+                                  <a:srgbClr val="000000"/>
+                                </a:solidFill>
+                                <a:miter lim="800000"/>
+                                <a:headEnd/>
+                                <a:tailEnd/>
+                              </a14:hiddenLine>
+                            </a:ext>
+                          </a:extLst>
+                        </wps:spPr>
+                        <wps:txbx>
                           <w:txbxContent>
-                            <w:p ns2:paraId="17BD7F6A" ns2:textId="77777777">
+                            <w:p>
                               <w:pPr>
                                 <w:spacing w:line="495" w:lineRule="exact"/>
                                 <w:ind w:left="455"/>
@@ -8814,40 +8814,40 @@
                               </w:r>
                             </w:p>
                           </w:txbxContent>
-                        </ns11:txbx>
-                        <ns11:bodyPr rot="0" vert="horz" wrap="square" lIns="0" tIns="0" rIns="0" bIns="0" anchor="t" anchorCtr="0" upright="1">
-                          <ns5:noAutofit/>
-                        </ns11:bodyPr>
-                      </ns11:wsp>
-                    </ns10:wgp>
-                  </ns5:graphicData>
-                </ns5:graphic>
-                <ns4:sizeRelH relativeFrom="page">
-                  <ns4:pctWidth>0</ns4:pctWidth>
-                </ns4:sizeRelH>
-                <ns4:sizeRelV relativeFrom="page">
-                  <ns4:pctHeight>0</ns4:pctHeight>
-                </ns4:sizeRelV>
-              </ns3:anchor>
+                        </wps:txbx>
+                        <wps:bodyPr rot="0" vert="horz" wrap="square" lIns="0" tIns="0" rIns="0" bIns="0" anchor="t" anchorCtr="0" upright="1">
+                          <a:noAutofit/>
+                        </wps:bodyPr>
+                      </wps:wsp>
+                    </wpg:wgp>
+                  </a:graphicData>
+                </a:graphic>
+                <wp14:sizeRelH relativeFrom="page">
+                  <wp14:pctWidth>0</wp14:pctWidth>
+                </wp14:sizeRelH>
+                <wp14:sizeRelV relativeFrom="page">
+                  <wp14:pctHeight>0</wp14:pctHeight>
+                </wp14:sizeRelV>
+              </wp:anchor>
             </w:drawing>
-          </ns1:Choice>
-          <ns1:Fallback>
+          </mc:Choice>
+          <mc:Fallback>
             <w:pict>
-              <ns12:group ns2:anchorId="0B8DC617" id="docshapegroup23" ns13:spid="_x0000_s1044" style="position:absolute;margin-left:11.95pt;margin-top:2.35pt;width:147.7pt;height:136.1pt;z-index:15726080;mso-position-horizontal-relative:page;mso-position-vertical-relative:text" coordorigin="281,319" coordsize="2954,2722" ns13:gfxdata="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">
-                <ns12:shape id="docshape24" ns13:spid="_x0000_s1045" style="position:absolute;left:281;top:319;width:2954;height:2722;visibility:visible;mso-wrap-style:square;v-text-anchor:top" coordsize="2954,2722" ns13:gfxdata="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" path="m,18r2954,l2954,2722,,2722,,18xm,l2954,r,558l,558,,xe" filled="f" strokecolor="#221f1f" strokeweight=".67839mm">
-                  <ns12:path arrowok="t" ns13:connecttype="custom" ns13:connectlocs="0,337;2954,337;2954,3041;0,3041;0,337;0,319;2954,319;2954,877;0,877;0,319" ns13:connectangles="0,0,0,0,0,0,0,0,0,0"/>
-                </ns12:shape>
-                <ns12:shape id="docshape25" ns13:spid="_x0000_s1046" type="#_x0000_t202" style="position:absolute;left:281;top:876;width:2954;height:2165;visibility:visible;mso-wrap-style:square;v-text-anchor:top" ns13:gfxdata="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" filled="f" strokecolor="#221f1f" strokeweight=".67839mm">
-                  <ns12:textbox inset="0,0,0,0">
+              <v:group w14:anchorId="0B8DC617" id="docshapegroup23" o:spid="_x0000_s1044" style="position:absolute;margin-left:11.95pt;margin-top:2.35pt;width:147.7pt;height:136.1pt;z-index:15726080;mso-position-horizontal-relative:page;mso-position-vertical-relative:text" coordorigin="281,319" coordsize="2954,2722" o:gfxdata="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">
+                <v:shape id="docshape24" o:spid="_x0000_s1045" style="position:absolute;left:281;top:319;width:2954;height:2722;visibility:visible;mso-wrap-style:square;v-text-anchor:top" coordsize="2954,2722" o:gfxdata="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" path="m,18r2954,l2954,2722,,2722,,18xm,l2954,r,558l,558,,xe" filled="f" strokecolor="#221f1f" strokeweight=".67839mm">
+                  <v:path arrowok="t" o:connecttype="custom" o:connectlocs="0,337;2954,337;2954,3041;0,3041;0,337;0,319;2954,319;2954,877;0,877;0,319" o:connectangles="0,0,0,0,0,0,0,0,0,0"/>
+                </v:shape>
+                <v:shape id="docshape25" o:spid="_x0000_s1046" type="#_x0000_t202" style="position:absolute;left:281;top:876;width:2954;height:2165;visibility:visible;mso-wrap-style:square;v-text-anchor:top" o:gfxdata="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" filled="f" strokecolor="#221f1f" strokeweight=".67839mm">
+                  <v:textbox inset="0,0,0,0">
                     <w:txbxContent>
-                      <w:p ns2:paraId="3FDB59F2" ns2:textId="77777777">
+                      <w:p>
                         <w:pPr>
                           <w:rPr>
                             <w:sz w:val="14"/>
                           </w:rPr>
                         </w:pPr>
                       </w:p>
-                      <w:p ns2:paraId="5D167021" ns2:textId="77777777">
+                      <w:p>
                         <w:pPr>
                           <w:ind w:left="127" w:right="40"/>
                           <w:jc w:val="center"/>
@@ -8857,7 +8857,7 @@
                             <w:szCs w:val="18"/>
                           </w:rPr>
                         </w:pPr>
-                        <w:hyperlink ns8:id="rId9" w:history="1">
+                        <w:hyperlink r:id="rId9" w:history="1">
                           <w:r>
                             <w:rPr>
                               <w:rStyle w:val="Hyperlink"/>
@@ -8870,7 +8870,7 @@
                           </w:r>
                         </w:hyperlink>
                       </w:p>
-                      <w:p ns2:paraId="40D897C7" ns2:textId="77777777">
+                      <w:p>
                         <w:pPr>
                           <w:rPr>
                             <w:b/>
@@ -8878,7 +8878,7 @@
                           </w:rPr>
                         </w:pPr>
                       </w:p>
-                      <w:p ns2:paraId="50437573" ns2:textId="77777777">
+                      <w:p>
                         <w:pPr>
                           <w:spacing w:before="1"/>
                           <w:ind w:left="130" w:right="40"/>
@@ -9076,7 +9076,7 @@
                           <w:t>possible, to finalize your claim quickly.</w:t>
                         </w:r>
                       </w:p>
-                      <w:p ns2:paraId="46FD938B" ns2:textId="77777777">
+                      <w:p>
                         <w:pPr>
                           <w:ind w:left="130" w:right="39"/>
                           <w:jc w:val="center"/>
@@ -9158,12 +9158,12 @@
                         </w:r>
                       </w:p>
                     </w:txbxContent>
-                  </ns12:textbox>
-                </ns12:shape>
-                <ns12:shape id="docshape26" ns13:spid="_x0000_s1047" type="#_x0000_t202" style="position:absolute;left:300;top:355;width:2916;height:615;visibility:visible;mso-wrap-style:square;v-text-anchor:top" ns13:gfxdata="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" fillcolor="#00af50" stroked="f">
-                  <ns12:textbox inset="0,0,0,0">
+                  </v:textbox>
+                </v:shape>
+                <v:shape id="docshape26" o:spid="_x0000_s1047" type="#_x0000_t202" style="position:absolute;left:300;top:355;width:2916;height:615;visibility:visible;mso-wrap-style:square;v-text-anchor:top" o:gfxdata="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" fillcolor="#00af50" stroked="f">
+                  <v:textbox inset="0,0,0,0">
                     <w:txbxContent>
-                      <w:p ns2:paraId="17BD7F6A" ns2:textId="77777777">
+                      <w:p>
                         <w:pPr>
                           <w:spacing w:line="495" w:lineRule="exact"/>
                           <w:ind w:left="455"/>
@@ -9203,16 +9203,16 @@
                         </w:r>
                       </w:p>
                     </w:txbxContent>
-                  </ns12:textbox>
-                </ns12:shape>
-                <ns14:wrap anchorx="page"/>
-              </ns12:group>
+                  </v:textbox>
+                </v:shape>
+                <w10:wrap anchorx="page"/>
+              </v:group>
             </w:pict>
-          </ns1:Fallback>
-        </ns1:AlternateContent>
+          </mc:Fallback>
+        </mc:AlternateContent>
       </w:r>
     </w:p>
-    <w:p ns2:paraId="258FCF1E" ns2:textId="77777777">
+    <w:p>
       <w:pPr>
         <w:pStyle w:val="BodyText"/>
         <w:tabs>
@@ -9248,7 +9248,7 @@
         <w:tab/>
       </w:r>
     </w:p>
-    <w:p ns2:paraId="19097111" ns2:textId="77777777">
+    <w:p>
       <w:pPr>
         <w:pStyle w:val="BodyText"/>
         <w:spacing w:before="12"/>
@@ -9258,7 +9258,7 @@
         </w:rPr>
       </w:pPr>
     </w:p>
-    <w:p ns2:paraId="1A435160" ns2:textId="77777777">
+    <w:p>
       <w:pPr>
         <w:pStyle w:val="BodyText"/>
         <w:tabs>
@@ -9271,203 +9271,203 @@
         <w:rPr>
           <w:noProof/>
         </w:rPr>
-        <ns1:AlternateContent>
-          <ns1:Choice Requires="wps">
+        <mc:AlternateContent>
+          <mc:Choice Requires="wps">
             <w:drawing>
-              <ns3:anchor distT="0" distB="0" distL="114300" distR="114300" simplePos="0" relativeHeight="15727104" behindDoc="0" locked="0" layoutInCell="1" allowOverlap="1" ns4:anchorId="4BC79268" ns4:editId="42487640">
-                <ns3:simplePos x="0" y="0"/>
-                <ns3:positionH relativeFrom="page">
-                  <ns3:posOffset>3255645</ns3:posOffset>
-                </ns3:positionH>
-                <ns3:positionV relativeFrom="paragraph">
-                  <ns3:posOffset>125730</ns3:posOffset>
-                </ns3:positionV>
-                <ns3:extent cx="1251585" cy="1270"/>
-                <ns3:effectExtent l="0" t="0" r="0" b="0"/>
-                <ns3:wrapNone/>
-                <ns3:docPr id="3" name="docshape27"/>
-                <ns3:cNvGraphicFramePr>
-                  <ns5:graphicFrameLocks/>
-                </ns3:cNvGraphicFramePr>
-                <ns5:graphic>
-                  <ns5:graphicData uri="http://schemas.microsoft.com/office/word/2010/wordprocessingShape">
-                    <ns11:wsp>
-                      <ns11:cNvSpPr>
-                        <ns5:spLocks/>
-                      </ns11:cNvSpPr>
-                      <ns11:spPr bwMode="auto">
-                        <ns5:xfrm>
-                          <ns5:off x="0" y="0"/>
-                          <ns5:ext cx="1251585" cy="1270"/>
-                        </ns5:xfrm>
-                        <ns5:custGeom>
-                          <ns5:avLst/>
-                          <ns5:gdLst>
-                            <ns5:gd name="T0" fmla="+- 0 5127 5127"/>
-                            <ns5:gd name="T1" fmla="*/ T0 w 1971"/>
-                            <ns5:gd name="T2" fmla="+- 0 5304 5127"/>
-                            <ns5:gd name="T3" fmla="*/ T2 w 1971"/>
-                            <ns5:gd name="T4" fmla="+- 0 5307 5127"/>
-                            <ns5:gd name="T5" fmla="*/ T4 w 1971"/>
-                            <ns5:gd name="T6" fmla="+- 0 5573 5127"/>
-                            <ns5:gd name="T7" fmla="*/ T6 w 1971"/>
-                            <ns5:gd name="T8" fmla="+- 0 5575 5127"/>
-                            <ns5:gd name="T9" fmla="*/ T8 w 1971"/>
-                            <ns5:gd name="T10" fmla="+- 0 5841 5127"/>
-                            <ns5:gd name="T11" fmla="*/ T10 w 1971"/>
-                            <ns5:gd name="T12" fmla="+- 0 5844 5127"/>
-                            <ns5:gd name="T13" fmla="*/ T12 w 1971"/>
-                            <ns5:gd name="T14" fmla="+- 0 6110 5127"/>
-                            <ns5:gd name="T15" fmla="*/ T14 w 1971"/>
-                            <ns5:gd name="T16" fmla="+- 0 6113 5127"/>
-                            <ns5:gd name="T17" fmla="*/ T16 w 1971"/>
-                            <ns5:gd name="T18" fmla="+- 0 6290 5127"/>
-                            <ns5:gd name="T19" fmla="*/ T18 w 1971"/>
-                            <ns5:gd name="T20" fmla="+- 0 6293 5127"/>
-                            <ns5:gd name="T21" fmla="*/ T20 w 1971"/>
-                            <ns5:gd name="T22" fmla="+- 0 6559 5127"/>
-                            <ns5:gd name="T23" fmla="*/ T22 w 1971"/>
-                            <ns5:gd name="T24" fmla="+- 0 6561 5127"/>
-                            <ns5:gd name="T25" fmla="*/ T24 w 1971"/>
-                            <ns5:gd name="T26" fmla="+- 0 7097 5127"/>
-                            <ns5:gd name="T27" fmla="*/ T26 w 1971"/>
-                          </ns5:gdLst>
-                          <ns5:ahLst/>
-                          <ns5:cxnLst>
-                            <ns5:cxn ang="0">
-                              <ns5:pos x="T1" y="0"/>
-                            </ns5:cxn>
-                            <ns5:cxn ang="0">
-                              <ns5:pos x="T3" y="0"/>
-                            </ns5:cxn>
-                            <ns5:cxn ang="0">
-                              <ns5:pos x="T5" y="0"/>
-                            </ns5:cxn>
-                            <ns5:cxn ang="0">
-                              <ns5:pos x="T7" y="0"/>
-                            </ns5:cxn>
-                            <ns5:cxn ang="0">
-                              <ns5:pos x="T9" y="0"/>
-                            </ns5:cxn>
-                            <ns5:cxn ang="0">
-                              <ns5:pos x="T11" y="0"/>
-                            </ns5:cxn>
-                            <ns5:cxn ang="0">
-                              <ns5:pos x="T13" y="0"/>
-                            </ns5:cxn>
-                            <ns5:cxn ang="0">
-                              <ns5:pos x="T15" y="0"/>
-                            </ns5:cxn>
-                            <ns5:cxn ang="0">
-                              <ns5:pos x="T17" y="0"/>
-                            </ns5:cxn>
-                            <ns5:cxn ang="0">
-                              <ns5:pos x="T19" y="0"/>
-                            </ns5:cxn>
-                            <ns5:cxn ang="0">
-                              <ns5:pos x="T21" y="0"/>
-                            </ns5:cxn>
-                            <ns5:cxn ang="0">
-                              <ns5:pos x="T23" y="0"/>
-                            </ns5:cxn>
-                            <ns5:cxn ang="0">
-                              <ns5:pos x="T25" y="0"/>
-                            </ns5:cxn>
-                            <ns5:cxn ang="0">
-                              <ns5:pos x="T27" y="0"/>
-                            </ns5:cxn>
-                          </ns5:cxnLst>
-                          <ns5:rect l="0" t="0" r="r" b="b"/>
-                          <ns5:pathLst>
-                            <ns5:path w="1971">
-                              <ns5:moveTo>
-                                <ns5:pt x="0" y="0"/>
-                              </ns5:moveTo>
-                              <ns5:lnTo>
-                                <ns5:pt x="177" y="0"/>
-                              </ns5:lnTo>
-                              <ns5:moveTo>
-                                <ns5:pt x="180" y="0"/>
-                              </ns5:moveTo>
-                              <ns5:lnTo>
-                                <ns5:pt x="446" y="0"/>
-                              </ns5:lnTo>
-                              <ns5:moveTo>
-                                <ns5:pt x="448" y="0"/>
-                              </ns5:moveTo>
-                              <ns5:lnTo>
-                                <ns5:pt x="714" y="0"/>
-                              </ns5:lnTo>
-                              <ns5:moveTo>
-                                <ns5:pt x="717" y="0"/>
-                              </ns5:moveTo>
-                              <ns5:lnTo>
-                                <ns5:pt x="983" y="0"/>
-                              </ns5:lnTo>
-                              <ns5:moveTo>
-                                <ns5:pt x="986" y="0"/>
-                              </ns5:moveTo>
-                              <ns5:lnTo>
-                                <ns5:pt x="1163" y="0"/>
-                              </ns5:lnTo>
-                              <ns5:moveTo>
-                                <ns5:pt x="1166" y="0"/>
-                              </ns5:moveTo>
-                              <ns5:lnTo>
-                                <ns5:pt x="1432" y="0"/>
-                              </ns5:lnTo>
-                              <ns5:moveTo>
-                                <ns5:pt x="1434" y="0"/>
-                              </ns5:moveTo>
-                              <ns5:lnTo>
-                                <ns5:pt x="1970" y="0"/>
-                              </ns5:lnTo>
-                            </ns5:path>
-                          </ns5:pathLst>
-                        </ns5:custGeom>
-                        <ns5:noFill/>
-                        <ns5:ln w="7422">
-                          <ns5:solidFill>
-                            <ns5:srgbClr val="211E1E"/>
-                          </ns5:solidFill>
-                          <ns5:round/>
-                          <ns5:headEnd/>
-                          <ns5:tailEnd/>
-                        </ns5:ln>
-                        <ns5:extLst>
-                          <ns5:ext uri="{909E8E84-426E-40DD-AFC4-6F175D3DCCD1}">
-                            <ns9:hiddenFill>
-                              <ns5:solidFill>
-                                <ns5:srgbClr val="FFFFFF"/>
-                              </ns5:solidFill>
-                            </ns9:hiddenFill>
-                          </ns5:ext>
-                        </ns5:extLst>
-                      </ns11:spPr>
-                      <ns11:bodyPr rot="0" vert="horz" wrap="square" lIns="91440" tIns="45720" rIns="91440" bIns="45720" anchor="t" anchorCtr="0" upright="1">
-                        <ns5:noAutofit/>
-                      </ns11:bodyPr>
-                    </ns11:wsp>
-                  </ns5:graphicData>
-                </ns5:graphic>
-                <ns4:sizeRelH relativeFrom="page">
-                  <ns4:pctWidth>0</ns4:pctWidth>
-                </ns4:sizeRelH>
-                <ns4:sizeRelV relativeFrom="page">
-                  <ns4:pctHeight>0</ns4:pctHeight>
-                </ns4:sizeRelV>
-              </ns3:anchor>
+              <wp:anchor distT="0" distB="0" distL="114300" distR="114300" simplePos="0" relativeHeight="15727104" behindDoc="0" locked="0" layoutInCell="1" allowOverlap="1" wp14:anchorId="4BC79268" wp14:editId="42487640">
+                <wp:simplePos x="0" y="0"/>
+                <wp:positionH relativeFrom="page">
+                  <wp:posOffset>3255645</wp:posOffset>
+                </wp:positionH>
+                <wp:positionV relativeFrom="paragraph">
+                  <wp:posOffset>125730</wp:posOffset>
+                </wp:positionV>
+                <wp:extent cx="1251585" cy="1270"/>
+                <wp:effectExtent l="0" t="0" r="0" b="0"/>
+                <wp:wrapNone/>
+                <wp:docPr id="3" name="docshape27"/>
+                <wp:cNvGraphicFramePr>
+                  <a:graphicFrameLocks xmlns:a="http://schemas.openxmlformats.org/drawingml/2006/main"/>
+                </wp:cNvGraphicFramePr>
+                <a:graphic xmlns:a="http://schemas.openxmlformats.org/drawingml/2006/main">
+                  <a:graphicData uri="http://schemas.microsoft.com/office/word/2010/wordprocessingShape">
+                    <wps:wsp>
+                      <wps:cNvSpPr>
+                        <a:spLocks/>
+                      </wps:cNvSpPr>
+                      <wps:spPr bwMode="auto">
+                        <a:xfrm>
+                          <a:off x="0" y="0"/>
+                          <a:ext cx="1251585" cy="1270"/>
+                        </a:xfrm>
+                        <a:custGeom>
+                          <a:avLst/>
+                          <a:gdLst>
+                            <a:gd name="T0" fmla="+- 0 5127 5127"/>
+                            <a:gd name="T1" fmla="*/ T0 w 1971"/>
+                            <a:gd name="T2" fmla="+- 0 5304 5127"/>
+                            <a:gd name="T3" fmla="*/ T2 w 1971"/>
+                            <a:gd name="T4" fmla="+- 0 5307 5127"/>
+                            <a:gd name="T5" fmla="*/ T4 w 1971"/>
+                            <a:gd name="T6" fmla="+- 0 5573 5127"/>
+                            <a:gd name="T7" fmla="*/ T6 w 1971"/>
+                            <a:gd name="T8" fmla="+- 0 5575 5127"/>
+                            <a:gd name="T9" fmla="*/ T8 w 1971"/>
+                            <a:gd name="T10" fmla="+- 0 5841 5127"/>
+                            <a:gd name="T11" fmla="*/ T10 w 1971"/>
+                            <a:gd name="T12" fmla="+- 0 5844 5127"/>
+                            <a:gd name="T13" fmla="*/ T12 w 1971"/>
+                            <a:gd name="T14" fmla="+- 0 6110 5127"/>
+                            <a:gd name="T15" fmla="*/ T14 w 1971"/>
+                            <a:gd name="T16" fmla="+- 0 6113 5127"/>
+                            <a:gd name="T17" fmla="*/ T16 w 1971"/>
+                            <a:gd name="T18" fmla="+- 0 6290 5127"/>
+                            <a:gd name="T19" fmla="*/ T18 w 1971"/>
+                            <a:gd name="T20" fmla="+- 0 6293 5127"/>
+                            <a:gd name="T21" fmla="*/ T20 w 1971"/>
+                            <a:gd name="T22" fmla="+- 0 6559 5127"/>
+                            <a:gd name="T23" fmla="*/ T22 w 1971"/>
+                            <a:gd name="T24" fmla="+- 0 6561 5127"/>
+                            <a:gd name="T25" fmla="*/ T24 w 1971"/>
+                            <a:gd name="T26" fmla="+- 0 7097 5127"/>
+                            <a:gd name="T27" fmla="*/ T26 w 1971"/>
+                          </a:gdLst>
+                          <a:ahLst/>
+                          <a:cxnLst>
+                            <a:cxn ang="0">
+                              <a:pos x="T1" y="0"/>
+                            </a:cxn>
+                            <a:cxn ang="0">
+                              <a:pos x="T3" y="0"/>
+                            </a:cxn>
+                            <a:cxn ang="0">
+                              <a:pos x="T5" y="0"/>
+                            </a:cxn>
+                            <a:cxn ang="0">
+                              <a:pos x="T7" y="0"/>
+                            </a:cxn>
+                            <a:cxn ang="0">
+                              <a:pos x="T9" y="0"/>
+                            </a:cxn>
+                            <a:cxn ang="0">
+                              <a:pos x="T11" y="0"/>
+                            </a:cxn>
+                            <a:cxn ang="0">
+                              <a:pos x="T13" y="0"/>
+                            </a:cxn>
+                            <a:cxn ang="0">
+                              <a:pos x="T15" y="0"/>
+                            </a:cxn>
+                            <a:cxn ang="0">
+                              <a:pos x="T17" y="0"/>
+                            </a:cxn>
+                            <a:cxn ang="0">
+                              <a:pos x="T19" y="0"/>
+                            </a:cxn>
+                            <a:cxn ang="0">
+                              <a:pos x="T21" y="0"/>
+                            </a:cxn>
+                            <a:cxn ang="0">
+                              <a:pos x="T23" y="0"/>
+                            </a:cxn>
+                            <a:cxn ang="0">
+                              <a:pos x="T25" y="0"/>
+                            </a:cxn>
+                            <a:cxn ang="0">
+                              <a:pos x="T27" y="0"/>
+                            </a:cxn>
+                          </a:cxnLst>
+                          <a:rect l="0" t="0" r="r" b="b"/>
+                          <a:pathLst>
+                            <a:path w="1971">
+                              <a:moveTo>
+                                <a:pt x="0" y="0"/>
+                              </a:moveTo>
+                              <a:lnTo>
+                                <a:pt x="177" y="0"/>
+                              </a:lnTo>
+                              <a:moveTo>
+                                <a:pt x="180" y="0"/>
+                              </a:moveTo>
+                              <a:lnTo>
+                                <a:pt x="446" y="0"/>
+                              </a:lnTo>
+                              <a:moveTo>
+                                <a:pt x="448" y="0"/>
+                              </a:moveTo>
+                              <a:lnTo>
+                                <a:pt x="714" y="0"/>
+                              </a:lnTo>
+                              <a:moveTo>
+                                <a:pt x="717" y="0"/>
+                              </a:moveTo>
+                              <a:lnTo>
+                                <a:pt x="983" y="0"/>
+                              </a:lnTo>
+                              <a:moveTo>
+                                <a:pt x="986" y="0"/>
+                              </a:moveTo>
+                              <a:lnTo>
+                                <a:pt x="1163" y="0"/>
+                              </a:lnTo>
+                              <a:moveTo>
+                                <a:pt x="1166" y="0"/>
+                              </a:moveTo>
+                              <a:lnTo>
+                                <a:pt x="1432" y="0"/>
+                              </a:lnTo>
+                              <a:moveTo>
+                                <a:pt x="1434" y="0"/>
+                              </a:moveTo>
+                              <a:lnTo>
+                                <a:pt x="1970" y="0"/>
+                              </a:lnTo>
+                            </a:path>
+                          </a:pathLst>
+                        </a:custGeom>
+                        <a:noFill/>
+                        <a:ln w="7422">
+                          <a:solidFill>
+                            <a:srgbClr val="211E1E"/>
+                          </a:solidFill>
+                          <a:round/>
+                          <a:headEnd/>
+                          <a:tailEnd/>
+                        </a:ln>
+                        <a:extLst>
+                          <a:ext uri="{909E8E84-426E-40DD-AFC4-6F175D3DCCD1}">
+                            <a14:hiddenFill xmlns:a14="http://schemas.microsoft.com/office/drawing/2010/main">
+                              <a:solidFill>
+                                <a:srgbClr val="FFFFFF"/>
+                              </a:solidFill>
+                            </a14:hiddenFill>
+                          </a:ext>
+                        </a:extLst>
+                      </wps:spPr>
+                      <wps:bodyPr rot="0" vert="horz" wrap="square" lIns="91440" tIns="45720" rIns="91440" bIns="45720" anchor="t" anchorCtr="0" upright="1">
+                        <a:noAutofit/>
+                      </wps:bodyPr>
+                    </wps:wsp>
+                  </a:graphicData>
+                </a:graphic>
+                <wp14:sizeRelH relativeFrom="page">
+                  <wp14:pctWidth>0</wp14:pctWidth>
+                </wp14:sizeRelH>
+                <wp14:sizeRelV relativeFrom="page">
+                  <wp14:pctHeight>0</wp14:pctHeight>
+                </wp14:sizeRelV>
+              </wp:anchor>
             </w:drawing>
-          </ns1:Choice>
-          <ns1:Fallback>
+          </mc:Choice>
+          <mc:Fallback>
             <w:pict>
-              <ns12:shape ns2:anchorId="3C0716AE" id="docshape27" ns13:spid="_x0000_s1026" style="position:absolute;margin-left:256.35pt;margin-top:9.9pt;width:98.55pt;height:.1pt;z-index:15727104;visibility:visible;mso-wrap-style:square;mso-width-percent:0;mso-height-percent:0;mso-wrap-distance-left:9pt;mso-wrap-distance-top:0;mso-wrap-distance-right:9pt;mso-wrap-distance-bottom:0;mso-position-horizontal:absolute;mso-position-horizontal-relative:page;mso-position-vertical:absolute;mso-position-vertical-relative:text;mso-width-percent:0;mso-height-percent:0;mso-width-relative:page;mso-height-relative:page;v-text-anchor:top" coordsize="1971,1270" ns13:gfxdata="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" path="m,l177,t3,l446,t2,l714,t3,l983,t3,l1163,t3,l1432,t2,l1970,e" filled="f" strokecolor="#211e1e" strokeweight=".20617mm">
-                <ns12:path arrowok="t" ns13:connecttype="custom" ns13:connectlocs="0,0;112395,0;114300,0;283210,0;284480,0;453390,0;455295,0;624205,0;626110,0;738505,0;740410,0;909320,0;910590,0;1250950,0" ns13:connectangles="0,0,0,0,0,0,0,0,0,0,0,0,0,0"/>
-                <ns14:wrap anchorx="page"/>
-              </ns12:shape>
+              <v:shape w14:anchorId="3C0716AE" id="docshape27" o:spid="_x0000_s1026" style="position:absolute;margin-left:256.35pt;margin-top:9.9pt;width:98.55pt;height:.1pt;z-index:15727104;visibility:visible;mso-wrap-style:square;mso-width-percent:0;mso-height-percent:0;mso-wrap-distance-left:9pt;mso-wrap-distance-top:0;mso-wrap-distance-right:9pt;mso-wrap-distance-bottom:0;mso-position-horizontal:absolute;mso-position-horizontal-relative:page;mso-position-vertical:absolute;mso-position-vertical-relative:text;mso-width-percent:0;mso-height-percent:0;mso-width-relative:page;mso-height-relative:page;v-text-anchor:top" coordsize="1971,1270" o:gfxdata="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" path="m,l177,t3,l446,t2,l714,t3,l983,t3,l1163,t3,l1432,t2,l1970,e" filled="f" strokecolor="#211e1e" strokeweight=".20617mm">
+                <v:path arrowok="t" o:connecttype="custom" o:connectlocs="0,0;112395,0;114300,0;283210,0;284480,0;453390,0;455295,0;624205,0;626110,0;738505,0;740410,0;909320,0;910590,0;1250950,0" o:connectangles="0,0,0,0,0,0,0,0,0,0,0,0,0,0"/>
+                <w10:wrap anchorx="page"/>
+              </v:shape>
             </w:pict>
-          </ns1:Fallback>
-        </ns1:AlternateContent>
+          </mc:Fallback>
+        </mc:AlternateContent>
       </w:r>
       <w:r>
         <w:rPr>
@@ -9541,7 +9541,7 @@
       </w:r>
       <w:proofErr w:type="gramEnd"/>
     </w:p>
-    <w:p ns2:paraId="23958C32" ns2:textId="77777777">
+    <w:p>
       <w:pPr>
         <w:pStyle w:val="BodyText"/>
         <w:spacing w:before="2"/>
@@ -9551,7 +9551,7 @@
         </w:rPr>
       </w:pPr>
     </w:p>
-    <w:p ns2:paraId="3B30161B" ns2:textId="77777777">
+    <w:p>
       <w:pPr>
         <w:pStyle w:val="BodyText"/>
         <w:ind w:left="4800" w:right="275"/>
@@ -9583,80 +9583,80 @@
           <w:sz w:val="15"/>
           <w:szCs w:val="15"/>
         </w:rPr>
-        <ns1:AlternateContent>
-          <ns1:Choice Requires="wps">
+        <mc:AlternateContent>
+          <mc:Choice Requires="wps">
             <w:drawing>
-              <ns3:anchor distT="0" distB="0" distL="114300" distR="114300" simplePos="0" relativeHeight="15729152" behindDoc="0" locked="0" layoutInCell="1" allowOverlap="1" ns4:anchorId="70ED4040" ns4:editId="58C6D0A2">
-                <ns3:simplePos x="0" y="0"/>
-                <ns3:positionH relativeFrom="page">
-                  <ns3:posOffset>2830830</ns3:posOffset>
-                </ns3:positionH>
-                <ns3:positionV relativeFrom="paragraph">
-                  <ns3:posOffset>23495</ns3:posOffset>
-                </ns3:positionV>
-                <ns3:extent cx="257810" cy="205105"/>
-                <ns3:effectExtent l="0" t="0" r="0" b="0"/>
-                <ns3:wrapNone/>
-                <ns3:docPr id="2" name="docshape28"/>
-                <ns3:cNvGraphicFramePr>
-                  <ns5:graphicFrameLocks/>
-                </ns3:cNvGraphicFramePr>
-                <ns5:graphic>
-                  <ns5:graphicData uri="http://schemas.microsoft.com/office/word/2010/wordprocessingShape">
-                    <ns11:wsp>
-                      <ns11:cNvSpPr>
-                        <ns5:spLocks noChangeArrowheads="1"/>
-                      </ns11:cNvSpPr>
-                      <ns11:spPr bwMode="auto">
-                        <ns5:xfrm>
-                          <ns5:off x="0" y="0"/>
-                          <ns5:ext cx="257810" cy="205105"/>
-                        </ns5:xfrm>
-                        <ns5:prstGeom prst="rect">
-                          <ns5:avLst/>
-                        </ns5:prstGeom>
-                        <ns5:noFill/>
-                        <ns5:ln w="19050">
-                          <ns5:solidFill>
-                            <ns5:srgbClr val="000000"/>
-                          </ns5:solidFill>
-                          <ns5:miter lim="800000"/>
-                          <ns5:headEnd/>
-                          <ns5:tailEnd/>
-                        </ns5:ln>
-                        <ns5:extLst>
-                          <ns5:ext uri="{909E8E84-426E-40DD-AFC4-6F175D3DCCD1}">
-                            <ns9:hiddenFill>
-                              <ns5:solidFill>
-                                <ns5:srgbClr val="FFFFFF"/>
-                              </ns5:solidFill>
-                            </ns9:hiddenFill>
-                          </ns5:ext>
-                        </ns5:extLst>
-                      </ns11:spPr>
-                      <ns11:bodyPr rot="0" vert="horz" wrap="square" lIns="91440" tIns="45720" rIns="91440" bIns="45720" anchor="t" anchorCtr="0" upright="1">
-                        <ns5:noAutofit/>
-                      </ns11:bodyPr>
-                    </ns11:wsp>
-                  </ns5:graphicData>
-                </ns5:graphic>
-                <ns4:sizeRelH relativeFrom="page">
-                  <ns4:pctWidth>0</ns4:pctWidth>
-                </ns4:sizeRelH>
-                <ns4:sizeRelV relativeFrom="page">
-                  <ns4:pctHeight>0</ns4:pctHeight>
-                </ns4:sizeRelV>
-              </ns3:anchor>
+              <wp:anchor distT="0" distB="0" distL="114300" distR="114300" simplePos="0" relativeHeight="15729152" behindDoc="0" locked="0" layoutInCell="1" allowOverlap="1" wp14:anchorId="70ED4040" wp14:editId="58C6D0A2">
+                <wp:simplePos x="0" y="0"/>
+                <wp:positionH relativeFrom="page">
+                  <wp:posOffset>2830830</wp:posOffset>
+                </wp:positionH>
+                <wp:positionV relativeFrom="paragraph">
+                  <wp:posOffset>23495</wp:posOffset>
+                </wp:positionV>
+                <wp:extent cx="257810" cy="205105"/>
+                <wp:effectExtent l="0" t="0" r="0" b="0"/>
+                <wp:wrapNone/>
+                <wp:docPr id="2" name="docshape28"/>
+                <wp:cNvGraphicFramePr>
+                  <a:graphicFrameLocks xmlns:a="http://schemas.openxmlformats.org/drawingml/2006/main"/>
+                </wp:cNvGraphicFramePr>
+                <a:graphic xmlns:a="http://schemas.openxmlformats.org/drawingml/2006/main">
+                  <a:graphicData uri="http://schemas.microsoft.com/office/word/2010/wordprocessingShape">
+                    <wps:wsp>
+                      <wps:cNvSpPr>
+                        <a:spLocks noChangeArrowheads="1"/>
+                      </wps:cNvSpPr>
+                      <wps:spPr bwMode="auto">
+                        <a:xfrm>
+                          <a:off x="0" y="0"/>
+                          <a:ext cx="257810" cy="205105"/>
+                        </a:xfrm>
+                        <a:prstGeom prst="rect">
+                          <a:avLst/>
+                        </a:prstGeom>
+                        <a:noFill/>
+                        <a:ln w="19050">
+                          <a:solidFill>
+                            <a:srgbClr val="000000"/>
+                          </a:solidFill>
+                          <a:miter lim="800000"/>
+                          <a:headEnd/>
+                          <a:tailEnd/>
+                        </a:ln>
+                        <a:extLst>
+                          <a:ext uri="{909E8E84-426E-40DD-AFC4-6F175D3DCCD1}">
+                            <a14:hiddenFill xmlns:a14="http://schemas.microsoft.com/office/drawing/2010/main">
+                              <a:solidFill>
+                                <a:srgbClr val="FFFFFF"/>
+                              </a:solidFill>
+                            </a14:hiddenFill>
+                          </a:ext>
+                        </a:extLst>
+                      </wps:spPr>
+                      <wps:bodyPr rot="0" vert="horz" wrap="square" lIns="91440" tIns="45720" rIns="91440" bIns="45720" anchor="t" anchorCtr="0" upright="1">
+                        <a:noAutofit/>
+                      </wps:bodyPr>
+                    </wps:wsp>
+                  </a:graphicData>
+                </a:graphic>
+                <wp14:sizeRelH relativeFrom="page">
+                  <wp14:pctWidth>0</wp14:pctWidth>
+                </wp14:sizeRelH>
+                <wp14:sizeRelV relativeFrom="page">
+                  <wp14:pctHeight>0</wp14:pctHeight>
+                </wp14:sizeRelV>
+              </wp:anchor>
             </w:drawing>
-          </ns1:Choice>
-          <ns1:Fallback>
+          </mc:Choice>
+          <mc:Fallback>
             <w:pict>
-              <ns12:rect ns2:anchorId="0D32E2AC" id="docshape28" ns13:spid="_x0000_s1026" style="position:absolute;margin-left:222.9pt;margin-top:1.85pt;width:20.3pt;height:16.15pt;z-index:15729152;visibility:visible;mso-wrap-style:square;mso-width-percent:0;mso-height-percent:0;mso-wrap-distance-left:9pt;mso-wrap-distance-top:0;mso-wrap-distance-right:9pt;mso-wrap-distance-bottom:0;mso-position-horizontal:absolute;mso-position-horizontal-relative:page;mso-position-vertical:absolute;mso-position-vertical-relative:text;mso-width-percent:0;mso-height-percent:0;mso-width-relative:page;mso-height-relative:page;v-text-anchor:top" ns13:gfxdata="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" filled="f" strokeweight="1.5pt">
-                <ns14:wrap anchorx="page"/>
-              </ns12:rect>
+              <v:rect w14:anchorId="0D32E2AC" id="docshape28" o:spid="_x0000_s1026" style="position:absolute;margin-left:222.9pt;margin-top:1.85pt;width:20.3pt;height:16.15pt;z-index:15729152;visibility:visible;mso-wrap-style:square;mso-width-percent:0;mso-height-percent:0;mso-wrap-distance-left:9pt;mso-wrap-distance-top:0;mso-wrap-distance-right:9pt;mso-wrap-distance-bottom:0;mso-position-horizontal:absolute;mso-position-horizontal-relative:page;mso-position-vertical:absolute;mso-position-vertical-relative:text;mso-width-percent:0;mso-height-percent:0;mso-width-relative:page;mso-height-relative:page;v-text-anchor:top" o:gfxdata="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" filled="f" strokeweight="1.5pt">
+                <w10:wrap anchorx="page"/>
+              </v:rect>
             </w:pict>
-          </ns1:Fallback>
-        </ns1:AlternateContent>
+          </mc:Fallback>
+        </mc:AlternateContent>
       </w:r>
       <w:r>
         <w:rPr>
@@ -9667,7 +9667,7 @@
         <w:t>.</w:t>
       </w:r>
     </w:p>
-    <w:p ns2:paraId="3ECCEFA3" ns2:textId="77777777">
+    <w:p>
       <w:pPr>
         <w:pStyle w:val="BodyText"/>
         <w:ind w:right="275"/>
@@ -9678,7 +9678,7 @@
         </w:rPr>
       </w:pPr>
     </w:p>
-    <w:p ns2:paraId="6BA106B7" ns2:textId="7036D798">
+    <w:p>
       <w:pPr>
         <w:pStyle w:val="Default"/>
         <w:ind w:left="3600"/>
@@ -9762,7 +9762,7 @@
         <w:t xml:space="preserve"> shall be responsible for any resulting change in fees, protection limits, or coverage terms.</w:t>
       </w:r>
     </w:p>
-    <w:p ns2:paraId="7ED8EFC8" ns2:textId="77777777">
+    <w:p>
       <w:pPr>
         <w:pStyle w:val="Default"/>
         <w:ind w:left="3600"/>
@@ -9773,7 +9773,7 @@
         </w:rPr>
       </w:pPr>
     </w:p>
-    <w:p ns2:paraId="6EA28C6E" ns2:textId="77777777">
+    <w:p>
       <w:pPr>
         <w:ind w:right="252"/>
         <w:rPr>
@@ -9782,7 +9782,7 @@
         </w:rPr>
       </w:pPr>
     </w:p>
-    <w:p ns2:paraId="41023C2B" ns2:textId="74C96E8A">
+    <w:p>
       <w:pPr>
         <w:ind w:left="10080" w:right="252"/>
         <w:rPr>
